--- a/Nhom10_REPORT_ApplicationDevelopment.docx
+++ b/Nhom10_REPORT_ApplicationDevelopment.docx
@@ -127,7 +127,7 @@
           </mc:Choice>
           <mc:Fallback>
             <w:pict>
-              <v:shapetype w14:anchorId="1D887E55" id="_x0000_t32" coordsize="21600,21600" o:spt="32" o:oned="t" path="m,l21600,21600e" filled="f">
+              <v:shapetype w14:anchorId="4D114D33" id="_x0000_t32" coordsize="21600,21600" o:spt="32" o:oned="t" path="m,l21600,21600e" filled="f">
                 <v:path arrowok="t" fillok="f" o:connecttype="none"/>
                 <o:lock v:ext="edit" shapetype="t"/>
               </v:shapetype>
@@ -735,7 +735,7 @@
         <w:rPr>
           <w:szCs w:val="26"/>
         </w:rPr>
-        <w:t>5</w:t>
+        <w:t>1</w:t>
       </w:r>
       <w:r>
         <w:rPr>
@@ -7119,14 +7119,7 @@
           <w:b/>
           <w:bCs/>
         </w:rPr>
-        <w:t>Quy trình nhập kho hàng hóa</w:t>
-      </w:r>
-      <w:r>
-        <w:rPr>
-          <w:b/>
-          <w:bCs/>
-        </w:rPr>
-        <w:t>:</w:t>
+        <w:t>Quy trình nhập kho hàng hóa:</w:t>
       </w:r>
     </w:p>
     <w:p>
@@ -7175,10 +7168,7 @@
         <w:t xml:space="preserve">Bước 2: </w:t>
       </w:r>
       <w:r>
-        <w:t>Chủ cửa hàng đăng nhập vào hệ thống, mở chức năng Quản lý tồn kho và tạo Phiếu nhập kho</w:t>
-      </w:r>
-      <w:r>
-        <w:t>.</w:t>
+        <w:t>Chủ cửa hàng đăng nhập vào hệ thống, mở chức năng Quản lý tồn kho và tạo Phiếu nhập kho.</w:t>
       </w:r>
     </w:p>
     <w:p>
@@ -7201,10 +7191,7 @@
         <w:t xml:space="preserve">Bước 3: </w:t>
       </w:r>
       <w:r>
-        <w:t>Khai báo thông tin sản phẩm (đối với hàng mới) hoặc chọn sản phẩm đã có, sau đó nhập số lượng và giá vốn</w:t>
-      </w:r>
-      <w:r>
-        <w:t>.</w:t>
+        <w:t>Khai báo thông tin sản phẩm (đối với hàng mới) hoặc chọn sản phẩm đã có, sau đó nhập số lượng và giá vốn.</w:t>
       </w:r>
     </w:p>
     <w:p>
@@ -7227,10 +7214,7 @@
         <w:t xml:space="preserve">Bước 4: </w:t>
       </w:r>
       <w:r>
-        <w:t>Chủ cửa hàng xác nhận lưu phiếu nhập. Hệ thống tự động cộng dồn số lượng mới vào số lượng tồn kho hiện tại</w:t>
-      </w:r>
-      <w:r>
-        <w:t>.</w:t>
+        <w:t>Chủ cửa hàng xác nhận lưu phiếu nhập. Hệ thống tự động cộng dồn số lượng mới vào số lượng tồn kho hiện tại.</w:t>
       </w:r>
     </w:p>
     <w:p>
@@ -7294,10 +7278,7 @@
         <w:t xml:space="preserve">Bước 1: </w:t>
       </w:r>
       <w:r>
-        <w:t>Cuối ngày hoặc cuối tháng, Chủ cửa hàng truy cập vào hệ thống phần Báo cáo &amp; Thống kê</w:t>
-      </w:r>
-      <w:r>
-        <w:t>.</w:t>
+        <w:t>Cuối ngày hoặc cuối tháng, Chủ cửa hàng truy cập vào hệ thống phần Báo cáo &amp; Thống kê.</w:t>
       </w:r>
     </w:p>
     <w:p>
@@ -7320,10 +7301,7 @@
         <w:t xml:space="preserve">Bước 2: </w:t>
       </w:r>
       <w:r>
-        <w:t>Chủ cửa hàng chọn tiêu chí thời gian (Từ ngày - Đến ngày) cần xem báo cáo</w:t>
-      </w:r>
-      <w:r>
-        <w:t>.</w:t>
+        <w:t>Chủ cửa hàng chọn tiêu chí thời gian (Từ ngày - Đến ngày) cần xem báo cáo.</w:t>
       </w:r>
     </w:p>
     <w:p>
@@ -7346,10 +7324,7 @@
         <w:t xml:space="preserve">Bước 3: </w:t>
       </w:r>
       <w:r>
-        <w:t>Hệ thống tự động tổng hợp dữ liệu từ các hóa đơn đã thanh toán để xuất ra biểu đồ doanh thu, số lượng khách hàng, số lượng thú cưng phục vụ và danh sách hàng hóa sắp hết tồn kho</w:t>
-      </w:r>
-      <w:r>
-        <w:t>.</w:t>
+        <w:t>Hệ thống tự động tổng hợp dữ liệu từ các hóa đơn đã thanh toán để xuất ra biểu đồ doanh thu, số lượng khách hàng, số lượng thú cưng phục vụ và danh sách hàng hóa sắp hết tồn kho.</w:t>
       </w:r>
     </w:p>
     <w:p>
@@ -9293,13 +9268,8 @@
         <w:pStyle w:val="Heading3"/>
       </w:pPr>
       <w:bookmarkStart w:id="25" w:name="_Toc238642604"/>
-      <w:proofErr w:type="gramStart"/>
-      <w:r>
-        <w:t>An</w:t>
-      </w:r>
-      <w:proofErr w:type="gramEnd"/>
-      <w:r>
-        <w:t xml:space="preserve"> toàn, Bảo mật &amp; Phân quyền</w:t>
+      <w:r>
+        <w:t>An toàn, Bảo mật &amp; Phân quyền</w:t>
       </w:r>
       <w:bookmarkEnd w:id="25"/>
     </w:p>
@@ -13871,16 +13841,8 @@
               <w:rPr>
                 <w:sz w:val="24"/>
               </w:rPr>
-              <w:t>Phát sinh day số theo quy luật</w:t>
+              <w:t>Phát sinh day số theo quy luật…..</w:t>
             </w:r>
-            <w:proofErr w:type="gramStart"/>
-            <w:r>
-              <w:rPr>
-                <w:sz w:val="24"/>
-              </w:rPr>
-              <w:t>…..</w:t>
-            </w:r>
-            <w:proofErr w:type="gramEnd"/>
           </w:p>
         </w:tc>
         <w:tc>
@@ -15107,7 +15069,7 @@
           <w:noProof/>
         </w:rPr>
         <w:drawing>
-          <wp:inline distT="0" distB="0" distL="0" distR="0" wp14:anchorId="7BB8721A" wp14:editId="28805676">
+          <wp:inline distT="0" distB="0" distL="0" distR="0" wp14:anchorId="7BB8721A" wp14:editId="18EBA629">
             <wp:extent cx="1639614" cy="589327"/>
             <wp:effectExtent l="0" t="0" r="0" b="0"/>
             <wp:docPr id="972141918" name="Picture 1"/>
@@ -15338,7 +15300,7 @@
           </mc:Choice>
           <mc:Fallback>
             <w:pict>
-              <v:rect w14:anchorId="0225DA10" id="Rectangle 10" o:spid="_x0000_s1026" style="position:absolute;margin-left:9.95pt;margin-top:157.05pt;width:47.5pt;height:19pt;z-index:251666432;visibility:visible;mso-wrap-style:square;mso-height-percent:0;mso-wrap-distance-left:9pt;mso-wrap-distance-top:0;mso-wrap-distance-right:9pt;mso-wrap-distance-bottom:0;mso-position-horizontal:absolute;mso-position-horizontal-relative:text;mso-position-vertical:absolute;mso-position-vertical-relative:text;mso-height-percent:0;mso-height-relative:margin;v-text-anchor:middle" o:gfxdata="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" fillcolor="#fabf8f [1945]" strokecolor="#243f60 [1604]" strokeweight="2pt"/>
+              <v:rect w14:anchorId="068890B6" id="Rectangle 10" o:spid="_x0000_s1026" style="position:absolute;margin-left:9.95pt;margin-top:157.05pt;width:47.5pt;height:19pt;z-index:251666432;visibility:visible;mso-wrap-style:square;mso-height-percent:0;mso-wrap-distance-left:9pt;mso-wrap-distance-top:0;mso-wrap-distance-right:9pt;mso-wrap-distance-bottom:0;mso-position-horizontal:absolute;mso-position-horizontal-relative:text;mso-position-vertical:absolute;mso-position-vertical-relative:text;mso-height-percent:0;mso-height-relative:margin;v-text-anchor:middle" o:gfxdata="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" fillcolor="#fabf8f [1945]" strokecolor="#243f60 [1604]" strokeweight="2pt"/>
             </w:pict>
           </mc:Fallback>
         </mc:AlternateContent>
@@ -15412,7 +15374,7 @@
           </mc:Choice>
           <mc:Fallback>
             <w:pict>
-              <v:rect w14:anchorId="72945576" id="Rectangle 11" o:spid="_x0000_s1026" style="position:absolute;margin-left:10.25pt;margin-top:180.3pt;width:47.5pt;height:19pt;z-index:251667456;visibility:visible;mso-wrap-style:square;mso-height-percent:0;mso-wrap-distance-left:9pt;mso-wrap-distance-top:0;mso-wrap-distance-right:9pt;mso-wrap-distance-bottom:0;mso-position-horizontal:absolute;mso-position-horizontal-relative:text;mso-position-vertical:absolute;mso-position-vertical-relative:text;mso-height-percent:0;mso-height-relative:margin;v-text-anchor:middle" o:gfxdata="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" fillcolor="#c00000" strokecolor="#243f60 [1604]" strokeweight="2pt"/>
+              <v:rect w14:anchorId="6E0FAF69" id="Rectangle 11" o:spid="_x0000_s1026" style="position:absolute;margin-left:10.25pt;margin-top:180.3pt;width:47.5pt;height:19pt;z-index:251667456;visibility:visible;mso-wrap-style:square;mso-height-percent:0;mso-wrap-distance-left:9pt;mso-wrap-distance-top:0;mso-wrap-distance-right:9pt;mso-wrap-distance-bottom:0;mso-position-horizontal:absolute;mso-position-horizontal-relative:text;mso-position-vertical:absolute;mso-position-vertical-relative:text;mso-height-percent:0;mso-height-relative:margin;v-text-anchor:middle" o:gfxdata="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" fillcolor="#c00000" strokecolor="#243f60 [1604]" strokeweight="2pt"/>
             </w:pict>
           </mc:Fallback>
         </mc:AlternateContent>
@@ -15488,7 +15450,7 @@
           </mc:Choice>
           <mc:Fallback>
             <w:pict>
-              <v:rect w14:anchorId="1C41422D" id="Rectangle 13" o:spid="_x0000_s1026" style="position:absolute;margin-left:10.3pt;margin-top:130.8pt;width:47.55pt;height:19pt;z-index:251668480;visibility:visible;mso-wrap-style:square;mso-height-percent:0;mso-wrap-distance-left:9pt;mso-wrap-distance-top:0;mso-wrap-distance-right:9pt;mso-wrap-distance-bottom:0;mso-position-horizontal:absolute;mso-position-horizontal-relative:text;mso-position-vertical:absolute;mso-position-vertical-relative:text;mso-height-percent:0;mso-height-relative:margin;v-text-anchor:middle" o:gfxdata="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" fillcolor="#365f91 [2404]" strokecolor="#243f60 [1604]" strokeweight="2pt"/>
+              <v:rect w14:anchorId="007E7E93" id="Rectangle 13" o:spid="_x0000_s1026" style="position:absolute;margin-left:10.3pt;margin-top:130.8pt;width:47.55pt;height:19pt;z-index:251668480;visibility:visible;mso-wrap-style:square;mso-height-percent:0;mso-wrap-distance-left:9pt;mso-wrap-distance-top:0;mso-wrap-distance-right:9pt;mso-wrap-distance-bottom:0;mso-position-horizontal:absolute;mso-position-horizontal-relative:text;mso-position-vertical:absolute;mso-position-vertical-relative:text;mso-height-percent:0;mso-height-relative:margin;v-text-anchor:middle" o:gfxdata="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" fillcolor="#365f91 [2404]" strokecolor="#243f60 [1604]" strokeweight="2pt"/>
             </w:pict>
           </mc:Fallback>
         </mc:AlternateContent>
@@ -15738,7 +15700,7 @@
           </mc:Choice>
           <mc:Fallback>
             <w:pict>
-              <v:rect w14:anchorId="0EFC26E0" id="Rectangle 14" o:spid="_x0000_s1026" style="position:absolute;margin-left:127.45pt;margin-top:90.65pt;width:189.9pt;height:73.9pt;z-index:251664384;visibility:visible;mso-wrap-style:square;mso-wrap-distance-left:9pt;mso-wrap-distance-top:0;mso-wrap-distance-right:9pt;mso-wrap-distance-bottom:0;mso-position-horizontal:absolute;mso-position-horizontal-relative:text;mso-position-vertical:absolute;mso-position-vertical-relative:text;v-text-anchor:middle" o:gfxdata="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" filled="f" strokecolor="#f79646 [3209]" strokeweight="3pt"/>
+              <v:rect w14:anchorId="4F7A047F" id="Rectangle 14" o:spid="_x0000_s1026" style="position:absolute;margin-left:127.45pt;margin-top:90.65pt;width:189.9pt;height:73.9pt;z-index:251664384;visibility:visible;mso-wrap-style:square;mso-wrap-distance-left:9pt;mso-wrap-distance-top:0;mso-wrap-distance-right:9pt;mso-wrap-distance-bottom:0;mso-position-horizontal:absolute;mso-position-horizontal-relative:text;mso-position-vertical:absolute;mso-position-vertical-relative:text;v-text-anchor:middle" o:gfxdata="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" filled="f" strokecolor="#f79646 [3209]" strokeweight="3pt"/>
             </w:pict>
           </mc:Fallback>
         </mc:AlternateContent>
@@ -16280,7 +16242,7 @@
           </mc:Choice>
           <mc:Fallback>
             <w:pict>
-              <v:shapetype w14:anchorId="522206BA" id="_x0000_t88" coordsize="21600,21600" o:spt="88" adj="1800,10800" path="m,qx10800@0l10800@2qy21600@11,10800@3l10800@1qy,21600e" filled="f">
+              <v:shapetype w14:anchorId="09F60E73" id="_x0000_t88" coordsize="21600,21600" o:spt="88" adj="1800,10800" path="m,qx10800@0l10800@2qy21600@11,10800@3l10800@1qy,21600e" filled="f">
                 <v:formulas>
                   <v:f eqn="val #0"/>
                   <v:f eqn="sum 21600 0 #0"/>
@@ -16492,17 +16454,8 @@
           <w:sz w:val="22"/>
           <w:szCs w:val="22"/>
         </w:rPr>
-        <w:t>: màn hình ………</w:t>
-      </w:r>
-      <w:proofErr w:type="gramStart"/>
-      <w:r>
-        <w:rPr>
-          <w:sz w:val="22"/>
-          <w:szCs w:val="22"/>
-        </w:rPr>
-        <w:t>…..</w:t>
-      </w:r>
-      <w:proofErr w:type="gramEnd"/>
+        <w:t>: màn hình …………..</w:t>
+      </w:r>
     </w:p>
     <w:p>
       <w:pPr>
@@ -16899,13 +16852,13 @@
           <w:numId w:val="0"/>
         </w:numPr>
       </w:pPr>
-      <w:bookmarkStart w:id="72" w:name="_Toc169424254"/>
-      <w:bookmarkStart w:id="73" w:name="_Toc238642639"/>
+      <w:bookmarkStart w:id="72" w:name="_Toc238642639"/>
+      <w:bookmarkStart w:id="73" w:name="_Toc169424254"/>
       <w:r>
         <w:lastRenderedPageBreak/>
         <w:t>CHƯƠNG 5: KHỞI NGHIỆP</w:t>
       </w:r>
-      <w:bookmarkEnd w:id="73"/>
+      <w:bookmarkEnd w:id="72"/>
     </w:p>
     <w:p>
       <w:pPr>
@@ -17024,8 +16977,8 @@
           <w:szCs w:val="28"/>
         </w:rPr>
       </w:pPr>
-      <w:bookmarkStart w:id="78" w:name="_Toc162955868"/>
-      <w:bookmarkStart w:id="79" w:name="_Toc238642642"/>
+      <w:bookmarkStart w:id="78" w:name="_Toc238642642"/>
+      <w:bookmarkStart w:id="79" w:name="_Toc162955868"/>
       <w:r>
         <w:t xml:space="preserve">Dự án của </w:t>
       </w:r>
@@ -17041,7 +16994,7 @@
         </w:rPr>
         <w:t>?</w:t>
       </w:r>
-      <w:bookmarkEnd w:id="79"/>
+      <w:bookmarkEnd w:id="78"/>
     </w:p>
     <w:p>
       <w:pPr>
@@ -17068,7 +17021,7 @@
         </w:rPr>
         <w:t xml:space="preserve"> những ý tưởng mà em cho là hay, sáng tạo</w:t>
       </w:r>
-      <w:bookmarkEnd w:id="78"/>
+      <w:bookmarkEnd w:id="79"/>
       <w:r>
         <w:rPr>
           <w:rFonts w:cs="Arial"/>
@@ -17117,7 +17070,7 @@
       <w:r>
         <w:t>TÀI LIỆU THAM KHẢO</w:t>
       </w:r>
-      <w:bookmarkEnd w:id="72"/>
+      <w:bookmarkEnd w:id="73"/>
       <w:bookmarkEnd w:id="80"/>
     </w:p>
     <w:p>
@@ -17148,13 +17101,8 @@
     </w:p>
     <w:p>
       <w:r>
-        <w:t xml:space="preserve">- Tài liệu không có tên tác giả: xếp thứ tự theo bảng chữ cái đối với từ đầu tiên của tên cơ quan đã ấn hành tài liệu, ví dụ: Viện Khoa học Việt nam xếp vào vần V, Trung tâm Chọn Giống Lúa vần </w:t>
-      </w:r>
-      <w:proofErr w:type="gramStart"/>
-      <w:r>
-        <w:t>T,..</w:t>
-      </w:r>
-      <w:proofErr w:type="gramEnd"/>
+        <w:t>- Tài liệu không có tên tác giả: xếp thứ tự theo bảng chữ cái đối với từ đầu tiên của tên cơ quan đã ấn hành tài liệu, ví dụ: Viện Khoa học Việt nam xếp vào vần V, Trung tâm Chọn Giống Lúa vần T,..</w:t>
+      </w:r>
     </w:p>
     <w:p>
       <w:r>
@@ -17163,15 +17111,7 @@
     </w:p>
     <w:p>
       <w:r>
-        <w:t xml:space="preserve">- </w:t>
-      </w:r>
-      <w:proofErr w:type="gramStart"/>
-      <w:r>
-        <w:t>tên các tác giả (có dấu phẩy ngăn cách giữa các tên tác giả</w:t>
-      </w:r>
-      <w:proofErr w:type="gramEnd"/>
-      <w:r>
-        <w:t>)</w:t>
+        <w:t>- tên các tác giả (có dấu phẩy ngăn cách giữa các tên tác giả)</w:t>
       </w:r>
     </w:p>
     <w:p>
@@ -17294,7 +17234,7 @@
           <w:noProof/>
         </w:rPr>
         <w:drawing>
-          <wp:inline distT="0" distB="0" distL="0" distR="0" wp14:anchorId="5CE39CCD" wp14:editId="3905A464">
+          <wp:inline distT="0" distB="0" distL="0" distR="0" wp14:anchorId="5CE39CCD" wp14:editId="4E18651B">
             <wp:extent cx="5580380" cy="3687445"/>
             <wp:effectExtent l="0" t="0" r="0" b="0"/>
             <wp:docPr id="2" name="Picture 2" descr="A close-up of a document&#10;&#10;Description automatically generated"/>
@@ -19755,6 +19695,7 @@
   <w:style w:type="character" w:default="1" w:styleId="DefaultParagraphFont">
     <w:name w:val="Default Paragraph Font"/>
     <w:uiPriority w:val="1"/>
+    <w:semiHidden/>
     <w:unhideWhenUsed/>
   </w:style>
   <w:style w:type="table" w:default="1" w:styleId="TableNormal">

--- a/Nhom10_REPORT_ApplicationDevelopment.docx
+++ b/Nhom10_REPORT_ApplicationDevelopment.docx
@@ -127,7 +127,7 @@
           </mc:Choice>
           <mc:Fallback>
             <w:pict>
-              <v:shapetype w14:anchorId="4D114D33" id="_x0000_t32" coordsize="21600,21600" o:spt="32" o:oned="t" path="m,l21600,21600e" filled="f">
+              <v:shapetype w14:anchorId="16145623" id="_x0000_t32" coordsize="21600,21600" o:spt="32" o:oned="t" path="m,l21600,21600e" filled="f">
                 <v:path arrowok="t" fillok="f" o:connecttype="none"/>
                 <o:lock v:ext="edit" shapetype="t"/>
               </v:shapetype>
@@ -6884,10 +6884,10 @@
           <w:b/>
           <w:bCs/>
         </w:rPr>
-        <w:t>Bước 2:</w:t>
-      </w:r>
-      <w:r>
-        <w:t xml:space="preserve"> Nhân viên bán hàng sử dụng hệ thống để tìm kiếm (hoặc quét mã) sản phẩm và kiểm tra số lượng tồn kho</w:t>
+        <w:t>Bước 3:</w:t>
+      </w:r>
+      <w:r>
+        <w:t xml:space="preserve"> Nhân viên bán hàng tạo hóa đơn mới, thêm các sản phẩm khách mua vào hóa đơn</w:t>
       </w:r>
       <w:r>
         <w:t>.</w:t>
@@ -6906,10 +6906,10 @@
           <w:b/>
           <w:bCs/>
         </w:rPr>
-        <w:t>Bước 3:</w:t>
-      </w:r>
-      <w:r>
-        <w:t xml:space="preserve"> Nhân viên bán hàng tạo hóa đơn mới, thêm các sản phẩm khách mua vào hóa đơn</w:t>
+        <w:t>Bước 4:</w:t>
+      </w:r>
+      <w:r>
+        <w:t xml:space="preserve"> Nếu khách hàng có sử dụng thêm dịch vụ chăm sóc, nhân viên tiến hành gộp chung chi phí dịch vụ vào hóa đơn này</w:t>
       </w:r>
       <w:r>
         <w:t>.</w:t>
@@ -6928,37 +6928,16 @@
           <w:b/>
           <w:bCs/>
         </w:rPr>
-        <w:t>Bước 4:</w:t>
-      </w:r>
-      <w:r>
-        <w:t xml:space="preserve"> Nếu khách hàng có sử dụng thêm dịch vụ chăm sóc, nhân viên tiến hành gộp chung chi phí dịch vụ vào hóa đơn này</w:t>
+        <w:t>Bước 5:</w:t>
+      </w:r>
+      <w:r>
+        <w:t xml:space="preserve"> Nhân viên bán hàng thu tiền, hệ thống ghi nhận thanh toán thành công, tiến hành in hóa đơn và tự động trừ số lượng sản phẩm trong kho</w:t>
       </w:r>
       <w:r>
         <w:t>.</w:t>
       </w:r>
     </w:p>
-    <w:p>
-      <w:pPr>
-        <w:pStyle w:val="ListParagraph"/>
-        <w:numPr>
-          <w:ilvl w:val="0"/>
-          <w:numId w:val="13"/>
-        </w:numPr>
-      </w:pPr>
-      <w:r>
-        <w:rPr>
-          <w:b/>
-          <w:bCs/>
-        </w:rPr>
-        <w:t>Bước 5:</w:t>
-      </w:r>
-      <w:r>
-        <w:t xml:space="preserve"> Nhân viên bán hàng thu tiền, hệ thống ghi nhận thanh toán thành công, tiến hành in hóa đơn và tự động trừ số lượng sản phẩm trong kho</w:t>
-      </w:r>
-      <w:r>
-        <w:t>.</w:t>
-      </w:r>
-    </w:p>
+    <w:p/>
     <w:p/>
     <w:p/>
     <w:p>
@@ -9267,11 +9246,9 @@
       <w:pPr>
         <w:pStyle w:val="Heading3"/>
       </w:pPr>
-      <w:bookmarkStart w:id="25" w:name="_Toc238642604"/>
-      <w:r>
-        <w:t>An toàn, Bảo mật &amp; Phân quyền</w:t>
-      </w:r>
-      <w:bookmarkEnd w:id="25"/>
+      <w:r>
+        <w:t>Hiệu Suất</w:t>
+      </w:r>
     </w:p>
     <w:p>
       <w:pPr>
@@ -9283,13 +9260,9 @@
       </w:pPr>
       <w:r>
         <w:rPr>
-          <w:b/>
-          <w:bCs/>
-        </w:rPr>
-        <w:t>Kiểm soát giao diện theo vai trò:</w:t>
-      </w:r>
-      <w:r>
-        <w:t xml:space="preserve"> Giao diện ứng dụng phải tự động thay đổi (ẩn/hiện các menu, nút bấm) tương ứng với tài khoản đăng nhập. Ví dụ: Nhân viên chăm sóc không thể nhìn thấy chức năng Lập và in hóa đơn của Nhân viên bán hàng; Nhân viên bán hàng không có quyền truy cập module Báo cáo doanh thu của Chủ cửa hàng</w:t>
+          <w:szCs w:val="26"/>
+        </w:rPr>
+        <w:t>Thời gian phản hồi của các chức năng đăng nhập, tìm kiếm, tra cứu khách hàng, thú cưng, sản phẩm, dịch vụ, lịch hẹn và hóa đơn không vượt quá 2 giây trong điều kiện hệ thống hoạt động bình thường</w:t>
       </w:r>
       <w:r>
         <w:t>.</w:t>
@@ -9305,13 +9278,9 @@
       </w:pPr>
       <w:r>
         <w:rPr>
-          <w:b/>
-          <w:bCs/>
-        </w:rPr>
-        <w:t>Quản lý phiên làm việc:</w:t>
-      </w:r>
-      <w:r>
-        <w:t xml:space="preserve"> Để tránh rủi ro khi nhân viên rời khỏi quầy, hệ thống tự động khóa màn hình hoặc đăng xuất tài khoản sau 10 phút không có thao tác chuột hoặc bàn phím</w:t>
+          <w:szCs w:val="26"/>
+        </w:rPr>
+        <w:t>Thời gian mở các màn hình chức năng chính không vượt quá 3 giây kể từ khi người dùng thực hiện thao tác truy cập</w:t>
       </w:r>
       <w:r>
         <w:t>.</w:t>
@@ -9327,16 +9296,20 @@
       </w:pPr>
       <w:r>
         <w:rPr>
-          <w:b/>
-          <w:bCs/>
-        </w:rPr>
-        <w:t>Lưu vết hệ thống (System Logging):</w:t>
-      </w:r>
-      <w:r>
-        <w:t xml:space="preserve"> Mọi thao tác làm thay đổi dữ liệu quan trọng (như Chủ cửa hàng xóa sản phẩm, Nhân viên bán hàng hủy hóa đơn, Nhân viên chăm sóc đổi trạng thái lịch hẹn) đều phải được hệ thống ghi log ẩn dưới cơ sở dữ liệu, lưu rõ thông tin tài khoản thực hiện và thời gian</w:t>
+          <w:szCs w:val="26"/>
+        </w:rPr>
+        <w:t>Khi lập hóa đơn, hệ thống phải hoàn thành việc lưu hóa đơn và cập nhật tồn kho trong cùng một giao dịch cơ sở dữ liệu, với thời gian xử lý không vượt quá 3 giây trong điều kiện dữ liệu hợp lệ</w:t>
       </w:r>
       <w:r>
         <w:t>.</w:t>
+      </w:r>
+    </w:p>
+    <w:p>
+      <w:pPr>
+        <w:pStyle w:val="Heading3"/>
+      </w:pPr>
+      <w:r>
+        <w:t>Tính tương thích</w:t>
       </w:r>
     </w:p>
     <w:p>
@@ -9349,28 +9322,13 @@
       </w:pPr>
       <w:r>
         <w:rPr>
-          <w:b/>
-          <w:bCs/>
-        </w:rPr>
-        <w:lastRenderedPageBreak/>
-        <w:t>Mã hóa dữ liệu xác thực:</w:t>
-      </w:r>
-      <w:r>
-        <w:t xml:space="preserve"> Mật khẩu của cả 3 nhóm người dùng phải được mã hóa một chiều (Sử dụng SHA-256 hoặc BCrypt) trước khi lưu vào cơ sở dữ liệu</w:t>
+          <w:szCs w:val="26"/>
+        </w:rPr>
+        <w:t>Hệ thống phải hoạt động ổn định trên máy tính sử dụng Windows 10 và Windows 11</w:t>
       </w:r>
       <w:r>
         <w:t>.</w:t>
       </w:r>
-    </w:p>
-    <w:p>
-      <w:pPr>
-        <w:pStyle w:val="Heading3"/>
-      </w:pPr>
-      <w:bookmarkStart w:id="26" w:name="_Toc238642605"/>
-      <w:r>
-        <w:t>Hiệu năng &amp; Thời gian phản hồi</w:t>
-      </w:r>
-      <w:bookmarkEnd w:id="26"/>
     </w:p>
     <w:p>
       <w:pPr>
@@ -9382,13 +9340,9 @@
       </w:pPr>
       <w:r>
         <w:rPr>
-          <w:b/>
-          <w:bCs/>
-        </w:rPr>
-        <w:t>Tốc độ tra cứu:</w:t>
-      </w:r>
-      <w:r>
-        <w:t xml:space="preserve"> Các thao tác tra cứu tần suất cao tại quầy (Nhân viên bán hàng tìm sản phẩm, quét mã vạch, Nhân viên chăm sóc tìm hồ sơ thú cưng) phải trả về kết quả trong thời gian tối đa 2 giây</w:t>
+          <w:szCs w:val="26"/>
+        </w:rPr>
+        <w:t>Hệ thống phải tương thích với Java Runtime Environment (JRE) phiên bản được nhóm quy định trong quá trình triển khai</w:t>
       </w:r>
       <w:r>
         <w:t>.</w:t>
@@ -9404,15 +9358,15 @@
       </w:pPr>
       <w:r>
         <w:rPr>
-          <w:b/>
-          <w:bCs/>
-        </w:rPr>
-        <w:t>Xử lý đồng thời (Concurrency):</w:t>
-      </w:r>
-      <w:r>
-        <w:t xml:space="preserve"> Hệ thống phải đảm bảo hoạt động ổn định, không bị xung đột dữ liệu khi nhiều nhân viên cùng thao tác vào một thời điểm (Ví dụ: Nhân viên bán hàng A đang lập đơn và Nhân viên bán hàng B đang thanh toán một đơn khác)</w:t>
-      </w:r>
-      <w:r>
+          <w:szCs w:val="26"/>
+        </w:rPr>
+        <w:lastRenderedPageBreak/>
+        <w:t>Hệ thống phải kết nối và thực hiện được các thao tác thêm, sửa, xóa, tìm kiếm và truy vấn dữ liệu trên SQL Server theo phiên bản được nhóm sử dụng</w:t>
+      </w:r>
+      <w:r>
+        <w:rPr>
+          <w:szCs w:val="26"/>
+        </w:rPr>
         <w:t>.</w:t>
       </w:r>
     </w:p>
@@ -9420,11 +9374,9 @@
       <w:pPr>
         <w:pStyle w:val="Heading3"/>
       </w:pPr>
-      <w:bookmarkStart w:id="27" w:name="_Toc238642606"/>
-      <w:r>
-        <w:t>Giao diện &amp; Khả năng sử dụng</w:t>
-      </w:r>
-      <w:bookmarkEnd w:id="27"/>
+      <w:r>
+        <w:t>Tính tin cậy</w:t>
+      </w:r>
     </w:p>
     <w:p>
       <w:pPr>
@@ -9440,34 +9392,16 @@
       </w:pPr>
       <w:r>
         <w:rPr>
+          <w:szCs w:val="26"/>
+        </w:rPr>
+        <w:t>Tỷ lệ giao dịch lập hóa đơn thành công phải đạt tối thiểu 99% trong điều kiện dữ liệu đầu vào hợp lệ và cơ sở dữ liệu hoạt động bình thường</w:t>
+      </w:r>
+      <w:r>
+        <w:rPr>
           <w:b/>
           <w:bCs/>
         </w:rPr>
-        <w:t>Tối ưu luồng thao tác:</w:t>
-      </w:r>
-    </w:p>
-    <w:p>
-      <w:pPr>
-        <w:pStyle w:val="ListParagraph"/>
-        <w:numPr>
-          <w:ilvl w:val="0"/>
-          <w:numId w:val="16"/>
-        </w:numPr>
-      </w:pPr>
-      <w:r>
-        <w:t>Đối với Nhân viên bán hàng: Hỗ trợ tối đa các phím tắt bàn phím (ví dụ: F2 để tạo đơn mới, F9 để thanh toán, Enter để tìm kiếm) giúp thao tác nhanh khi đông khách.</w:t>
-      </w:r>
-    </w:p>
-    <w:p>
-      <w:pPr>
-        <w:pStyle w:val="ListParagraph"/>
-        <w:numPr>
-          <w:ilvl w:val="0"/>
-          <w:numId w:val="16"/>
-        </w:numPr>
-      </w:pPr>
-      <w:r>
-        <w:t>Đối với Nhân viên chăm sóc: Cung cấp giao diện trực quan, dễ nhìn để theo dõi và cập nhật trạng thái lịch hẹn nhanh chóng.</w:t>
+        <w:t>.</w:t>
       </w:r>
     </w:p>
     <w:p>
@@ -9480,13 +9414,9 @@
       </w:pPr>
       <w:r>
         <w:rPr>
-          <w:b/>
-          <w:bCs/>
-        </w:rPr>
-        <w:t>Tính thống nhất:</w:t>
-      </w:r>
-      <w:r>
-        <w:t xml:space="preserve"> Ứng dụng phải duy trì sự đồng nhất về màu sắc, phông chữ, kích thước nút bấm và vị trí thanh điều hướng trên toàn bộ các màn hình của hệ thống</w:t>
+          <w:szCs w:val="26"/>
+        </w:rPr>
+        <w:t>Khi xảy ra lỗi trong quá trình lập hóa đơn hoặc cập nhật tồn kho, hệ thống phải hoàn tác toàn bộ giao dịch, không để xảy ra trường hợp hóa đơn đã được lưu nhưng tồn kho chưa được cập nhật</w:t>
       </w:r>
       <w:r>
         <w:t>.</w:t>
@@ -9502,27 +9432,13 @@
       </w:pPr>
       <w:r>
         <w:rPr>
-          <w:b/>
-          <w:bCs/>
-        </w:rPr>
-        <w:t>Xử lý lỗi thân thiện:</w:t>
-      </w:r>
-      <w:r>
-        <w:t xml:space="preserve"> Khi có lỗi ngoại lệ (nhập sai định dạng, mất kết nối cơ sở dữ liệu), hệ thống phải hiển thị thông báo bằng tiếng Việt có dấu, mô tả rõ nguyên nhân thay vì hiển thị mã lỗi kỹ thuật</w:t>
+          <w:szCs w:val="26"/>
+        </w:rPr>
+        <w:t>Hệ thống phải kiểm tra dữ liệu trước khi lưu và không cho phép lưu các trường bắt buộc bị bỏ trống hoặc dữ liệu sai định dạng</w:t>
       </w:r>
       <w:r>
         <w:t>.</w:t>
       </w:r>
-    </w:p>
-    <w:p>
-      <w:pPr>
-        <w:pStyle w:val="Heading3"/>
-      </w:pPr>
-      <w:bookmarkStart w:id="28" w:name="_Toc238642607"/>
-      <w:r>
-        <w:t>Ràng buộc Kỹ thuật &amp; Thiết bị ngoại vi</w:t>
-      </w:r>
-      <w:bookmarkEnd w:id="28"/>
     </w:p>
     <w:p>
       <w:pPr>
@@ -9534,13 +9450,23 @@
       </w:pPr>
       <w:r>
         <w:rPr>
-          <w:b/>
-          <w:bCs/>
-        </w:rPr>
-        <w:t>Tích hợp thiết bị:</w:t>
-      </w:r>
-      <w:r>
-        <w:t xml:space="preserve"> Module của Nhân viên bán hàng phải tương thích và nhận diện được dữ liệu từ máy quét mã vạch, đồng thời có khả năng xuất lệnh in trực tiếp tới máy in hóa đơn nhiệt qua cổng USB/LAN.</w:t>
+          <w:szCs w:val="26"/>
+        </w:rPr>
+        <w:t>Số lượng tồn kho không được phép nhỏ hơn 0; số lượng sản phẩm trong hóa đơn phải là số nguyên lớn hơn 0</w:t>
+      </w:r>
+      <w:r>
+        <w:rPr>
+          <w:szCs w:val="26"/>
+        </w:rPr>
+        <w:t>.</w:t>
+      </w:r>
+    </w:p>
+    <w:p>
+      <w:pPr>
+        <w:pStyle w:val="Heading3"/>
+      </w:pPr>
+      <w:r>
+        <w:t>An toàn thông tin</w:t>
       </w:r>
     </w:p>
     <w:p>
@@ -9553,17 +9479,12 @@
       </w:pPr>
       <w:r>
         <w:rPr>
-          <w:b/>
-          <w:bCs/>
-        </w:rPr>
-        <w:t>Tính toàn vẹn giao dịch (Transaction Integrity):</w:t>
-      </w:r>
-      <w:r>
-        <w:t xml:space="preserve"> Mọi giao dịch thanh toán phải đảm bảo tính toàn vẹn. Nếu quá trình lưu hóa đơn thành công nhưng việc trừ số lượng tồn kho bị lỗi giữa chừng, hệ thống phải tự động </w:t>
-      </w:r>
-      <w:r>
-        <w:lastRenderedPageBreak/>
-        <w:t>hoàn tác (Rollback) toàn bộ giao dịch để đảm bảo dữ liệu không bị sai lệch.</w:t>
+          <w:szCs w:val="26"/>
+        </w:rPr>
+        <w:t>Người dùng phải đăng nhập trước khi truy cập các chức năng của hệ thống</w:t>
+      </w:r>
+      <w:r>
+        <w:t>.</w:t>
       </w:r>
     </w:p>
     <w:p>
@@ -9576,13 +9497,45 @@
       </w:pPr>
       <w:r>
         <w:rPr>
-          <w:b/>
-          <w:bCs/>
-        </w:rPr>
-        <w:t>Nền tảng triển khai:</w:t>
-      </w:r>
-      <w:r>
-        <w:t xml:space="preserve"> Ứng dụng được xây dựng theo kiến trúc Web-based. Backend sử dụng ngôn ngữ Java (ứng dụng Stream API để xử lý luồng dữ liệu), Frontend sử dụng HTML, CSS (Bootstrap) và JavaScript (jQuery). Hệ thống kết nối với cơ sở dữ liệu MongoDB (có khả năng mở rộng thông qua Sharding và Replication). Tệp cấu hình kết nối CSDL phải được tách riêng khỏi mã nguồn chính.</w:t>
+          <w:szCs w:val="26"/>
+        </w:rPr>
+        <w:t>Người dùng chỉ được thực hiện các chức năng được phân quyền; các chức năng không có quyền phải bị từ chối truy cập</w:t>
+      </w:r>
+      <w:r>
+        <w:t>.</w:t>
+      </w:r>
+    </w:p>
+    <w:p>
+      <w:pPr>
+        <w:pStyle w:val="ListParagraph"/>
+        <w:numPr>
+          <w:ilvl w:val="0"/>
+          <w:numId w:val="10"/>
+        </w:numPr>
+      </w:pPr>
+      <w:r>
+        <w:rPr>
+          <w:szCs w:val="26"/>
+        </w:rPr>
+        <w:t>Hệ thống phải tự động đăng xuất tài khoản sau 10 phút không có thao tác</w:t>
+      </w:r>
+      <w:r>
+        <w:t>.</w:t>
+      </w:r>
+    </w:p>
+    <w:p>
+      <w:pPr>
+        <w:pStyle w:val="ListParagraph"/>
+        <w:numPr>
+          <w:ilvl w:val="0"/>
+          <w:numId w:val="10"/>
+        </w:numPr>
+      </w:pPr>
+      <w:r>
+        <w:rPr>
+          <w:szCs w:val="26"/>
+        </w:rPr>
+        <w:t>Các thao tác thêm, sửa, xóa dữ liệu quan trọng phải được ghi nhận tài khoản thực hiện và thời gian thực hiện</w:t>
       </w:r>
     </w:p>
     <w:p>
@@ -9598,11 +9551,11 @@
       <w:pPr>
         <w:pStyle w:val="Heading1"/>
       </w:pPr>
-      <w:bookmarkStart w:id="29" w:name="_Toc238642608"/>
+      <w:bookmarkStart w:id="25" w:name="_Toc238642608"/>
       <w:r>
         <w:t>CƠ SỞ LÝ THUYẾT</w:t>
       </w:r>
-      <w:bookmarkEnd w:id="29"/>
+      <w:bookmarkEnd w:id="25"/>
     </w:p>
     <w:p>
       <w:pPr>
@@ -9615,7 +9568,7 @@
           <w:color w:val="548DD4" w:themeColor="text2" w:themeTint="99"/>
         </w:rPr>
       </w:pPr>
-      <w:bookmarkStart w:id="30" w:name="_Toc169424247"/>
+      <w:bookmarkStart w:id="26" w:name="_Toc169424247"/>
       <w:bookmarkEnd w:id="1"/>
       <w:r>
         <w:rPr>
@@ -9647,11 +9600,11 @@
       <w:pPr>
         <w:pStyle w:val="Heading2"/>
       </w:pPr>
-      <w:bookmarkStart w:id="31" w:name="_Toc238642609"/>
+      <w:bookmarkStart w:id="27" w:name="_Toc238642609"/>
       <w:r>
         <w:t>Tổng quan các công nghệ sử dụng</w:t>
       </w:r>
-      <w:bookmarkEnd w:id="31"/>
+      <w:bookmarkEnd w:id="27"/>
       <w:r>
         <w:t xml:space="preserve"> </w:t>
       </w:r>
@@ -9660,11 +9613,11 @@
       <w:pPr>
         <w:pStyle w:val="Heading2"/>
       </w:pPr>
-      <w:bookmarkStart w:id="32" w:name="_Toc238642610"/>
+      <w:bookmarkStart w:id="28" w:name="_Toc238642610"/>
       <w:r>
         <w:t>Cơ sở lý thuyết về các công nghệ chính</w:t>
       </w:r>
-      <w:bookmarkEnd w:id="32"/>
+      <w:bookmarkEnd w:id="28"/>
       <w:r>
         <w:t xml:space="preserve"> </w:t>
       </w:r>
@@ -9735,12 +9688,12 @@
           <w:color w:val="FF0000"/>
         </w:rPr>
       </w:pPr>
-      <w:bookmarkStart w:id="33" w:name="_Toc238642611"/>
+      <w:bookmarkStart w:id="29" w:name="_Toc238642611"/>
       <w:r>
         <w:lastRenderedPageBreak/>
         <w:t>PHÂN TÍCH</w:t>
       </w:r>
-      <w:bookmarkEnd w:id="33"/>
+      <w:bookmarkEnd w:id="29"/>
       <w:r>
         <w:t xml:space="preserve"> </w:t>
       </w:r>
@@ -9794,12 +9747,12 @@
           <w:numId w:val="3"/>
         </w:numPr>
       </w:pPr>
-      <w:bookmarkStart w:id="34" w:name="_Toc238642612"/>
+      <w:bookmarkStart w:id="30" w:name="_Toc238642612"/>
+      <w:bookmarkEnd w:id="26"/>
+      <w:r>
+        <w:t>Mô hình UseCase tổng quát:</w:t>
+      </w:r>
       <w:bookmarkEnd w:id="30"/>
-      <w:r>
-        <w:t>Mô hình UseCase tổng quát:</w:t>
-      </w:r>
-      <w:bookmarkEnd w:id="34"/>
     </w:p>
     <w:p>
       <w:pPr>
@@ -9825,11 +9778,11 @@
       <w:pPr>
         <w:pStyle w:val="Heading2"/>
       </w:pPr>
-      <w:bookmarkStart w:id="35" w:name="_Toc238642613"/>
+      <w:bookmarkStart w:id="31" w:name="_Toc238642613"/>
       <w:r>
         <w:t>Danh sách các tác nhân và mô tả:</w:t>
       </w:r>
-      <w:bookmarkEnd w:id="35"/>
+      <w:bookmarkEnd w:id="31"/>
     </w:p>
     <w:p>
       <w:pPr>
@@ -10073,11 +10026,11 @@
       <w:pPr>
         <w:pStyle w:val="Heading2"/>
       </w:pPr>
-      <w:bookmarkStart w:id="36" w:name="_Toc238642614"/>
+      <w:bookmarkStart w:id="32" w:name="_Toc238642614"/>
       <w:r>
         <w:t>Danh sách các UseCase:</w:t>
       </w:r>
-      <w:bookmarkEnd w:id="36"/>
+      <w:bookmarkEnd w:id="32"/>
     </w:p>
     <w:p>
       <w:pPr>
@@ -10534,13 +10487,13 @@
       <w:pPr>
         <w:pStyle w:val="Heading2"/>
       </w:pPr>
-      <w:bookmarkStart w:id="37" w:name="_Toc83627364"/>
-      <w:bookmarkStart w:id="38" w:name="_Toc238642615"/>
+      <w:bookmarkStart w:id="33" w:name="_Toc83627364"/>
+      <w:bookmarkStart w:id="34" w:name="_Toc238642615"/>
       <w:r>
         <w:t>ĐẶC TẢ CÁC YÊU CẦU CHỨC NĂNG (FUNCTIONAL)</w:t>
       </w:r>
-      <w:bookmarkEnd w:id="37"/>
-      <w:bookmarkEnd w:id="38"/>
+      <w:bookmarkEnd w:id="33"/>
+      <w:bookmarkEnd w:id="34"/>
     </w:p>
     <w:p>
       <w:pPr>
@@ -10564,31 +10517,31 @@
       <w:pPr>
         <w:pStyle w:val="Heading3"/>
       </w:pPr>
-      <w:bookmarkStart w:id="39" w:name="_Toc207611056"/>
-      <w:bookmarkStart w:id="40" w:name="_Toc83627365"/>
-      <w:bookmarkStart w:id="41" w:name="_Toc238642616"/>
+      <w:bookmarkStart w:id="35" w:name="_Toc207611056"/>
+      <w:bookmarkStart w:id="36" w:name="_Toc83627365"/>
+      <w:bookmarkStart w:id="37" w:name="_Toc238642616"/>
       <w:r>
         <w:lastRenderedPageBreak/>
         <w:t>UC001_Tên use case</w:t>
       </w:r>
+      <w:bookmarkEnd w:id="35"/>
+      <w:bookmarkEnd w:id="36"/>
+      <w:bookmarkEnd w:id="37"/>
+      <w:r>
+        <w:t xml:space="preserve"> </w:t>
+      </w:r>
+    </w:p>
+    <w:p>
+      <w:pPr>
+        <w:pStyle w:val="Heading4"/>
+      </w:pPr>
+      <w:bookmarkStart w:id="38" w:name="_Toc207611057"/>
+      <w:bookmarkStart w:id="39" w:name="_Toc83627366"/>
+      <w:r>
+        <w:t>Mô tả use case UC001</w:t>
+      </w:r>
+      <w:bookmarkEnd w:id="38"/>
       <w:bookmarkEnd w:id="39"/>
-      <w:bookmarkEnd w:id="40"/>
-      <w:bookmarkEnd w:id="41"/>
-      <w:r>
-        <w:t xml:space="preserve"> </w:t>
-      </w:r>
-    </w:p>
-    <w:p>
-      <w:pPr>
-        <w:pStyle w:val="Heading4"/>
-      </w:pPr>
-      <w:bookmarkStart w:id="42" w:name="_Toc207611057"/>
-      <w:bookmarkStart w:id="43" w:name="_Toc83627366"/>
-      <w:r>
-        <w:t>Mô tả use case UC001</w:t>
-      </w:r>
-      <w:bookmarkEnd w:id="42"/>
-      <w:bookmarkEnd w:id="43"/>
     </w:p>
     <w:tbl>
       <w:tblPr>
@@ -11136,7 +11089,7 @@
           <w:lang w:val="pt-BR"/>
         </w:rPr>
       </w:pPr>
-      <w:bookmarkStart w:id="44" w:name="_Toc207611059"/>
+      <w:bookmarkStart w:id="40" w:name="_Toc207611059"/>
       <w:r>
         <w:rPr>
           <w:i/>
@@ -11166,30 +11119,30 @@
       <w:pPr>
         <w:pStyle w:val="Heading3"/>
       </w:pPr>
-      <w:bookmarkStart w:id="45" w:name="_Toc83627368"/>
-      <w:bookmarkStart w:id="46" w:name="_Toc238642617"/>
+      <w:bookmarkStart w:id="41" w:name="_Toc83627368"/>
+      <w:bookmarkStart w:id="42" w:name="_Toc238642617"/>
       <w:r>
         <w:lastRenderedPageBreak/>
         <w:t>UC002_Tên use case</w:t>
       </w:r>
+      <w:bookmarkEnd w:id="40"/>
+      <w:bookmarkEnd w:id="41"/>
+      <w:bookmarkEnd w:id="42"/>
+      <w:r>
+        <w:t xml:space="preserve"> </w:t>
+      </w:r>
+    </w:p>
+    <w:p>
+      <w:pPr>
+        <w:pStyle w:val="Heading4"/>
+      </w:pPr>
+      <w:bookmarkStart w:id="43" w:name="_Toc207611060"/>
+      <w:bookmarkStart w:id="44" w:name="_Toc83627369"/>
+      <w:r>
+        <w:t>Mô tả use case UC002</w:t>
+      </w:r>
+      <w:bookmarkEnd w:id="43"/>
       <w:bookmarkEnd w:id="44"/>
-      <w:bookmarkEnd w:id="45"/>
-      <w:bookmarkEnd w:id="46"/>
-      <w:r>
-        <w:t xml:space="preserve"> </w:t>
-      </w:r>
-    </w:p>
-    <w:p>
-      <w:pPr>
-        <w:pStyle w:val="Heading4"/>
-      </w:pPr>
-      <w:bookmarkStart w:id="47" w:name="_Toc207611060"/>
-      <w:bookmarkStart w:id="48" w:name="_Toc83627369"/>
-      <w:r>
-        <w:t>Mô tả use case UC002</w:t>
-      </w:r>
-      <w:bookmarkEnd w:id="47"/>
-      <w:bookmarkEnd w:id="48"/>
     </w:p>
     <w:tbl>
       <w:tblPr>
@@ -11700,7 +11653,7 @@
       <w:pPr>
         <w:pStyle w:val="Heading3"/>
       </w:pPr>
-      <w:bookmarkStart w:id="49" w:name="_Toc238642618"/>
+      <w:bookmarkStart w:id="45" w:name="_Toc238642618"/>
       <w:r>
         <w:lastRenderedPageBreak/>
         <w:t>UC00</w:t>
@@ -11711,7 +11664,7 @@
       <w:r>
         <w:t>_Tên use case</w:t>
       </w:r>
-      <w:bookmarkEnd w:id="49"/>
+      <w:bookmarkEnd w:id="45"/>
       <w:r>
         <w:t xml:space="preserve"> </w:t>
       </w:r>
@@ -12241,25 +12194,25 @@
           <w:numId w:val="0"/>
         </w:numPr>
       </w:pPr>
-      <w:bookmarkStart w:id="50" w:name="_Toc238642619"/>
+      <w:bookmarkStart w:id="46" w:name="_Toc238642619"/>
       <w:r>
         <w:t>CHƯƠNG 3</w:t>
       </w:r>
       <w:r>
         <w:t>:</w:t>
       </w:r>
-      <w:bookmarkStart w:id="51" w:name="_Toc169424250"/>
+      <w:bookmarkStart w:id="47" w:name="_Toc169424250"/>
       <w:r>
         <w:t xml:space="preserve"> </w:t>
       </w:r>
       <w:r>
         <w:t xml:space="preserve">THIẾT KẾ VÀ </w:t>
       </w:r>
-      <w:bookmarkEnd w:id="51"/>
+      <w:bookmarkEnd w:id="47"/>
       <w:r>
         <w:t>HIỆN THỰC</w:t>
       </w:r>
-      <w:bookmarkEnd w:id="50"/>
+      <w:bookmarkEnd w:id="46"/>
     </w:p>
     <w:p>
       <w:pPr>
@@ -12286,36 +12239,36 @@
           <w:numId w:val="6"/>
         </w:numPr>
       </w:pPr>
-      <w:bookmarkStart w:id="52" w:name="_Toc238642620"/>
+      <w:bookmarkStart w:id="48" w:name="_Toc238642620"/>
       <w:r>
         <w:t>Thiết kế sơ đồ lớp</w:t>
       </w:r>
       <w:r>
         <w:t xml:space="preserve"> (Class Diagram)</w:t>
       </w:r>
-      <w:bookmarkEnd w:id="52"/>
+      <w:bookmarkEnd w:id="48"/>
     </w:p>
     <w:p/>
     <w:p>
       <w:pPr>
         <w:pStyle w:val="Heading3"/>
       </w:pPr>
-      <w:bookmarkStart w:id="53" w:name="_Toc238642621"/>
+      <w:bookmarkStart w:id="49" w:name="_Toc238642621"/>
       <w:r>
         <w:t>Class Driagram</w:t>
       </w:r>
-      <w:bookmarkEnd w:id="53"/>
+      <w:bookmarkEnd w:id="49"/>
     </w:p>
     <w:p/>
     <w:p>
       <w:pPr>
         <w:pStyle w:val="Heading3"/>
       </w:pPr>
-      <w:bookmarkStart w:id="54" w:name="_Toc238642622"/>
+      <w:bookmarkStart w:id="50" w:name="_Toc238642622"/>
       <w:r>
         <w:t>Đặt tả Class Diagram</w:t>
       </w:r>
-      <w:bookmarkEnd w:id="54"/>
+      <w:bookmarkEnd w:id="50"/>
     </w:p>
     <w:p>
       <w:pPr>
@@ -15032,17 +14985,17 @@
       <w:pPr>
         <w:pStyle w:val="Heading2"/>
       </w:pPr>
-      <w:bookmarkStart w:id="55" w:name="_Toc238642623"/>
+      <w:bookmarkStart w:id="51" w:name="_Toc238642623"/>
       <w:r>
         <w:t>Thiết kế Cơ Sở Dữ Liệu</w:t>
       </w:r>
-      <w:bookmarkEnd w:id="55"/>
+      <w:bookmarkEnd w:id="51"/>
     </w:p>
     <w:p>
       <w:pPr>
         <w:pStyle w:val="Heading3"/>
       </w:pPr>
-      <w:bookmarkStart w:id="56" w:name="_Toc238642624"/>
+      <w:bookmarkStart w:id="52" w:name="_Toc238642624"/>
       <w:r>
         <w:t xml:space="preserve">Sơ đồ </w:t>
       </w:r>
@@ -15061,7 +15014,7 @@
       <w:r>
         <w:t>)</w:t>
       </w:r>
-      <w:bookmarkEnd w:id="56"/>
+      <w:bookmarkEnd w:id="52"/>
     </w:p>
     <w:p>
       <w:r>
@@ -15069,7 +15022,7 @@
           <w:noProof/>
         </w:rPr>
         <w:drawing>
-          <wp:inline distT="0" distB="0" distL="0" distR="0" wp14:anchorId="7BB8721A" wp14:editId="18EBA629">
+          <wp:inline distT="0" distB="0" distL="0" distR="0" wp14:anchorId="7BB8721A" wp14:editId="5AD571AA">
             <wp:extent cx="1639614" cy="589327"/>
             <wp:effectExtent l="0" t="0" r="0" b="0"/>
             <wp:docPr id="972141918" name="Picture 1"/>
@@ -15116,7 +15069,7 @@
       <w:pPr>
         <w:pStyle w:val="Heading3"/>
       </w:pPr>
-      <w:bookmarkStart w:id="57" w:name="_Toc238642625"/>
+      <w:bookmarkStart w:id="53" w:name="_Toc238642625"/>
       <w:r>
         <w:rPr>
           <w:rFonts w:cs="Times New Roman"/>
@@ -15126,7 +15079,7 @@
       <w:r>
         <w:t>:</w:t>
       </w:r>
-      <w:bookmarkEnd w:id="57"/>
+      <w:bookmarkEnd w:id="53"/>
     </w:p>
     <w:p>
       <w:pPr>
@@ -15172,14 +15125,14 @@
       <w:pPr>
         <w:pStyle w:val="Heading3"/>
       </w:pPr>
-      <w:bookmarkStart w:id="58" w:name="_Toc238642626"/>
+      <w:bookmarkStart w:id="54" w:name="_Toc238642626"/>
       <w:r>
         <w:t>Các ràng buộc toàn vẹn trong CSDL</w:t>
       </w:r>
       <w:r>
         <w:t>:</w:t>
       </w:r>
-      <w:bookmarkEnd w:id="58"/>
+      <w:bookmarkEnd w:id="54"/>
       <w:r>
         <w:t xml:space="preserve"> </w:t>
       </w:r>
@@ -15199,7 +15152,7 @@
       <w:pPr>
         <w:pStyle w:val="Heading2"/>
       </w:pPr>
-      <w:bookmarkStart w:id="59" w:name="_Toc238642627"/>
+      <w:bookmarkStart w:id="55" w:name="_Toc238642627"/>
       <w:r>
         <w:rPr>
           <w:rFonts w:cs="Times New Roman"/>
@@ -15213,7 +15166,7 @@
       <w:r>
         <w:t>:</w:t>
       </w:r>
-      <w:bookmarkEnd w:id="59"/>
+      <w:bookmarkEnd w:id="55"/>
     </w:p>
     <w:p>
       <w:pPr>
@@ -15300,7 +15253,7 @@
           </mc:Choice>
           <mc:Fallback>
             <w:pict>
-              <v:rect w14:anchorId="068890B6" id="Rectangle 10" o:spid="_x0000_s1026" style="position:absolute;margin-left:9.95pt;margin-top:157.05pt;width:47.5pt;height:19pt;z-index:251666432;visibility:visible;mso-wrap-style:square;mso-height-percent:0;mso-wrap-distance-left:9pt;mso-wrap-distance-top:0;mso-wrap-distance-right:9pt;mso-wrap-distance-bottom:0;mso-position-horizontal:absolute;mso-position-horizontal-relative:text;mso-position-vertical:absolute;mso-position-vertical-relative:text;mso-height-percent:0;mso-height-relative:margin;v-text-anchor:middle" o:gfxdata="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" fillcolor="#fabf8f [1945]" strokecolor="#243f60 [1604]" strokeweight="2pt"/>
+              <v:rect w14:anchorId="581D0984" id="Rectangle 10" o:spid="_x0000_s1026" style="position:absolute;margin-left:9.95pt;margin-top:157.05pt;width:47.5pt;height:19pt;z-index:251666432;visibility:visible;mso-wrap-style:square;mso-height-percent:0;mso-wrap-distance-left:9pt;mso-wrap-distance-top:0;mso-wrap-distance-right:9pt;mso-wrap-distance-bottom:0;mso-position-horizontal:absolute;mso-position-horizontal-relative:text;mso-position-vertical:absolute;mso-position-vertical-relative:text;mso-height-percent:0;mso-height-relative:margin;v-text-anchor:middle" o:gfxdata="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" fillcolor="#fabf8f [1945]" strokecolor="#243f60 [1604]" strokeweight="2pt"/>
             </w:pict>
           </mc:Fallback>
         </mc:AlternateContent>
@@ -15374,7 +15327,7 @@
           </mc:Choice>
           <mc:Fallback>
             <w:pict>
-              <v:rect w14:anchorId="6E0FAF69" id="Rectangle 11" o:spid="_x0000_s1026" style="position:absolute;margin-left:10.25pt;margin-top:180.3pt;width:47.5pt;height:19pt;z-index:251667456;visibility:visible;mso-wrap-style:square;mso-height-percent:0;mso-wrap-distance-left:9pt;mso-wrap-distance-top:0;mso-wrap-distance-right:9pt;mso-wrap-distance-bottom:0;mso-position-horizontal:absolute;mso-position-horizontal-relative:text;mso-position-vertical:absolute;mso-position-vertical-relative:text;mso-height-percent:0;mso-height-relative:margin;v-text-anchor:middle" o:gfxdata="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" fillcolor="#c00000" strokecolor="#243f60 [1604]" strokeweight="2pt"/>
+              <v:rect w14:anchorId="403547DE" id="Rectangle 11" o:spid="_x0000_s1026" style="position:absolute;margin-left:10.25pt;margin-top:180.3pt;width:47.5pt;height:19pt;z-index:251667456;visibility:visible;mso-wrap-style:square;mso-height-percent:0;mso-wrap-distance-left:9pt;mso-wrap-distance-top:0;mso-wrap-distance-right:9pt;mso-wrap-distance-bottom:0;mso-position-horizontal:absolute;mso-position-horizontal-relative:text;mso-position-vertical:absolute;mso-position-vertical-relative:text;mso-height-percent:0;mso-height-relative:margin;v-text-anchor:middle" o:gfxdata="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" fillcolor="#c00000" strokecolor="#243f60 [1604]" strokeweight="2pt"/>
             </w:pict>
           </mc:Fallback>
         </mc:AlternateContent>
@@ -15450,7 +15403,7 @@
           </mc:Choice>
           <mc:Fallback>
             <w:pict>
-              <v:rect w14:anchorId="007E7E93" id="Rectangle 13" o:spid="_x0000_s1026" style="position:absolute;margin-left:10.3pt;margin-top:130.8pt;width:47.55pt;height:19pt;z-index:251668480;visibility:visible;mso-wrap-style:square;mso-height-percent:0;mso-wrap-distance-left:9pt;mso-wrap-distance-top:0;mso-wrap-distance-right:9pt;mso-wrap-distance-bottom:0;mso-position-horizontal:absolute;mso-position-horizontal-relative:text;mso-position-vertical:absolute;mso-position-vertical-relative:text;mso-height-percent:0;mso-height-relative:margin;v-text-anchor:middle" o:gfxdata="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" fillcolor="#365f91 [2404]" strokecolor="#243f60 [1604]" strokeweight="2pt"/>
+              <v:rect w14:anchorId="0BFABDF4" id="Rectangle 13" o:spid="_x0000_s1026" style="position:absolute;margin-left:10.3pt;margin-top:130.8pt;width:47.55pt;height:19pt;z-index:251668480;visibility:visible;mso-wrap-style:square;mso-height-percent:0;mso-wrap-distance-left:9pt;mso-wrap-distance-top:0;mso-wrap-distance-right:9pt;mso-wrap-distance-bottom:0;mso-position-horizontal:absolute;mso-position-horizontal-relative:text;mso-position-vertical:absolute;mso-position-vertical-relative:text;mso-height-percent:0;mso-height-relative:margin;v-text-anchor:middle" o:gfxdata="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" fillcolor="#365f91 [2404]" strokecolor="#243f60 [1604]" strokeweight="2pt"/>
             </w:pict>
           </mc:Fallback>
         </mc:AlternateContent>
@@ -15532,7 +15485,7 @@
       <w:pPr>
         <w:pStyle w:val="Heading2"/>
       </w:pPr>
-      <w:bookmarkStart w:id="60" w:name="_Toc238642628"/>
+      <w:bookmarkStart w:id="56" w:name="_Toc238642628"/>
       <w:r>
         <w:rPr>
           <w:rFonts w:eastAsiaTheme="minorEastAsia"/>
@@ -15545,7 +15498,7 @@
       <w:r>
         <w:t>:</w:t>
       </w:r>
-      <w:bookmarkEnd w:id="60"/>
+      <w:bookmarkEnd w:id="56"/>
     </w:p>
     <w:p>
       <w:pPr>
@@ -15573,14 +15526,14 @@
       <w:pPr>
         <w:pStyle w:val="Heading3"/>
       </w:pPr>
-      <w:bookmarkStart w:id="61" w:name="_Toc238642629"/>
+      <w:bookmarkStart w:id="57" w:name="_Toc238642629"/>
       <w:r>
         <w:t>M</w:t>
       </w:r>
       <w:r>
         <w:t>àn hình chính</w:t>
       </w:r>
-      <w:bookmarkEnd w:id="61"/>
+      <w:bookmarkEnd w:id="57"/>
     </w:p>
     <w:p>
       <w:pPr>
@@ -15608,11 +15561,11 @@
       <w:pPr>
         <w:pStyle w:val="Heading3"/>
       </w:pPr>
-      <w:bookmarkStart w:id="62" w:name="_Toc238642630"/>
+      <w:bookmarkStart w:id="58" w:name="_Toc238642630"/>
       <w:r>
         <w:t>Màn hình tra cứu thông tin sách:</w:t>
       </w:r>
-      <w:bookmarkEnd w:id="62"/>
+      <w:bookmarkEnd w:id="58"/>
     </w:p>
     <w:p>
       <w:pPr>
@@ -15700,7 +15653,7 @@
           </mc:Choice>
           <mc:Fallback>
             <w:pict>
-              <v:rect w14:anchorId="4F7A047F" id="Rectangle 14" o:spid="_x0000_s1026" style="position:absolute;margin-left:127.45pt;margin-top:90.65pt;width:189.9pt;height:73.9pt;z-index:251664384;visibility:visible;mso-wrap-style:square;mso-wrap-distance-left:9pt;mso-wrap-distance-top:0;mso-wrap-distance-right:9pt;mso-wrap-distance-bottom:0;mso-position-horizontal:absolute;mso-position-horizontal-relative:text;mso-position-vertical:absolute;mso-position-vertical-relative:text;v-text-anchor:middle" o:gfxdata="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" filled="f" strokecolor="#f79646 [3209]" strokeweight="3pt"/>
+              <v:rect w14:anchorId="27C44687" id="Rectangle 14" o:spid="_x0000_s1026" style="position:absolute;margin-left:127.45pt;margin-top:90.65pt;width:189.9pt;height:73.9pt;z-index:251664384;visibility:visible;mso-wrap-style:square;mso-wrap-distance-left:9pt;mso-wrap-distance-top:0;mso-wrap-distance-right:9pt;mso-wrap-distance-bottom:0;mso-position-horizontal:absolute;mso-position-horizontal-relative:text;mso-position-vertical:absolute;mso-position-vertical-relative:text;v-text-anchor:middle" o:gfxdata="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" filled="f" strokecolor="#f79646 [3209]" strokeweight="3pt"/>
             </w:pict>
           </mc:Fallback>
         </mc:AlternateContent>
@@ -16242,7 +16195,7 @@
           </mc:Choice>
           <mc:Fallback>
             <w:pict>
-              <v:shapetype w14:anchorId="09F60E73" id="_x0000_t88" coordsize="21600,21600" o:spt="88" adj="1800,10800" path="m,qx10800@0l10800@2qy21600@11,10800@3l10800@1qy,21600e" filled="f">
+              <v:shapetype w14:anchorId="365E25BC" id="_x0000_t88" coordsize="21600,21600" o:spt="88" adj="1800,10800" path="m,qx10800@0l10800@2qy21600@11,10800@3l10800@1qy,21600e" filled="f">
                 <v:formulas>
                   <v:f eqn="val #0"/>
                   <v:f eqn="sum 21600 0 #0"/>
@@ -16485,7 +16438,7 @@
       <w:pPr>
         <w:pStyle w:val="Heading2"/>
       </w:pPr>
-      <w:bookmarkStart w:id="63" w:name="_Toc238642631"/>
+      <w:bookmarkStart w:id="59" w:name="_Toc238642631"/>
       <w:r>
         <w:lastRenderedPageBreak/>
         <w:t>Kiểm thử chức năng ứng dụng</w:t>
@@ -16493,7 +16446,7 @@
       <w:r>
         <w:t>:</w:t>
       </w:r>
-      <w:bookmarkEnd w:id="63"/>
+      <w:bookmarkEnd w:id="59"/>
     </w:p>
     <w:p>
       <w:pPr>
@@ -16503,7 +16456,7 @@
           <w:webHidden/>
         </w:rPr>
       </w:pPr>
-      <w:bookmarkStart w:id="64" w:name="_Toc238642632"/>
+      <w:bookmarkStart w:id="60" w:name="_Toc238642632"/>
       <w:r>
         <w:rPr>
           <w:rFonts w:eastAsiaTheme="minorEastAsia"/>
@@ -16511,7 +16464,7 @@
         </w:rPr>
         <w:t>Yêu cầu tài nguyên cho kiểm thử ứng dụng</w:t>
       </w:r>
-      <w:bookmarkEnd w:id="64"/>
+      <w:bookmarkEnd w:id="60"/>
     </w:p>
     <w:p>
       <w:pPr>
@@ -16553,7 +16506,7 @@
           <w:webHidden/>
         </w:rPr>
       </w:pPr>
-      <w:bookmarkStart w:id="65" w:name="_Toc238642633"/>
+      <w:bookmarkStart w:id="61" w:name="_Toc238642633"/>
       <w:r>
         <w:rPr>
           <w:rFonts w:eastAsiaTheme="minorEastAsia"/>
@@ -16561,17 +16514,17 @@
         </w:rPr>
         <w:t>Danh sách các tình huống kiểm thử:</w:t>
       </w:r>
-      <w:bookmarkEnd w:id="65"/>
+      <w:bookmarkEnd w:id="61"/>
     </w:p>
     <w:p>
       <w:pPr>
         <w:pStyle w:val="Heading3"/>
       </w:pPr>
-      <w:bookmarkStart w:id="66" w:name="_Toc238642634"/>
+      <w:bookmarkStart w:id="62" w:name="_Toc238642634"/>
       <w:r>
         <w:t>Test report</w:t>
       </w:r>
-      <w:bookmarkEnd w:id="66"/>
+      <w:bookmarkEnd w:id="62"/>
     </w:p>
     <w:p>
       <w:pPr>
@@ -16617,8 +16570,8 @@
         <w:ind w:left="2411"/>
         <w:jc w:val="both"/>
       </w:pPr>
-      <w:bookmarkStart w:id="67" w:name="_Toc169424253"/>
-      <w:bookmarkStart w:id="68" w:name="_Toc238642635"/>
+      <w:bookmarkStart w:id="63" w:name="_Toc169424253"/>
+      <w:bookmarkStart w:id="64" w:name="_Toc238642635"/>
       <w:r>
         <w:t>CHƯƠNG 4</w:t>
       </w:r>
@@ -16631,8 +16584,8 @@
       <w:r>
         <w:t>KẾT LUẬN</w:t>
       </w:r>
-      <w:bookmarkEnd w:id="67"/>
-      <w:bookmarkEnd w:id="68"/>
+      <w:bookmarkEnd w:id="63"/>
+      <w:bookmarkEnd w:id="64"/>
     </w:p>
     <w:p>
       <w:pPr>
@@ -16642,14 +16595,14 @@
           <w:numId w:val="0"/>
         </w:numPr>
       </w:pPr>
-      <w:bookmarkStart w:id="69" w:name="_Toc238642636"/>
+      <w:bookmarkStart w:id="65" w:name="_Toc238642636"/>
       <w:r>
         <w:t xml:space="preserve">4.1 </w:t>
       </w:r>
       <w:r>
         <w:t>Kết quả đạt được</w:t>
       </w:r>
-      <w:bookmarkEnd w:id="69"/>
+      <w:bookmarkEnd w:id="65"/>
     </w:p>
     <w:p>
       <w:pPr>
@@ -16701,14 +16654,14 @@
           <w:numId w:val="0"/>
         </w:numPr>
       </w:pPr>
-      <w:bookmarkStart w:id="70" w:name="_Toc238642637"/>
+      <w:bookmarkStart w:id="66" w:name="_Toc238642637"/>
       <w:r>
         <w:t xml:space="preserve">4.2 </w:t>
       </w:r>
       <w:r>
         <w:t>Hạn chế của đồ án</w:t>
       </w:r>
-      <w:bookmarkEnd w:id="70"/>
+      <w:bookmarkEnd w:id="66"/>
     </w:p>
     <w:p>
       <w:pPr>
@@ -16776,14 +16729,14 @@
           <w:numId w:val="0"/>
         </w:numPr>
       </w:pPr>
-      <w:bookmarkStart w:id="71" w:name="_Toc238642638"/>
+      <w:bookmarkStart w:id="67" w:name="_Toc238642638"/>
       <w:r>
         <w:t xml:space="preserve">4.3 </w:t>
       </w:r>
       <w:r>
         <w:t>Hướng phát triển</w:t>
       </w:r>
-      <w:bookmarkEnd w:id="71"/>
+      <w:bookmarkEnd w:id="67"/>
     </w:p>
     <w:p>
       <w:pPr>
@@ -16852,13 +16805,13 @@
           <w:numId w:val="0"/>
         </w:numPr>
       </w:pPr>
-      <w:bookmarkStart w:id="72" w:name="_Toc238642639"/>
-      <w:bookmarkStart w:id="73" w:name="_Toc169424254"/>
+      <w:bookmarkStart w:id="68" w:name="_Toc238642639"/>
+      <w:bookmarkStart w:id="69" w:name="_Toc169424254"/>
       <w:r>
         <w:lastRenderedPageBreak/>
         <w:t>CHƯƠNG 5: KHỞI NGHIỆP</w:t>
       </w:r>
-      <w:bookmarkEnd w:id="72"/>
+      <w:bookmarkEnd w:id="68"/>
     </w:p>
     <w:p>
       <w:pPr>
@@ -16912,8 +16865,8 @@
           <w:szCs w:val="26"/>
         </w:rPr>
       </w:pPr>
-      <w:bookmarkStart w:id="74" w:name="_Toc162955866"/>
-      <w:bookmarkStart w:id="75" w:name="_Toc238642640"/>
+      <w:bookmarkStart w:id="70" w:name="_Toc162955866"/>
+      <w:bookmarkStart w:id="71" w:name="_Toc238642640"/>
       <w:r>
         <w:t>Giải thích k</w:t>
       </w:r>
@@ -16932,8 +16885,8 @@
         </w:rPr>
         <w:t>:</w:t>
       </w:r>
-      <w:bookmarkEnd w:id="74"/>
-      <w:bookmarkEnd w:id="75"/>
+      <w:bookmarkEnd w:id="70"/>
+      <w:bookmarkEnd w:id="71"/>
     </w:p>
     <w:p/>
     <w:p>
@@ -16943,8 +16896,8 @@
           <w:szCs w:val="26"/>
         </w:rPr>
       </w:pPr>
-      <w:bookmarkStart w:id="76" w:name="_Toc162955867"/>
-      <w:bookmarkStart w:id="77" w:name="_Toc238642641"/>
+      <w:bookmarkStart w:id="72" w:name="_Toc162955867"/>
+      <w:bookmarkStart w:id="73" w:name="_Toc238642641"/>
       <w:r>
         <w:t xml:space="preserve">Dự án của các </w:t>
       </w:r>
@@ -16960,8 +16913,8 @@
         </w:rPr>
         <w:t>:</w:t>
       </w:r>
-      <w:bookmarkEnd w:id="76"/>
-      <w:bookmarkEnd w:id="77"/>
+      <w:bookmarkEnd w:id="72"/>
+      <w:bookmarkEnd w:id="73"/>
     </w:p>
     <w:p/>
     <w:p>
@@ -16977,8 +16930,8 @@
           <w:szCs w:val="28"/>
         </w:rPr>
       </w:pPr>
-      <w:bookmarkStart w:id="78" w:name="_Toc238642642"/>
-      <w:bookmarkStart w:id="79" w:name="_Toc162955868"/>
+      <w:bookmarkStart w:id="74" w:name="_Toc238642642"/>
+      <w:bookmarkStart w:id="75" w:name="_Toc162955868"/>
       <w:r>
         <w:t xml:space="preserve">Dự án của </w:t>
       </w:r>
@@ -16994,7 +16947,7 @@
         </w:rPr>
         <w:t>?</w:t>
       </w:r>
-      <w:bookmarkEnd w:id="78"/>
+      <w:bookmarkEnd w:id="74"/>
     </w:p>
     <w:p>
       <w:pPr>
@@ -17021,7 +16974,7 @@
         </w:rPr>
         <w:t xml:space="preserve"> những ý tưởng mà em cho là hay, sáng tạo</w:t>
       </w:r>
-      <w:bookmarkEnd w:id="79"/>
+      <w:bookmarkEnd w:id="75"/>
       <w:r>
         <w:rPr>
           <w:rFonts w:cs="Arial"/>
@@ -17066,12 +17019,12 @@
           <w:numId w:val="0"/>
         </w:numPr>
       </w:pPr>
-      <w:bookmarkStart w:id="80" w:name="_Toc238642643"/>
+      <w:bookmarkStart w:id="76" w:name="_Toc238642643"/>
       <w:r>
         <w:t>TÀI LIỆU THAM KHẢO</w:t>
       </w:r>
-      <w:bookmarkEnd w:id="73"/>
-      <w:bookmarkEnd w:id="80"/>
+      <w:bookmarkEnd w:id="69"/>
+      <w:bookmarkEnd w:id="76"/>
     </w:p>
     <w:p>
       <w:r>
@@ -17234,7 +17187,7 @@
           <w:noProof/>
         </w:rPr>
         <w:drawing>
-          <wp:inline distT="0" distB="0" distL="0" distR="0" wp14:anchorId="5CE39CCD" wp14:editId="4E18651B">
+          <wp:inline distT="0" distB="0" distL="0" distR="0" wp14:anchorId="5CE39CCD" wp14:editId="448C70F0">
             <wp:extent cx="5580380" cy="3687445"/>
             <wp:effectExtent l="0" t="0" r="0" b="0"/>
             <wp:docPr id="2" name="Picture 2" descr="A close-up of a document&#10;&#10;Description automatically generated"/>
@@ -17284,14 +17237,14 @@
           <w:numId w:val="0"/>
         </w:numPr>
       </w:pPr>
-      <w:bookmarkStart w:id="81" w:name="_Toc169424255"/>
-      <w:bookmarkStart w:id="82" w:name="_Toc238642644"/>
+      <w:bookmarkStart w:id="77" w:name="_Toc169424255"/>
+      <w:bookmarkStart w:id="78" w:name="_Toc238642644"/>
       <w:r>
         <w:lastRenderedPageBreak/>
         <w:t>PHỤ LỤC</w:t>
       </w:r>
-      <w:bookmarkEnd w:id="81"/>
-      <w:bookmarkEnd w:id="82"/>
+      <w:bookmarkEnd w:id="77"/>
+      <w:bookmarkEnd w:id="78"/>
     </w:p>
     <w:p>
       <w:pPr>
@@ -17302,11 +17255,11 @@
         </w:numPr>
         <w:ind w:left="567"/>
       </w:pPr>
-      <w:bookmarkStart w:id="83" w:name="_Toc238642645"/>
+      <w:bookmarkStart w:id="79" w:name="_Toc238642645"/>
       <w:r>
         <w:t>KẾ HOẠCH</w:t>
       </w:r>
-      <w:bookmarkEnd w:id="83"/>
+      <w:bookmarkEnd w:id="79"/>
     </w:p>
     <w:p>
       <w:pPr>
@@ -17344,11 +17297,11 @@
         </w:numPr>
         <w:ind w:left="567"/>
       </w:pPr>
-      <w:bookmarkStart w:id="84" w:name="_Toc238642646"/>
+      <w:bookmarkStart w:id="80" w:name="_Toc238642646"/>
       <w:r>
         <w:t>NHẬT KÝ</w:t>
       </w:r>
-      <w:bookmarkEnd w:id="84"/>
+      <w:bookmarkEnd w:id="80"/>
     </w:p>
     <w:p/>
     <w:sectPr>

--- a/Nhom10_REPORT_ApplicationDevelopment.docx
+++ b/Nhom10_REPORT_ApplicationDevelopment.docx
@@ -127,7 +127,7 @@
           </mc:Choice>
           <mc:Fallback>
             <w:pict>
-              <v:shapetype w14:anchorId="16145623" id="_x0000_t32" coordsize="21600,21600" o:spt="32" o:oned="t" path="m,l21600,21600e" filled="f">
+              <v:shapetype w14:anchorId="7605F603" id="_x0000_t32" coordsize="21600,21600" o:spt="32" o:oned="t" path="m,l21600,21600e" filled="f">
                 <v:path arrowok="t" fillok="f" o:connecttype="none"/>
                 <o:lock v:ext="edit" shapetype="t"/>
               </v:shapetype>
@@ -773,7 +773,7 @@
           <w:numId w:val="0"/>
         </w:numPr>
       </w:pPr>
-      <w:bookmarkStart w:id="2" w:name="_Toc238642586"/>
+      <w:bookmarkStart w:id="2" w:name="_Toc238646952"/>
       <w:r>
         <w:t>MỤC LỤC</w:t>
       </w:r>
@@ -814,7 +814,7 @@
         </w:rPr>
         <w:fldChar w:fldCharType="separate"/>
       </w:r>
-      <w:hyperlink w:anchor="_Toc238642586" w:history="1">
+      <w:hyperlink w:anchor="_Toc238646952" w:history="1">
         <w:r>
           <w:rPr>
             <w:rStyle w:val="Hyperlink"/>
@@ -837,7 +837,7 @@
           <w:rPr>
             <w:webHidden/>
           </w:rPr>
-          <w:instrText xml:space="preserve"> PAGEREF _Toc238642586 \h </w:instrText>
+          <w:instrText xml:space="preserve"> PAGEREF _Toc238646952 \h </w:instrText>
         </w:r>
         <w:r>
           <w:rPr>
@@ -874,7 +874,7 @@
           <w14:ligatures w14:val="standardContextual"/>
         </w:rPr>
       </w:pPr>
-      <w:hyperlink w:anchor="_Toc238642587" w:history="1">
+      <w:hyperlink w:anchor="_Toc238646953" w:history="1">
         <w:r>
           <w:rPr>
             <w:rStyle w:val="Hyperlink"/>
@@ -897,7 +897,7 @@
           <w:rPr>
             <w:webHidden/>
           </w:rPr>
-          <w:instrText xml:space="preserve"> PAGEREF _Toc238642587 \h </w:instrText>
+          <w:instrText xml:space="preserve"> PAGEREF _Toc238646953 \h </w:instrText>
         </w:r>
         <w:r>
           <w:rPr>
@@ -934,7 +934,7 @@
           <w14:ligatures w14:val="standardContextual"/>
         </w:rPr>
       </w:pPr>
-      <w:hyperlink w:anchor="_Toc238642588" w:history="1">
+      <w:hyperlink w:anchor="_Toc238646954" w:history="1">
         <w:r>
           <w:rPr>
             <w:rStyle w:val="Hyperlink"/>
@@ -957,7 +957,7 @@
           <w:rPr>
             <w:webHidden/>
           </w:rPr>
-          <w:instrText xml:space="preserve"> PAGEREF _Toc238642588 \h </w:instrText>
+          <w:instrText xml:space="preserve"> PAGEREF _Toc238646954 \h </w:instrText>
         </w:r>
         <w:r>
           <w:rPr>
@@ -994,7 +994,7 @@
           <w14:ligatures w14:val="standardContextual"/>
         </w:rPr>
       </w:pPr>
-      <w:hyperlink w:anchor="_Toc238642589" w:history="1">
+      <w:hyperlink w:anchor="_Toc238646955" w:history="1">
         <w:r>
           <w:rPr>
             <w:rStyle w:val="Hyperlink"/>
@@ -1017,7 +1017,7 @@
           <w:rPr>
             <w:webHidden/>
           </w:rPr>
-          <w:instrText xml:space="preserve"> PAGEREF _Toc238642589 \h </w:instrText>
+          <w:instrText xml:space="preserve"> PAGEREF _Toc238646955 \h </w:instrText>
         </w:r>
         <w:r>
           <w:rPr>
@@ -1057,7 +1057,7 @@
           <w14:ligatures w14:val="standardContextual"/>
         </w:rPr>
       </w:pPr>
-      <w:hyperlink w:anchor="_Toc238642590" w:history="1">
+      <w:hyperlink w:anchor="_Toc238646956" w:history="1">
         <w:r>
           <w:rPr>
             <w:rStyle w:val="Hyperlink"/>
@@ -1095,7 +1095,7 @@
           <w:rPr>
             <w:webHidden/>
           </w:rPr>
-          <w:instrText xml:space="preserve"> PAGEREF _Toc238642590 \h </w:instrText>
+          <w:instrText xml:space="preserve"> PAGEREF _Toc238646956 \h </w:instrText>
         </w:r>
         <w:r>
           <w:rPr>
@@ -1136,7 +1136,7 @@
           <w14:ligatures w14:val="standardContextual"/>
         </w:rPr>
       </w:pPr>
-      <w:hyperlink w:anchor="_Toc238642591" w:history="1">
+      <w:hyperlink w:anchor="_Toc238646957" w:history="1">
         <w:r>
           <w:rPr>
             <w:rStyle w:val="Hyperlink"/>
@@ -1180,7 +1180,7 @@
             <w:noProof/>
             <w:webHidden/>
           </w:rPr>
-          <w:instrText xml:space="preserve"> PAGEREF _Toc238642591 \h </w:instrText>
+          <w:instrText xml:space="preserve"> PAGEREF _Toc238646957 \h </w:instrText>
         </w:r>
         <w:r>
           <w:rPr>
@@ -1225,7 +1225,7 @@
           <w14:ligatures w14:val="standardContextual"/>
         </w:rPr>
       </w:pPr>
-      <w:hyperlink w:anchor="_Toc238642592" w:history="1">
+      <w:hyperlink w:anchor="_Toc238646958" w:history="1">
         <w:r>
           <w:rPr>
             <w:rStyle w:val="Hyperlink"/>
@@ -1269,7 +1269,7 @@
             <w:noProof/>
             <w:webHidden/>
           </w:rPr>
-          <w:instrText xml:space="preserve"> PAGEREF _Toc238642592 \h </w:instrText>
+          <w:instrText xml:space="preserve"> PAGEREF _Toc238646958 \h </w:instrText>
         </w:r>
         <w:r>
           <w:rPr>
@@ -1314,7 +1314,7 @@
           <w14:ligatures w14:val="standardContextual"/>
         </w:rPr>
       </w:pPr>
-      <w:hyperlink w:anchor="_Toc238642593" w:history="1">
+      <w:hyperlink w:anchor="_Toc238646959" w:history="1">
         <w:r>
           <w:rPr>
             <w:rStyle w:val="Hyperlink"/>
@@ -1358,7 +1358,7 @@
             <w:noProof/>
             <w:webHidden/>
           </w:rPr>
-          <w:instrText xml:space="preserve"> PAGEREF _Toc238642593 \h </w:instrText>
+          <w:instrText xml:space="preserve"> PAGEREF _Toc238646959 \h </w:instrText>
         </w:r>
         <w:r>
           <w:rPr>
@@ -1403,7 +1403,7 @@
           <w14:ligatures w14:val="standardContextual"/>
         </w:rPr>
       </w:pPr>
-      <w:hyperlink w:anchor="_Toc238642594" w:history="1">
+      <w:hyperlink w:anchor="_Toc238646960" w:history="1">
         <w:r>
           <w:rPr>
             <w:rStyle w:val="Hyperlink"/>
@@ -1447,7 +1447,7 @@
             <w:noProof/>
             <w:webHidden/>
           </w:rPr>
-          <w:instrText xml:space="preserve"> PAGEREF _Toc238642594 \h </w:instrText>
+          <w:instrText xml:space="preserve"> PAGEREF _Toc238646960 \h </w:instrText>
         </w:r>
         <w:r>
           <w:rPr>
@@ -1492,7 +1492,7 @@
           <w14:ligatures w14:val="standardContextual"/>
         </w:rPr>
       </w:pPr>
-      <w:hyperlink w:anchor="_Toc238642595" w:history="1">
+      <w:hyperlink w:anchor="_Toc238646961" w:history="1">
         <w:r>
           <w:rPr>
             <w:rStyle w:val="Hyperlink"/>
@@ -1536,7 +1536,7 @@
             <w:noProof/>
             <w:webHidden/>
           </w:rPr>
-          <w:instrText xml:space="preserve"> PAGEREF _Toc238642595 \h </w:instrText>
+          <w:instrText xml:space="preserve"> PAGEREF _Toc238646961 \h </w:instrText>
         </w:r>
         <w:r>
           <w:rPr>
@@ -1581,7 +1581,7 @@
           <w14:ligatures w14:val="standardContextual"/>
         </w:rPr>
       </w:pPr>
-      <w:hyperlink w:anchor="_Toc238642596" w:history="1">
+      <w:hyperlink w:anchor="_Toc238646962" w:history="1">
         <w:r>
           <w:rPr>
             <w:rStyle w:val="Hyperlink"/>
@@ -1625,7 +1625,7 @@
             <w:noProof/>
             <w:webHidden/>
           </w:rPr>
-          <w:instrText xml:space="preserve"> PAGEREF _Toc238642596 \h </w:instrText>
+          <w:instrText xml:space="preserve"> PAGEREF _Toc238646962 \h </w:instrText>
         </w:r>
         <w:r>
           <w:rPr>
@@ -1670,7 +1670,7 @@
           <w14:ligatures w14:val="standardContextual"/>
         </w:rPr>
       </w:pPr>
-      <w:hyperlink w:anchor="_Toc238642597" w:history="1">
+      <w:hyperlink w:anchor="_Toc238646963" w:history="1">
         <w:r>
           <w:rPr>
             <w:rStyle w:val="Hyperlink"/>
@@ -1714,7 +1714,7 @@
             <w:noProof/>
             <w:webHidden/>
           </w:rPr>
-          <w:instrText xml:space="preserve"> PAGEREF _Toc238642597 \h </w:instrText>
+          <w:instrText xml:space="preserve"> PAGEREF _Toc238646963 \h </w:instrText>
         </w:r>
         <w:r>
           <w:rPr>
@@ -1759,7 +1759,7 @@
           <w14:ligatures w14:val="standardContextual"/>
         </w:rPr>
       </w:pPr>
-      <w:hyperlink w:anchor="_Toc238642598" w:history="1">
+      <w:hyperlink w:anchor="_Toc238646964" w:history="1">
         <w:r>
           <w:rPr>
             <w:rStyle w:val="Hyperlink"/>
@@ -1803,7 +1803,7 @@
             <w:noProof/>
             <w:webHidden/>
           </w:rPr>
-          <w:instrText xml:space="preserve"> PAGEREF _Toc238642598 \h </w:instrText>
+          <w:instrText xml:space="preserve"> PAGEREF _Toc238646964 \h </w:instrText>
         </w:r>
         <w:r>
           <w:rPr>
@@ -1848,7 +1848,7 @@
           <w14:ligatures w14:val="standardContextual"/>
         </w:rPr>
       </w:pPr>
-      <w:hyperlink w:anchor="_Toc238642599" w:history="1">
+      <w:hyperlink w:anchor="_Toc238646965" w:history="1">
         <w:r>
           <w:rPr>
             <w:rStyle w:val="Hyperlink"/>
@@ -1892,7 +1892,7 @@
             <w:noProof/>
             <w:webHidden/>
           </w:rPr>
-          <w:instrText xml:space="preserve"> PAGEREF _Toc238642599 \h </w:instrText>
+          <w:instrText xml:space="preserve"> PAGEREF _Toc238646965 \h </w:instrText>
         </w:r>
         <w:r>
           <w:rPr>
@@ -1937,7 +1937,7 @@
           <w14:ligatures w14:val="standardContextual"/>
         </w:rPr>
       </w:pPr>
-      <w:hyperlink w:anchor="_Toc238642600" w:history="1">
+      <w:hyperlink w:anchor="_Toc238646966" w:history="1">
         <w:r>
           <w:rPr>
             <w:rStyle w:val="Hyperlink"/>
@@ -1981,7 +1981,7 @@
             <w:noProof/>
             <w:webHidden/>
           </w:rPr>
-          <w:instrText xml:space="preserve"> PAGEREF _Toc238642600 \h </w:instrText>
+          <w:instrText xml:space="preserve"> PAGEREF _Toc238646966 \h </w:instrText>
         </w:r>
         <w:r>
           <w:rPr>
@@ -2026,7 +2026,7 @@
           <w14:ligatures w14:val="standardContextual"/>
         </w:rPr>
       </w:pPr>
-      <w:hyperlink w:anchor="_Toc238642601" w:history="1">
+      <w:hyperlink w:anchor="_Toc238646967" w:history="1">
         <w:r>
           <w:rPr>
             <w:rStyle w:val="Hyperlink"/>
@@ -2070,7 +2070,7 @@
             <w:noProof/>
             <w:webHidden/>
           </w:rPr>
-          <w:instrText xml:space="preserve"> PAGEREF _Toc238642601 \h </w:instrText>
+          <w:instrText xml:space="preserve"> PAGEREF _Toc238646967 \h </w:instrText>
         </w:r>
         <w:r>
           <w:rPr>
@@ -2115,7 +2115,7 @@
           <w14:ligatures w14:val="standardContextual"/>
         </w:rPr>
       </w:pPr>
-      <w:hyperlink w:anchor="_Toc238642602" w:history="1">
+      <w:hyperlink w:anchor="_Toc238646968" w:history="1">
         <w:r>
           <w:rPr>
             <w:rStyle w:val="Hyperlink"/>
@@ -2159,7 +2159,7 @@
             <w:noProof/>
             <w:webHidden/>
           </w:rPr>
-          <w:instrText xml:space="preserve"> PAGEREF _Toc238642602 \h </w:instrText>
+          <w:instrText xml:space="preserve"> PAGEREF _Toc238646968 \h </w:instrText>
         </w:r>
         <w:r>
           <w:rPr>
@@ -2204,7 +2204,7 @@
           <w14:ligatures w14:val="standardContextual"/>
         </w:rPr>
       </w:pPr>
-      <w:hyperlink w:anchor="_Toc238642603" w:history="1">
+      <w:hyperlink w:anchor="_Toc238646969" w:history="1">
         <w:r>
           <w:rPr>
             <w:rStyle w:val="Hyperlink"/>
@@ -2248,7 +2248,7 @@
             <w:noProof/>
             <w:webHidden/>
           </w:rPr>
-          <w:instrText xml:space="preserve"> PAGEREF _Toc238642603 \h </w:instrText>
+          <w:instrText xml:space="preserve"> PAGEREF _Toc238646969 \h </w:instrText>
         </w:r>
         <w:r>
           <w:rPr>
@@ -2293,7 +2293,7 @@
           <w14:ligatures w14:val="standardContextual"/>
         </w:rPr>
       </w:pPr>
-      <w:hyperlink w:anchor="_Toc238642604" w:history="1">
+      <w:hyperlink w:anchor="_Toc238646970" w:history="1">
         <w:r>
           <w:rPr>
             <w:rStyle w:val="Hyperlink"/>
@@ -2316,7 +2316,7 @@
             <w:rStyle w:val="Hyperlink"/>
             <w:noProof/>
           </w:rPr>
-          <w:t>An toàn, Bảo mật &amp; Phân quyền</w:t>
+          <w:t>Hiệu Suất</w:t>
         </w:r>
         <w:r>
           <w:rPr>
@@ -2337,7 +2337,7 @@
             <w:noProof/>
             <w:webHidden/>
           </w:rPr>
-          <w:instrText xml:space="preserve"> PAGEREF _Toc238642604 \h </w:instrText>
+          <w:instrText xml:space="preserve"> PAGEREF _Toc238646970 \h </w:instrText>
         </w:r>
         <w:r>
           <w:rPr>
@@ -2382,7 +2382,7 @@
           <w14:ligatures w14:val="standardContextual"/>
         </w:rPr>
       </w:pPr>
-      <w:hyperlink w:anchor="_Toc238642605" w:history="1">
+      <w:hyperlink w:anchor="_Toc238646971" w:history="1">
         <w:r>
           <w:rPr>
             <w:rStyle w:val="Hyperlink"/>
@@ -2405,7 +2405,7 @@
             <w:rStyle w:val="Hyperlink"/>
             <w:noProof/>
           </w:rPr>
-          <w:t>Hiệu năng &amp; Thời gian phản hồi</w:t>
+          <w:t>Tính tương thích</w:t>
         </w:r>
         <w:r>
           <w:rPr>
@@ -2426,7 +2426,7 @@
             <w:noProof/>
             <w:webHidden/>
           </w:rPr>
-          <w:instrText xml:space="preserve"> PAGEREF _Toc238642605 \h </w:instrText>
+          <w:instrText xml:space="preserve"> PAGEREF _Toc238646971 \h </w:instrText>
         </w:r>
         <w:r>
           <w:rPr>
@@ -2446,7 +2446,7 @@
             <w:noProof/>
             <w:webHidden/>
           </w:rPr>
-          <w:t>15</w:t>
+          <w:t>14</w:t>
         </w:r>
         <w:r>
           <w:rPr>
@@ -2471,7 +2471,7 @@
           <w14:ligatures w14:val="standardContextual"/>
         </w:rPr>
       </w:pPr>
-      <w:hyperlink w:anchor="_Toc238642606" w:history="1">
+      <w:hyperlink w:anchor="_Toc238646972" w:history="1">
         <w:r>
           <w:rPr>
             <w:rStyle w:val="Hyperlink"/>
@@ -2494,7 +2494,7 @@
             <w:rStyle w:val="Hyperlink"/>
             <w:noProof/>
           </w:rPr>
-          <w:t>Giao diện &amp; Khả năng sử dụng</w:t>
+          <w:t>Tính tin cậy</w:t>
         </w:r>
         <w:r>
           <w:rPr>
@@ -2515,7 +2515,7 @@
             <w:noProof/>
             <w:webHidden/>
           </w:rPr>
-          <w:instrText xml:space="preserve"> PAGEREF _Toc238642606 \h </w:instrText>
+          <w:instrText xml:space="preserve"> PAGEREF _Toc238646972 \h </w:instrText>
         </w:r>
         <w:r>
           <w:rPr>
@@ -2560,7 +2560,7 @@
           <w14:ligatures w14:val="standardContextual"/>
         </w:rPr>
       </w:pPr>
-      <w:hyperlink w:anchor="_Toc238642607" w:history="1">
+      <w:hyperlink w:anchor="_Toc238646973" w:history="1">
         <w:r>
           <w:rPr>
             <w:rStyle w:val="Hyperlink"/>
@@ -2583,7 +2583,7 @@
             <w:rStyle w:val="Hyperlink"/>
             <w:noProof/>
           </w:rPr>
-          <w:t>Ràng buộc Kỹ thuật &amp; Thiết bị ngoại vi</w:t>
+          <w:t>An toàn thông tin</w:t>
         </w:r>
         <w:r>
           <w:rPr>
@@ -2604,7 +2604,7 @@
             <w:noProof/>
             <w:webHidden/>
           </w:rPr>
-          <w:instrText xml:space="preserve"> PAGEREF _Toc238642607 \h </w:instrText>
+          <w:instrText xml:space="preserve"> PAGEREF _Toc238646973 \h </w:instrText>
         </w:r>
         <w:r>
           <w:rPr>
@@ -2648,7 +2648,7 @@
           <w14:ligatures w14:val="standardContextual"/>
         </w:rPr>
       </w:pPr>
-      <w:hyperlink w:anchor="_Toc238642608" w:history="1">
+      <w:hyperlink w:anchor="_Toc238646974" w:history="1">
         <w:r>
           <w:rPr>
             <w:rStyle w:val="Hyperlink"/>
@@ -2686,7 +2686,7 @@
           <w:rPr>
             <w:webHidden/>
           </w:rPr>
-          <w:instrText xml:space="preserve"> PAGEREF _Toc238642608 \h </w:instrText>
+          <w:instrText xml:space="preserve"> PAGEREF _Toc238646974 \h </w:instrText>
         </w:r>
         <w:r>
           <w:rPr>
@@ -2703,7 +2703,7 @@
           <w:rPr>
             <w:webHidden/>
           </w:rPr>
-          <w:t>16</w:t>
+          <w:t>15</w:t>
         </w:r>
         <w:r>
           <w:rPr>
@@ -2727,7 +2727,7 @@
           <w14:ligatures w14:val="standardContextual"/>
         </w:rPr>
       </w:pPr>
-      <w:hyperlink w:anchor="_Toc238642609" w:history="1">
+      <w:hyperlink w:anchor="_Toc238646975" w:history="1">
         <w:r>
           <w:rPr>
             <w:rStyle w:val="Hyperlink"/>
@@ -2771,7 +2771,7 @@
             <w:noProof/>
             <w:webHidden/>
           </w:rPr>
-          <w:instrText xml:space="preserve"> PAGEREF _Toc238642609 \h </w:instrText>
+          <w:instrText xml:space="preserve"> PAGEREF _Toc238646975 \h </w:instrText>
         </w:r>
         <w:r>
           <w:rPr>
@@ -2791,7 +2791,7 @@
             <w:noProof/>
             <w:webHidden/>
           </w:rPr>
-          <w:t>16</w:t>
+          <w:t>15</w:t>
         </w:r>
         <w:r>
           <w:rPr>
@@ -2816,7 +2816,7 @@
           <w14:ligatures w14:val="standardContextual"/>
         </w:rPr>
       </w:pPr>
-      <w:hyperlink w:anchor="_Toc238642610" w:history="1">
+      <w:hyperlink w:anchor="_Toc238646976" w:history="1">
         <w:r>
           <w:rPr>
             <w:rStyle w:val="Hyperlink"/>
@@ -2860,7 +2860,7 @@
             <w:noProof/>
             <w:webHidden/>
           </w:rPr>
-          <w:instrText xml:space="preserve"> PAGEREF _Toc238642610 \h </w:instrText>
+          <w:instrText xml:space="preserve"> PAGEREF _Toc238646976 \h </w:instrText>
         </w:r>
         <w:r>
           <w:rPr>
@@ -2880,7 +2880,7 @@
             <w:noProof/>
             <w:webHidden/>
           </w:rPr>
-          <w:t>16</w:t>
+          <w:t>15</w:t>
         </w:r>
         <w:r>
           <w:rPr>
@@ -2904,7 +2904,7 @@
           <w14:ligatures w14:val="standardContextual"/>
         </w:rPr>
       </w:pPr>
-      <w:hyperlink w:anchor="_Toc238642611" w:history="1">
+      <w:hyperlink w:anchor="_Toc238646977" w:history="1">
         <w:r>
           <w:rPr>
             <w:rStyle w:val="Hyperlink"/>
@@ -2942,7 +2942,7 @@
           <w:rPr>
             <w:webHidden/>
           </w:rPr>
-          <w:instrText xml:space="preserve"> PAGEREF _Toc238642611 \h </w:instrText>
+          <w:instrText xml:space="preserve"> PAGEREF _Toc238646977 \h </w:instrText>
         </w:r>
         <w:r>
           <w:rPr>
@@ -2959,7 +2959,7 @@
           <w:rPr>
             <w:webHidden/>
           </w:rPr>
-          <w:t>17</w:t>
+          <w:t>16</w:t>
         </w:r>
         <w:r>
           <w:rPr>
@@ -2983,7 +2983,7 @@
           <w14:ligatures w14:val="standardContextual"/>
         </w:rPr>
       </w:pPr>
-      <w:hyperlink w:anchor="_Toc238642612" w:history="1">
+      <w:hyperlink w:anchor="_Toc238646978" w:history="1">
         <w:r>
           <w:rPr>
             <w:rStyle w:val="Hyperlink"/>
@@ -3027,7 +3027,7 @@
             <w:noProof/>
             <w:webHidden/>
           </w:rPr>
-          <w:instrText xml:space="preserve"> PAGEREF _Toc238642612 \h </w:instrText>
+          <w:instrText xml:space="preserve"> PAGEREF _Toc238646978 \h </w:instrText>
         </w:r>
         <w:r>
           <w:rPr>
@@ -3047,7 +3047,7 @@
             <w:noProof/>
             <w:webHidden/>
           </w:rPr>
-          <w:t>17</w:t>
+          <w:t>16</w:t>
         </w:r>
         <w:r>
           <w:rPr>
@@ -3072,7 +3072,7 @@
           <w14:ligatures w14:val="standardContextual"/>
         </w:rPr>
       </w:pPr>
-      <w:hyperlink w:anchor="_Toc238642613" w:history="1">
+      <w:hyperlink w:anchor="_Toc238646979" w:history="1">
         <w:r>
           <w:rPr>
             <w:rStyle w:val="Hyperlink"/>
@@ -3116,7 +3116,7 @@
             <w:noProof/>
             <w:webHidden/>
           </w:rPr>
-          <w:instrText xml:space="preserve"> PAGEREF _Toc238642613 \h </w:instrText>
+          <w:instrText xml:space="preserve"> PAGEREF _Toc238646979 \h </w:instrText>
         </w:r>
         <w:r>
           <w:rPr>
@@ -3136,7 +3136,7 @@
             <w:noProof/>
             <w:webHidden/>
           </w:rPr>
-          <w:t>17</w:t>
+          <w:t>16</w:t>
         </w:r>
         <w:r>
           <w:rPr>
@@ -3161,7 +3161,7 @@
           <w14:ligatures w14:val="standardContextual"/>
         </w:rPr>
       </w:pPr>
-      <w:hyperlink w:anchor="_Toc238642614" w:history="1">
+      <w:hyperlink w:anchor="_Toc238646980" w:history="1">
         <w:r>
           <w:rPr>
             <w:rStyle w:val="Hyperlink"/>
@@ -3205,7 +3205,7 @@
             <w:noProof/>
             <w:webHidden/>
           </w:rPr>
-          <w:instrText xml:space="preserve"> PAGEREF _Toc238642614 \h </w:instrText>
+          <w:instrText xml:space="preserve"> PAGEREF _Toc238646980 \h </w:instrText>
         </w:r>
         <w:r>
           <w:rPr>
@@ -3225,7 +3225,7 @@
             <w:noProof/>
             <w:webHidden/>
           </w:rPr>
-          <w:t>17</w:t>
+          <w:t>16</w:t>
         </w:r>
         <w:r>
           <w:rPr>
@@ -3250,7 +3250,7 @@
           <w14:ligatures w14:val="standardContextual"/>
         </w:rPr>
       </w:pPr>
-      <w:hyperlink w:anchor="_Toc238642615" w:history="1">
+      <w:hyperlink w:anchor="_Toc238646981" w:history="1">
         <w:r>
           <w:rPr>
             <w:rStyle w:val="Hyperlink"/>
@@ -3294,7 +3294,7 @@
             <w:noProof/>
             <w:webHidden/>
           </w:rPr>
-          <w:instrText xml:space="preserve"> PAGEREF _Toc238642615 \h </w:instrText>
+          <w:instrText xml:space="preserve"> PAGEREF _Toc238646981 \h </w:instrText>
         </w:r>
         <w:r>
           <w:rPr>
@@ -3314,7 +3314,7 @@
             <w:noProof/>
             <w:webHidden/>
           </w:rPr>
-          <w:t>17</w:t>
+          <w:t>16</w:t>
         </w:r>
         <w:r>
           <w:rPr>
@@ -3339,7 +3339,7 @@
           <w14:ligatures w14:val="standardContextual"/>
         </w:rPr>
       </w:pPr>
-      <w:hyperlink w:anchor="_Toc238642616" w:history="1">
+      <w:hyperlink w:anchor="_Toc238646982" w:history="1">
         <w:r>
           <w:rPr>
             <w:rStyle w:val="Hyperlink"/>
@@ -3383,7 +3383,7 @@
             <w:noProof/>
             <w:webHidden/>
           </w:rPr>
-          <w:instrText xml:space="preserve"> PAGEREF _Toc238642616 \h </w:instrText>
+          <w:instrText xml:space="preserve"> PAGEREF _Toc238646982 \h </w:instrText>
         </w:r>
         <w:r>
           <w:rPr>
@@ -3403,7 +3403,7 @@
             <w:noProof/>
             <w:webHidden/>
           </w:rPr>
-          <w:t>18</w:t>
+          <w:t>17</w:t>
         </w:r>
         <w:r>
           <w:rPr>
@@ -3428,7 +3428,7 @@
           <w14:ligatures w14:val="standardContextual"/>
         </w:rPr>
       </w:pPr>
-      <w:hyperlink w:anchor="_Toc238642617" w:history="1">
+      <w:hyperlink w:anchor="_Toc238646983" w:history="1">
         <w:r>
           <w:rPr>
             <w:rStyle w:val="Hyperlink"/>
@@ -3472,7 +3472,7 @@
             <w:noProof/>
             <w:webHidden/>
           </w:rPr>
-          <w:instrText xml:space="preserve"> PAGEREF _Toc238642617 \h </w:instrText>
+          <w:instrText xml:space="preserve"> PAGEREF _Toc238646983 \h </w:instrText>
         </w:r>
         <w:r>
           <w:rPr>
@@ -3492,7 +3492,7 @@
             <w:noProof/>
             <w:webHidden/>
           </w:rPr>
-          <w:t>19</w:t>
+          <w:t>18</w:t>
         </w:r>
         <w:r>
           <w:rPr>
@@ -3517,7 +3517,7 @@
           <w14:ligatures w14:val="standardContextual"/>
         </w:rPr>
       </w:pPr>
-      <w:hyperlink w:anchor="_Toc238642618" w:history="1">
+      <w:hyperlink w:anchor="_Toc238646984" w:history="1">
         <w:r>
           <w:rPr>
             <w:rStyle w:val="Hyperlink"/>
@@ -3561,7 +3561,7 @@
             <w:noProof/>
             <w:webHidden/>
           </w:rPr>
-          <w:instrText xml:space="preserve"> PAGEREF _Toc238642618 \h </w:instrText>
+          <w:instrText xml:space="preserve"> PAGEREF _Toc238646984 \h </w:instrText>
         </w:r>
         <w:r>
           <w:rPr>
@@ -3581,7 +3581,7 @@
             <w:noProof/>
             <w:webHidden/>
           </w:rPr>
-          <w:t>20</w:t>
+          <w:t>19</w:t>
         </w:r>
         <w:r>
           <w:rPr>
@@ -3602,7 +3602,7 @@
           <w14:ligatures w14:val="standardContextual"/>
         </w:rPr>
       </w:pPr>
-      <w:hyperlink w:anchor="_Toc238642619" w:history="1">
+      <w:hyperlink w:anchor="_Toc238646985" w:history="1">
         <w:r>
           <w:rPr>
             <w:rStyle w:val="Hyperlink"/>
@@ -3625,7 +3625,7 @@
           <w:rPr>
             <w:webHidden/>
           </w:rPr>
-          <w:instrText xml:space="preserve"> PAGEREF _Toc238642619 \h </w:instrText>
+          <w:instrText xml:space="preserve"> PAGEREF _Toc238646985 \h </w:instrText>
         </w:r>
         <w:r>
           <w:rPr>
@@ -3642,7 +3642,7 @@
           <w:rPr>
             <w:webHidden/>
           </w:rPr>
-          <w:t>21</w:t>
+          <w:t>20</w:t>
         </w:r>
         <w:r>
           <w:rPr>
@@ -3666,7 +3666,7 @@
           <w14:ligatures w14:val="standardContextual"/>
         </w:rPr>
       </w:pPr>
-      <w:hyperlink w:anchor="_Toc238642620" w:history="1">
+      <w:hyperlink w:anchor="_Toc238646986" w:history="1">
         <w:r>
           <w:rPr>
             <w:rStyle w:val="Hyperlink"/>
@@ -3710,7 +3710,7 @@
             <w:noProof/>
             <w:webHidden/>
           </w:rPr>
-          <w:instrText xml:space="preserve"> PAGEREF _Toc238642620 \h </w:instrText>
+          <w:instrText xml:space="preserve"> PAGEREF _Toc238646986 \h </w:instrText>
         </w:r>
         <w:r>
           <w:rPr>
@@ -3730,7 +3730,7 @@
             <w:noProof/>
             <w:webHidden/>
           </w:rPr>
-          <w:t>21</w:t>
+          <w:t>20</w:t>
         </w:r>
         <w:r>
           <w:rPr>
@@ -3755,7 +3755,7 @@
           <w14:ligatures w14:val="standardContextual"/>
         </w:rPr>
       </w:pPr>
-      <w:hyperlink w:anchor="_Toc238642621" w:history="1">
+      <w:hyperlink w:anchor="_Toc238646987" w:history="1">
         <w:r>
           <w:rPr>
             <w:rStyle w:val="Hyperlink"/>
@@ -3799,7 +3799,7 @@
             <w:noProof/>
             <w:webHidden/>
           </w:rPr>
-          <w:instrText xml:space="preserve"> PAGEREF _Toc238642621 \h </w:instrText>
+          <w:instrText xml:space="preserve"> PAGEREF _Toc238646987 \h </w:instrText>
         </w:r>
         <w:r>
           <w:rPr>
@@ -3819,7 +3819,7 @@
             <w:noProof/>
             <w:webHidden/>
           </w:rPr>
-          <w:t>21</w:t>
+          <w:t>20</w:t>
         </w:r>
         <w:r>
           <w:rPr>
@@ -3844,7 +3844,7 @@
           <w14:ligatures w14:val="standardContextual"/>
         </w:rPr>
       </w:pPr>
-      <w:hyperlink w:anchor="_Toc238642622" w:history="1">
+      <w:hyperlink w:anchor="_Toc238646988" w:history="1">
         <w:r>
           <w:rPr>
             <w:rStyle w:val="Hyperlink"/>
@@ -3888,7 +3888,7 @@
             <w:noProof/>
             <w:webHidden/>
           </w:rPr>
-          <w:instrText xml:space="preserve"> PAGEREF _Toc238642622 \h </w:instrText>
+          <w:instrText xml:space="preserve"> PAGEREF _Toc238646988 \h </w:instrText>
         </w:r>
         <w:r>
           <w:rPr>
@@ -3908,7 +3908,7 @@
             <w:noProof/>
             <w:webHidden/>
           </w:rPr>
-          <w:t>21</w:t>
+          <w:t>20</w:t>
         </w:r>
         <w:r>
           <w:rPr>
@@ -3933,7 +3933,7 @@
           <w14:ligatures w14:val="standardContextual"/>
         </w:rPr>
       </w:pPr>
-      <w:hyperlink w:anchor="_Toc238642623" w:history="1">
+      <w:hyperlink w:anchor="_Toc238646989" w:history="1">
         <w:r>
           <w:rPr>
             <w:rStyle w:val="Hyperlink"/>
@@ -3977,7 +3977,7 @@
             <w:noProof/>
             <w:webHidden/>
           </w:rPr>
-          <w:instrText xml:space="preserve"> PAGEREF _Toc238642623 \h </w:instrText>
+          <w:instrText xml:space="preserve"> PAGEREF _Toc238646989 \h </w:instrText>
         </w:r>
         <w:r>
           <w:rPr>
@@ -3997,7 +3997,7 @@
             <w:noProof/>
             <w:webHidden/>
           </w:rPr>
-          <w:t>24</w:t>
+          <w:t>23</w:t>
         </w:r>
         <w:r>
           <w:rPr>
@@ -4022,7 +4022,7 @@
           <w14:ligatures w14:val="standardContextual"/>
         </w:rPr>
       </w:pPr>
-      <w:hyperlink w:anchor="_Toc238642624" w:history="1">
+      <w:hyperlink w:anchor="_Toc238646990" w:history="1">
         <w:r>
           <w:rPr>
             <w:rStyle w:val="Hyperlink"/>
@@ -4066,7 +4066,7 @@
             <w:noProof/>
             <w:webHidden/>
           </w:rPr>
-          <w:instrText xml:space="preserve"> PAGEREF _Toc238642624 \h </w:instrText>
+          <w:instrText xml:space="preserve"> PAGEREF _Toc238646990 \h </w:instrText>
         </w:r>
         <w:r>
           <w:rPr>
@@ -4086,7 +4086,7 @@
             <w:noProof/>
             <w:webHidden/>
           </w:rPr>
-          <w:t>24</w:t>
+          <w:t>23</w:t>
         </w:r>
         <w:r>
           <w:rPr>
@@ -4111,7 +4111,7 @@
           <w14:ligatures w14:val="standardContextual"/>
         </w:rPr>
       </w:pPr>
-      <w:hyperlink w:anchor="_Toc238642625" w:history="1">
+      <w:hyperlink w:anchor="_Toc238646991" w:history="1">
         <w:r>
           <w:rPr>
             <w:rStyle w:val="Hyperlink"/>
@@ -4155,7 +4155,7 @@
             <w:noProof/>
             <w:webHidden/>
           </w:rPr>
-          <w:instrText xml:space="preserve"> PAGEREF _Toc238642625 \h </w:instrText>
+          <w:instrText xml:space="preserve"> PAGEREF _Toc238646991 \h </w:instrText>
         </w:r>
         <w:r>
           <w:rPr>
@@ -4175,7 +4175,7 @@
             <w:noProof/>
             <w:webHidden/>
           </w:rPr>
-          <w:t>24</w:t>
+          <w:t>23</w:t>
         </w:r>
         <w:r>
           <w:rPr>
@@ -4200,7 +4200,7 @@
           <w14:ligatures w14:val="standardContextual"/>
         </w:rPr>
       </w:pPr>
-      <w:hyperlink w:anchor="_Toc238642626" w:history="1">
+      <w:hyperlink w:anchor="_Toc238646992" w:history="1">
         <w:r>
           <w:rPr>
             <w:rStyle w:val="Hyperlink"/>
@@ -4244,7 +4244,7 @@
             <w:noProof/>
             <w:webHidden/>
           </w:rPr>
-          <w:instrText xml:space="preserve"> PAGEREF _Toc238642626 \h </w:instrText>
+          <w:instrText xml:space="preserve"> PAGEREF _Toc238646992 \h </w:instrText>
         </w:r>
         <w:r>
           <w:rPr>
@@ -4264,7 +4264,7 @@
             <w:noProof/>
             <w:webHidden/>
           </w:rPr>
-          <w:t>24</w:t>
+          <w:t>23</w:t>
         </w:r>
         <w:r>
           <w:rPr>
@@ -4289,7 +4289,7 @@
           <w14:ligatures w14:val="standardContextual"/>
         </w:rPr>
       </w:pPr>
-      <w:hyperlink w:anchor="_Toc238642627" w:history="1">
+      <w:hyperlink w:anchor="_Toc238646993" w:history="1">
         <w:r>
           <w:rPr>
             <w:rStyle w:val="Hyperlink"/>
@@ -4333,7 +4333,7 @@
             <w:noProof/>
             <w:webHidden/>
           </w:rPr>
-          <w:instrText xml:space="preserve"> PAGEREF _Toc238642627 \h </w:instrText>
+          <w:instrText xml:space="preserve"> PAGEREF _Toc238646993 \h </w:instrText>
         </w:r>
         <w:r>
           <w:rPr>
@@ -4353,7 +4353,7 @@
             <w:noProof/>
             <w:webHidden/>
           </w:rPr>
-          <w:t>25</w:t>
+          <w:t>24</w:t>
         </w:r>
         <w:r>
           <w:rPr>
@@ -4378,7 +4378,7 @@
           <w14:ligatures w14:val="standardContextual"/>
         </w:rPr>
       </w:pPr>
-      <w:hyperlink w:anchor="_Toc238642628" w:history="1">
+      <w:hyperlink w:anchor="_Toc238646994" w:history="1">
         <w:r>
           <w:rPr>
             <w:rStyle w:val="Hyperlink"/>
@@ -4422,7 +4422,7 @@
             <w:noProof/>
             <w:webHidden/>
           </w:rPr>
-          <w:instrText xml:space="preserve"> PAGEREF _Toc238642628 \h </w:instrText>
+          <w:instrText xml:space="preserve"> PAGEREF _Toc238646994 \h </w:instrText>
         </w:r>
         <w:r>
           <w:rPr>
@@ -4442,7 +4442,7 @@
             <w:noProof/>
             <w:webHidden/>
           </w:rPr>
-          <w:t>26</w:t>
+          <w:t>25</w:t>
         </w:r>
         <w:r>
           <w:rPr>
@@ -4467,7 +4467,7 @@
           <w14:ligatures w14:val="standardContextual"/>
         </w:rPr>
       </w:pPr>
-      <w:hyperlink w:anchor="_Toc238642629" w:history="1">
+      <w:hyperlink w:anchor="_Toc238646995" w:history="1">
         <w:r>
           <w:rPr>
             <w:rStyle w:val="Hyperlink"/>
@@ -4511,7 +4511,7 @@
             <w:noProof/>
             <w:webHidden/>
           </w:rPr>
-          <w:instrText xml:space="preserve"> PAGEREF _Toc238642629 \h </w:instrText>
+          <w:instrText xml:space="preserve"> PAGEREF _Toc238646995 \h </w:instrText>
         </w:r>
         <w:r>
           <w:rPr>
@@ -4531,7 +4531,7 @@
             <w:noProof/>
             <w:webHidden/>
           </w:rPr>
-          <w:t>26</w:t>
+          <w:t>25</w:t>
         </w:r>
         <w:r>
           <w:rPr>
@@ -4556,7 +4556,7 @@
           <w14:ligatures w14:val="standardContextual"/>
         </w:rPr>
       </w:pPr>
-      <w:hyperlink w:anchor="_Toc238642630" w:history="1">
+      <w:hyperlink w:anchor="_Toc238646996" w:history="1">
         <w:r>
           <w:rPr>
             <w:rStyle w:val="Hyperlink"/>
@@ -4600,7 +4600,7 @@
             <w:noProof/>
             <w:webHidden/>
           </w:rPr>
-          <w:instrText xml:space="preserve"> PAGEREF _Toc238642630 \h </w:instrText>
+          <w:instrText xml:space="preserve"> PAGEREF _Toc238646996 \h </w:instrText>
         </w:r>
         <w:r>
           <w:rPr>
@@ -4620,7 +4620,7 @@
             <w:noProof/>
             <w:webHidden/>
           </w:rPr>
-          <w:t>26</w:t>
+          <w:t>25</w:t>
         </w:r>
         <w:r>
           <w:rPr>
@@ -4645,7 +4645,7 @@
           <w14:ligatures w14:val="standardContextual"/>
         </w:rPr>
       </w:pPr>
-      <w:hyperlink w:anchor="_Toc238642631" w:history="1">
+      <w:hyperlink w:anchor="_Toc238646997" w:history="1">
         <w:r>
           <w:rPr>
             <w:rStyle w:val="Hyperlink"/>
@@ -4689,7 +4689,7 @@
             <w:noProof/>
             <w:webHidden/>
           </w:rPr>
-          <w:instrText xml:space="preserve"> PAGEREF _Toc238642631 \h </w:instrText>
+          <w:instrText xml:space="preserve"> PAGEREF _Toc238646997 \h </w:instrText>
         </w:r>
         <w:r>
           <w:rPr>
@@ -4709,7 +4709,7 @@
             <w:noProof/>
             <w:webHidden/>
           </w:rPr>
-          <w:t>28</w:t>
+          <w:t>27</w:t>
         </w:r>
         <w:r>
           <w:rPr>
@@ -4734,7 +4734,7 @@
           <w14:ligatures w14:val="standardContextual"/>
         </w:rPr>
       </w:pPr>
-      <w:hyperlink w:anchor="_Toc238642632" w:history="1">
+      <w:hyperlink w:anchor="_Toc238646998" w:history="1">
         <w:r>
           <w:rPr>
             <w:rStyle w:val="Hyperlink"/>
@@ -4778,7 +4778,7 @@
             <w:noProof/>
             <w:webHidden/>
           </w:rPr>
-          <w:instrText xml:space="preserve"> PAGEREF _Toc238642632 \h </w:instrText>
+          <w:instrText xml:space="preserve"> PAGEREF _Toc238646998 \h </w:instrText>
         </w:r>
         <w:r>
           <w:rPr>
@@ -4798,7 +4798,7 @@
             <w:noProof/>
             <w:webHidden/>
           </w:rPr>
-          <w:t>28</w:t>
+          <w:t>27</w:t>
         </w:r>
         <w:r>
           <w:rPr>
@@ -4823,7 +4823,7 @@
           <w14:ligatures w14:val="standardContextual"/>
         </w:rPr>
       </w:pPr>
-      <w:hyperlink w:anchor="_Toc238642633" w:history="1">
+      <w:hyperlink w:anchor="_Toc238646999" w:history="1">
         <w:r>
           <w:rPr>
             <w:rStyle w:val="Hyperlink"/>
@@ -4867,7 +4867,7 @@
             <w:noProof/>
             <w:webHidden/>
           </w:rPr>
-          <w:instrText xml:space="preserve"> PAGEREF _Toc238642633 \h </w:instrText>
+          <w:instrText xml:space="preserve"> PAGEREF _Toc238646999 \h </w:instrText>
         </w:r>
         <w:r>
           <w:rPr>
@@ -4887,7 +4887,7 @@
             <w:noProof/>
             <w:webHidden/>
           </w:rPr>
-          <w:t>28</w:t>
+          <w:t>27</w:t>
         </w:r>
         <w:r>
           <w:rPr>
@@ -4912,7 +4912,7 @@
           <w14:ligatures w14:val="standardContextual"/>
         </w:rPr>
       </w:pPr>
-      <w:hyperlink w:anchor="_Toc238642634" w:history="1">
+      <w:hyperlink w:anchor="_Toc238647000" w:history="1">
         <w:r>
           <w:rPr>
             <w:rStyle w:val="Hyperlink"/>
@@ -4956,7 +4956,7 @@
             <w:noProof/>
             <w:webHidden/>
           </w:rPr>
-          <w:instrText xml:space="preserve"> PAGEREF _Toc238642634 \h </w:instrText>
+          <w:instrText xml:space="preserve"> PAGEREF _Toc238647000 \h </w:instrText>
         </w:r>
         <w:r>
           <w:rPr>
@@ -4976,7 +4976,7 @@
             <w:noProof/>
             <w:webHidden/>
           </w:rPr>
-          <w:t>28</w:t>
+          <w:t>27</w:t>
         </w:r>
         <w:r>
           <w:rPr>
@@ -4997,7 +4997,7 @@
           <w14:ligatures w14:val="standardContextual"/>
         </w:rPr>
       </w:pPr>
-      <w:hyperlink w:anchor="_Toc238642635" w:history="1">
+      <w:hyperlink w:anchor="_Toc238647001" w:history="1">
         <w:r>
           <w:rPr>
             <w:rStyle w:val="Hyperlink"/>
@@ -5020,7 +5020,7 @@
           <w:rPr>
             <w:webHidden/>
           </w:rPr>
-          <w:instrText xml:space="preserve"> PAGEREF _Toc238642635 \h </w:instrText>
+          <w:instrText xml:space="preserve"> PAGEREF _Toc238647001 \h </w:instrText>
         </w:r>
         <w:r>
           <w:rPr>
@@ -5037,7 +5037,7 @@
           <w:rPr>
             <w:webHidden/>
           </w:rPr>
-          <w:t>29</w:t>
+          <w:t>28</w:t>
         </w:r>
         <w:r>
           <w:rPr>
@@ -5058,7 +5058,7 @@
           <w14:ligatures w14:val="standardContextual"/>
         </w:rPr>
       </w:pPr>
-      <w:hyperlink w:anchor="_Toc238642636" w:history="1">
+      <w:hyperlink w:anchor="_Toc238647002" w:history="1">
         <w:r>
           <w:rPr>
             <w:rStyle w:val="Hyperlink"/>
@@ -5085,7 +5085,7 @@
             <w:noProof/>
             <w:webHidden/>
           </w:rPr>
-          <w:instrText xml:space="preserve"> PAGEREF _Toc238642636 \h </w:instrText>
+          <w:instrText xml:space="preserve"> PAGEREF _Toc238647002 \h </w:instrText>
         </w:r>
         <w:r>
           <w:rPr>
@@ -5105,7 +5105,7 @@
             <w:noProof/>
             <w:webHidden/>
           </w:rPr>
-          <w:t>29</w:t>
+          <w:t>28</w:t>
         </w:r>
         <w:r>
           <w:rPr>
@@ -5127,7 +5127,7 @@
           <w14:ligatures w14:val="standardContextual"/>
         </w:rPr>
       </w:pPr>
-      <w:hyperlink w:anchor="_Toc238642637" w:history="1">
+      <w:hyperlink w:anchor="_Toc238647003" w:history="1">
         <w:r>
           <w:rPr>
             <w:rStyle w:val="Hyperlink"/>
@@ -5154,7 +5154,7 @@
             <w:noProof/>
             <w:webHidden/>
           </w:rPr>
-          <w:instrText xml:space="preserve"> PAGEREF _Toc238642637 \h </w:instrText>
+          <w:instrText xml:space="preserve"> PAGEREF _Toc238647003 \h </w:instrText>
         </w:r>
         <w:r>
           <w:rPr>
@@ -5174,7 +5174,7 @@
             <w:noProof/>
             <w:webHidden/>
           </w:rPr>
-          <w:t>29</w:t>
+          <w:t>28</w:t>
         </w:r>
         <w:r>
           <w:rPr>
@@ -5196,7 +5196,7 @@
           <w14:ligatures w14:val="standardContextual"/>
         </w:rPr>
       </w:pPr>
-      <w:hyperlink w:anchor="_Toc238642638" w:history="1">
+      <w:hyperlink w:anchor="_Toc238647004" w:history="1">
         <w:r>
           <w:rPr>
             <w:rStyle w:val="Hyperlink"/>
@@ -5223,7 +5223,7 @@
             <w:noProof/>
             <w:webHidden/>
           </w:rPr>
-          <w:instrText xml:space="preserve"> PAGEREF _Toc238642638 \h </w:instrText>
+          <w:instrText xml:space="preserve"> PAGEREF _Toc238647004 \h </w:instrText>
         </w:r>
         <w:r>
           <w:rPr>
@@ -5243,7 +5243,7 @@
             <w:noProof/>
             <w:webHidden/>
           </w:rPr>
-          <w:t>29</w:t>
+          <w:t>28</w:t>
         </w:r>
         <w:r>
           <w:rPr>
@@ -5264,7 +5264,7 @@
           <w14:ligatures w14:val="standardContextual"/>
         </w:rPr>
       </w:pPr>
-      <w:hyperlink w:anchor="_Toc238642639" w:history="1">
+      <w:hyperlink w:anchor="_Toc238647005" w:history="1">
         <w:r>
           <w:rPr>
             <w:rStyle w:val="Hyperlink"/>
@@ -5287,7 +5287,7 @@
           <w:rPr>
             <w:webHidden/>
           </w:rPr>
-          <w:instrText xml:space="preserve"> PAGEREF _Toc238642639 \h </w:instrText>
+          <w:instrText xml:space="preserve"> PAGEREF _Toc238647005 \h </w:instrText>
         </w:r>
         <w:r>
           <w:rPr>
@@ -5304,7 +5304,7 @@
           <w:rPr>
             <w:webHidden/>
           </w:rPr>
-          <w:t>30</w:t>
+          <w:t>29</w:t>
         </w:r>
         <w:r>
           <w:rPr>
@@ -5328,7 +5328,7 @@
           <w14:ligatures w14:val="standardContextual"/>
         </w:rPr>
       </w:pPr>
-      <w:hyperlink w:anchor="_Toc238642640" w:history="1">
+      <w:hyperlink w:anchor="_Toc238647006" w:history="1">
         <w:r>
           <w:rPr>
             <w:rStyle w:val="Hyperlink"/>
@@ -5372,7 +5372,7 @@
             <w:noProof/>
             <w:webHidden/>
           </w:rPr>
-          <w:instrText xml:space="preserve"> PAGEREF _Toc238642640 \h </w:instrText>
+          <w:instrText xml:space="preserve"> PAGEREF _Toc238647006 \h </w:instrText>
         </w:r>
         <w:r>
           <w:rPr>
@@ -5392,7 +5392,7 @@
             <w:noProof/>
             <w:webHidden/>
           </w:rPr>
-          <w:t>30</w:t>
+          <w:t>29</w:t>
         </w:r>
         <w:r>
           <w:rPr>
@@ -5417,7 +5417,7 @@
           <w14:ligatures w14:val="standardContextual"/>
         </w:rPr>
       </w:pPr>
-      <w:hyperlink w:anchor="_Toc238642641" w:history="1">
+      <w:hyperlink w:anchor="_Toc238647007" w:history="1">
         <w:r>
           <w:rPr>
             <w:rStyle w:val="Hyperlink"/>
@@ -5461,7 +5461,7 @@
             <w:noProof/>
             <w:webHidden/>
           </w:rPr>
-          <w:instrText xml:space="preserve"> PAGEREF _Toc238642641 \h </w:instrText>
+          <w:instrText xml:space="preserve"> PAGEREF _Toc238647007 \h </w:instrText>
         </w:r>
         <w:r>
           <w:rPr>
@@ -5481,7 +5481,7 @@
             <w:noProof/>
             <w:webHidden/>
           </w:rPr>
-          <w:t>30</w:t>
+          <w:t>29</w:t>
         </w:r>
         <w:r>
           <w:rPr>
@@ -5506,7 +5506,7 @@
           <w14:ligatures w14:val="standardContextual"/>
         </w:rPr>
       </w:pPr>
-      <w:hyperlink w:anchor="_Toc238642642" w:history="1">
+      <w:hyperlink w:anchor="_Toc238647008" w:history="1">
         <w:r>
           <w:rPr>
             <w:rStyle w:val="Hyperlink"/>
@@ -5558,7 +5558,7 @@
             <w:noProof/>
             <w:webHidden/>
           </w:rPr>
-          <w:instrText xml:space="preserve"> PAGEREF _Toc238642642 \h </w:instrText>
+          <w:instrText xml:space="preserve"> PAGEREF _Toc238647008 \h </w:instrText>
         </w:r>
         <w:r>
           <w:rPr>
@@ -5578,7 +5578,7 @@
             <w:noProof/>
             <w:webHidden/>
           </w:rPr>
-          <w:t>30</w:t>
+          <w:t>29</w:t>
         </w:r>
         <w:r>
           <w:rPr>
@@ -5599,7 +5599,7 @@
           <w14:ligatures w14:val="standardContextual"/>
         </w:rPr>
       </w:pPr>
-      <w:hyperlink w:anchor="_Toc238642643" w:history="1">
+      <w:hyperlink w:anchor="_Toc238647009" w:history="1">
         <w:r>
           <w:rPr>
             <w:rStyle w:val="Hyperlink"/>
@@ -5622,7 +5622,7 @@
           <w:rPr>
             <w:webHidden/>
           </w:rPr>
-          <w:instrText xml:space="preserve"> PAGEREF _Toc238642643 \h </w:instrText>
+          <w:instrText xml:space="preserve"> PAGEREF _Toc238647009 \h </w:instrText>
         </w:r>
         <w:r>
           <w:rPr>
@@ -5639,7 +5639,7 @@
           <w:rPr>
             <w:webHidden/>
           </w:rPr>
-          <w:t>31</w:t>
+          <w:t>30</w:t>
         </w:r>
         <w:r>
           <w:rPr>
@@ -5659,7 +5659,7 @@
           <w14:ligatures w14:val="standardContextual"/>
         </w:rPr>
       </w:pPr>
-      <w:hyperlink w:anchor="_Toc238642644" w:history="1">
+      <w:hyperlink w:anchor="_Toc238647010" w:history="1">
         <w:r>
           <w:rPr>
             <w:rStyle w:val="Hyperlink"/>
@@ -5682,7 +5682,7 @@
           <w:rPr>
             <w:webHidden/>
           </w:rPr>
-          <w:instrText xml:space="preserve"> PAGEREF _Toc238642644 \h </w:instrText>
+          <w:instrText xml:space="preserve"> PAGEREF _Toc238647010 \h </w:instrText>
         </w:r>
         <w:r>
           <w:rPr>
@@ -5699,7 +5699,7 @@
           <w:rPr>
             <w:webHidden/>
           </w:rPr>
-          <w:t>33</w:t>
+          <w:t>32</w:t>
         </w:r>
         <w:r>
           <w:rPr>
@@ -5720,7 +5720,7 @@
           <w14:ligatures w14:val="standardContextual"/>
         </w:rPr>
       </w:pPr>
-      <w:hyperlink w:anchor="_Toc238642645" w:history="1">
+      <w:hyperlink w:anchor="_Toc238647011" w:history="1">
         <w:r>
           <w:rPr>
             <w:rStyle w:val="Hyperlink"/>
@@ -5747,7 +5747,7 @@
             <w:noProof/>
             <w:webHidden/>
           </w:rPr>
-          <w:instrText xml:space="preserve"> PAGEREF _Toc238642645 \h </w:instrText>
+          <w:instrText xml:space="preserve"> PAGEREF _Toc238647011 \h </w:instrText>
         </w:r>
         <w:r>
           <w:rPr>
@@ -5767,7 +5767,7 @@
             <w:noProof/>
             <w:webHidden/>
           </w:rPr>
-          <w:t>33</w:t>
+          <w:t>32</w:t>
         </w:r>
         <w:r>
           <w:rPr>
@@ -5789,7 +5789,7 @@
           <w14:ligatures w14:val="standardContextual"/>
         </w:rPr>
       </w:pPr>
-      <w:hyperlink w:anchor="_Toc238642646" w:history="1">
+      <w:hyperlink w:anchor="_Toc238647012" w:history="1">
         <w:r>
           <w:rPr>
             <w:rStyle w:val="Hyperlink"/>
@@ -5816,7 +5816,7 @@
             <w:noProof/>
             <w:webHidden/>
           </w:rPr>
-          <w:instrText xml:space="preserve"> PAGEREF _Toc238642646 \h </w:instrText>
+          <w:instrText xml:space="preserve"> PAGEREF _Toc238647012 \h </w:instrText>
         </w:r>
         <w:r>
           <w:rPr>
@@ -5836,7 +5836,7 @@
             <w:noProof/>
             <w:webHidden/>
           </w:rPr>
-          <w:t>34</w:t>
+          <w:t>33</w:t>
         </w:r>
         <w:r>
           <w:rPr>
@@ -5896,7 +5896,7 @@
           <w:numId w:val="0"/>
         </w:numPr>
       </w:pPr>
-      <w:bookmarkStart w:id="3" w:name="_Toc238642587"/>
+      <w:bookmarkStart w:id="3" w:name="_Toc238646953"/>
       <w:r>
         <w:lastRenderedPageBreak/>
         <w:t>DANH MỤC CÁC HÌNH VẼ</w:t>
@@ -6267,7 +6267,7 @@
           <w:numId w:val="0"/>
         </w:numPr>
       </w:pPr>
-      <w:bookmarkStart w:id="4" w:name="_Toc238642588"/>
+      <w:bookmarkStart w:id="4" w:name="_Toc238646954"/>
       <w:r>
         <w:lastRenderedPageBreak/>
         <w:t>DANH MỤC CÁC BẢNG BIỂU</w:t>
@@ -6401,7 +6401,7 @@
           <w:numId w:val="0"/>
         </w:numPr>
       </w:pPr>
-      <w:bookmarkStart w:id="5" w:name="_Toc238642589"/>
+      <w:bookmarkStart w:id="5" w:name="_Toc238646955"/>
       <w:r>
         <w:lastRenderedPageBreak/>
         <w:t>DANH MỤC CÁC</w:t>
@@ -6721,7 +6721,7 @@
       <w:pPr>
         <w:pStyle w:val="Heading1"/>
       </w:pPr>
-      <w:bookmarkStart w:id="11" w:name="_Toc238642590"/>
+      <w:bookmarkStart w:id="11" w:name="_Toc238646956"/>
       <w:bookmarkEnd w:id="9"/>
       <w:bookmarkEnd w:id="10"/>
       <w:r>
@@ -6736,7 +6736,7 @@
       <w:pPr>
         <w:pStyle w:val="Heading2"/>
       </w:pPr>
-      <w:bookmarkStart w:id="12" w:name="_Toc238642591"/>
+      <w:bookmarkStart w:id="12" w:name="_Toc238646957"/>
       <w:r>
         <w:t>Tổng Quan:</w:t>
       </w:r>
@@ -6746,7 +6746,7 @@
       <w:pPr>
         <w:pStyle w:val="Heading3"/>
       </w:pPr>
-      <w:bookmarkStart w:id="13" w:name="_Toc238642592"/>
+      <w:bookmarkStart w:id="13" w:name="_Toc238646958"/>
       <w:r>
         <w:t>Khảo sát hiện trạng:</w:t>
       </w:r>
@@ -6824,7 +6824,7 @@
       <w:pPr>
         <w:pStyle w:val="Heading3"/>
       </w:pPr>
-      <w:bookmarkStart w:id="14" w:name="_Toc238642593"/>
+      <w:bookmarkStart w:id="14" w:name="_Toc238646959"/>
       <w:r>
         <w:t>Quy trình nghiệp vụ</w:t>
       </w:r>
@@ -7310,7 +7310,7 @@
       <w:pPr>
         <w:pStyle w:val="Heading3"/>
       </w:pPr>
-      <w:bookmarkStart w:id="15" w:name="_Toc238642594"/>
+      <w:bookmarkStart w:id="15" w:name="_Toc238646960"/>
       <w:r>
         <w:t>Quy định</w:t>
       </w:r>
@@ -7367,7 +7367,7 @@
       <w:pPr>
         <w:pStyle w:val="Heading2"/>
       </w:pPr>
-      <w:bookmarkStart w:id="16" w:name="_Toc238642595"/>
+      <w:bookmarkStart w:id="16" w:name="_Toc238646961"/>
       <w:r>
         <w:t>Phạm vi đề tài:</w:t>
       </w:r>
@@ -7377,7 +7377,7 @@
       <w:pPr>
         <w:pStyle w:val="Heading3"/>
       </w:pPr>
-      <w:bookmarkStart w:id="17" w:name="_Toc238642596"/>
+      <w:bookmarkStart w:id="17" w:name="_Toc238646962"/>
       <w:r>
         <w:t>Đặc điểm của ứng dụng</w:t>
       </w:r>
@@ -7398,7 +7398,7 @@
       <w:pPr>
         <w:pStyle w:val="Heading3"/>
       </w:pPr>
-      <w:bookmarkStart w:id="18" w:name="_Toc238642597"/>
+      <w:bookmarkStart w:id="18" w:name="_Toc238646963"/>
       <w:r>
         <w:t>Phạm vi và đối tượng phục vụ</w:t>
       </w:r>
@@ -7521,7 +7521,7 @@
       <w:pPr>
         <w:pStyle w:val="Heading3"/>
       </w:pPr>
-      <w:bookmarkStart w:id="19" w:name="_Toc238642598"/>
+      <w:bookmarkStart w:id="19" w:name="_Toc238646964"/>
       <w:r>
         <w:t>Nhóm các hệ thống con</w:t>
       </w:r>
@@ -7659,7 +7659,7 @@
       <w:pPr>
         <w:pStyle w:val="Heading2"/>
       </w:pPr>
-      <w:bookmarkStart w:id="20" w:name="_Toc238642599"/>
+      <w:bookmarkStart w:id="20" w:name="_Toc238646965"/>
       <w:r>
         <w:t xml:space="preserve">Danh sách các câu hỏi khi thu thập </w:t>
       </w:r>
@@ -7700,7 +7700,6 @@
             <w:pPr>
               <w:spacing w:after="120"/>
               <w:ind w:firstLine="0"/>
-              <w:jc w:val="center"/>
               <w:rPr>
                 <w:b/>
                 <w:i/>
@@ -7733,7 +7732,6 @@
             <w:pPr>
               <w:spacing w:after="120"/>
               <w:ind w:firstLine="0"/>
-              <w:jc w:val="center"/>
               <w:rPr>
                 <w:b/>
                 <w:i/>
@@ -7757,7 +7755,6 @@
           <w:p>
             <w:pPr>
               <w:spacing w:after="120"/>
-              <w:jc w:val="center"/>
               <w:rPr>
                 <w:b/>
                 <w:i/>
@@ -7781,7 +7778,6 @@
           <w:p>
             <w:pPr>
               <w:spacing w:after="120"/>
-              <w:jc w:val="center"/>
               <w:rPr>
                 <w:b/>
                 <w:i/>
@@ -7812,7 +7808,6 @@
             <w:pPr>
               <w:spacing w:after="120"/>
               <w:ind w:firstLine="0"/>
-              <w:jc w:val="left"/>
               <w:rPr>
                 <w:sz w:val="24"/>
               </w:rPr>
@@ -7833,7 +7828,6 @@
             <w:pPr>
               <w:spacing w:after="120"/>
               <w:ind w:firstLine="0"/>
-              <w:jc w:val="left"/>
               <w:rPr>
                 <w:sz w:val="24"/>
               </w:rPr>
@@ -7855,7 +7849,6 @@
             <w:pPr>
               <w:spacing w:after="120"/>
               <w:ind w:firstLine="0"/>
-              <w:jc w:val="left"/>
               <w:rPr>
                 <w:sz w:val="24"/>
               </w:rPr>
@@ -7883,7 +7876,6 @@
             <w:pPr>
               <w:spacing w:after="120"/>
               <w:ind w:firstLine="0"/>
-              <w:jc w:val="left"/>
               <w:rPr>
                 <w:sz w:val="24"/>
               </w:rPr>
@@ -7910,7 +7902,6 @@
             <w:pPr>
               <w:spacing w:after="120"/>
               <w:ind w:firstLine="0"/>
-              <w:jc w:val="left"/>
               <w:rPr>
                 <w:sz w:val="24"/>
               </w:rPr>
@@ -7931,7 +7922,6 @@
             <w:pPr>
               <w:spacing w:after="120"/>
               <w:ind w:firstLine="0"/>
-              <w:jc w:val="left"/>
               <w:rPr>
                 <w:sz w:val="24"/>
               </w:rPr>
@@ -7960,7 +7950,6 @@
             <w:pPr>
               <w:spacing w:after="120"/>
               <w:ind w:firstLine="0"/>
-              <w:jc w:val="left"/>
               <w:rPr>
                 <w:sz w:val="24"/>
               </w:rPr>
@@ -7983,7 +7972,6 @@
             <w:pPr>
               <w:spacing w:after="120"/>
               <w:ind w:firstLine="0"/>
-              <w:jc w:val="left"/>
               <w:rPr>
                 <w:sz w:val="24"/>
               </w:rPr>
@@ -8016,7 +8004,6 @@
             <w:pPr>
               <w:spacing w:after="120"/>
               <w:ind w:firstLine="0"/>
-              <w:jc w:val="left"/>
               <w:rPr>
                 <w:sz w:val="24"/>
               </w:rPr>
@@ -8037,7 +8024,6 @@
             <w:pPr>
               <w:spacing w:after="120"/>
               <w:ind w:firstLine="0"/>
-              <w:jc w:val="left"/>
               <w:rPr>
                 <w:sz w:val="24"/>
               </w:rPr>
@@ -8059,7 +8045,6 @@
             <w:pPr>
               <w:spacing w:after="120"/>
               <w:ind w:firstLine="0"/>
-              <w:jc w:val="left"/>
               <w:rPr>
                 <w:sz w:val="24"/>
               </w:rPr>
@@ -8081,7 +8066,6 @@
             <w:pPr>
               <w:spacing w:after="120"/>
               <w:ind w:firstLine="0"/>
-              <w:jc w:val="left"/>
               <w:rPr>
                 <w:sz w:val="24"/>
               </w:rPr>
@@ -8108,7 +8092,6 @@
             <w:pPr>
               <w:spacing w:after="120"/>
               <w:ind w:firstLine="0"/>
-              <w:jc w:val="left"/>
               <w:rPr>
                 <w:sz w:val="24"/>
               </w:rPr>
@@ -8129,7 +8112,6 @@
             <w:pPr>
               <w:spacing w:after="120"/>
               <w:ind w:firstLine="0"/>
-              <w:jc w:val="left"/>
               <w:rPr>
                 <w:sz w:val="24"/>
               </w:rPr>
@@ -8151,7 +8133,6 @@
             <w:pPr>
               <w:spacing w:after="120"/>
               <w:ind w:firstLine="0"/>
-              <w:jc w:val="left"/>
               <w:rPr>
                 <w:sz w:val="24"/>
               </w:rPr>
@@ -8173,7 +8154,6 @@
             <w:pPr>
               <w:spacing w:after="120"/>
               <w:ind w:firstLine="0"/>
-              <w:jc w:val="left"/>
               <w:rPr>
                 <w:sz w:val="24"/>
               </w:rPr>
@@ -8200,7 +8180,6 @@
             <w:pPr>
               <w:spacing w:after="120"/>
               <w:ind w:firstLine="0"/>
-              <w:jc w:val="left"/>
               <w:rPr>
                 <w:sz w:val="24"/>
               </w:rPr>
@@ -8222,7 +8201,6 @@
             <w:pPr>
               <w:spacing w:after="120"/>
               <w:ind w:firstLine="0"/>
-              <w:jc w:val="left"/>
               <w:rPr>
                 <w:sz w:val="24"/>
               </w:rPr>
@@ -8244,7 +8222,6 @@
             <w:pPr>
               <w:spacing w:after="120"/>
               <w:ind w:firstLine="0"/>
-              <w:jc w:val="left"/>
               <w:rPr>
                 <w:sz w:val="24"/>
               </w:rPr>
@@ -8266,7 +8243,6 @@
             <w:pPr>
               <w:spacing w:after="120"/>
               <w:ind w:firstLine="0"/>
-              <w:jc w:val="left"/>
               <w:rPr>
                 <w:sz w:val="24"/>
               </w:rPr>
@@ -8293,7 +8269,6 @@
             <w:pPr>
               <w:spacing w:after="120"/>
               <w:ind w:firstLine="0"/>
-              <w:jc w:val="left"/>
               <w:rPr>
                 <w:sz w:val="24"/>
               </w:rPr>
@@ -8314,7 +8289,6 @@
             <w:pPr>
               <w:spacing w:after="120"/>
               <w:ind w:firstLine="0"/>
-              <w:jc w:val="left"/>
               <w:rPr>
                 <w:sz w:val="24"/>
               </w:rPr>
@@ -8336,7 +8310,6 @@
             <w:pPr>
               <w:spacing w:after="120"/>
               <w:ind w:firstLine="0"/>
-              <w:jc w:val="left"/>
               <w:rPr>
                 <w:sz w:val="24"/>
               </w:rPr>
@@ -8358,7 +8331,6 @@
             <w:pPr>
               <w:spacing w:after="120"/>
               <w:ind w:firstLine="0"/>
-              <w:jc w:val="left"/>
               <w:rPr>
                 <w:sz w:val="24"/>
               </w:rPr>
@@ -8385,7 +8357,6 @@
             <w:pPr>
               <w:spacing w:after="120"/>
               <w:ind w:firstLine="0"/>
-              <w:jc w:val="left"/>
               <w:rPr>
                 <w:sz w:val="24"/>
               </w:rPr>
@@ -8406,7 +8377,6 @@
             <w:pPr>
               <w:spacing w:after="120"/>
               <w:ind w:firstLine="0"/>
-              <w:jc w:val="left"/>
               <w:rPr>
                 <w:sz w:val="24"/>
               </w:rPr>
@@ -8435,7 +8405,6 @@
             <w:pPr>
               <w:spacing w:after="120"/>
               <w:ind w:firstLine="0"/>
-              <w:jc w:val="left"/>
               <w:rPr>
                 <w:sz w:val="24"/>
               </w:rPr>
@@ -8458,7 +8427,6 @@
             <w:pPr>
               <w:spacing w:after="120"/>
               <w:ind w:firstLine="0"/>
-              <w:jc w:val="left"/>
               <w:rPr>
                 <w:sz w:val="24"/>
               </w:rPr>
@@ -8485,7 +8453,6 @@
             <w:pPr>
               <w:spacing w:after="120"/>
               <w:ind w:firstLine="0"/>
-              <w:jc w:val="left"/>
               <w:rPr>
                 <w:sz w:val="24"/>
               </w:rPr>
@@ -8506,7 +8473,6 @@
             <w:pPr>
               <w:spacing w:after="120"/>
               <w:ind w:firstLine="0"/>
-              <w:jc w:val="left"/>
               <w:rPr>
                 <w:sz w:val="24"/>
               </w:rPr>
@@ -8528,7 +8494,6 @@
             <w:pPr>
               <w:spacing w:after="120"/>
               <w:ind w:firstLine="0"/>
-              <w:jc w:val="left"/>
               <w:rPr>
                 <w:sz w:val="24"/>
               </w:rPr>
@@ -8550,7 +8515,6 @@
             <w:pPr>
               <w:spacing w:after="120"/>
               <w:ind w:firstLine="0"/>
-              <w:jc w:val="left"/>
               <w:rPr>
                 <w:sz w:val="24"/>
               </w:rPr>
@@ -8570,7 +8534,7 @@
       <w:pPr>
         <w:pStyle w:val="Heading2"/>
       </w:pPr>
-      <w:bookmarkStart w:id="21" w:name="_Toc238642600"/>
+      <w:bookmarkStart w:id="21" w:name="_Toc238646966"/>
       <w:r>
         <w:t>Yêu vầu chức năng:</w:t>
       </w:r>
@@ -8579,17 +8543,9 @@
     <w:p>
       <w:pPr>
         <w:pStyle w:val="Heading3"/>
-        <w:rPr>
-          <w:sz w:val="24"/>
-          <w:szCs w:val="24"/>
-        </w:rPr>
-      </w:pPr>
-      <w:bookmarkStart w:id="22" w:name="_Toc238642601"/>
-      <w:r>
-        <w:rPr>
-          <w:sz w:val="24"/>
-          <w:szCs w:val="24"/>
-        </w:rPr>
+      </w:pPr>
+      <w:bookmarkStart w:id="22" w:name="_Toc238646967"/>
+      <w:r>
         <w:t>Yêu cầu về lưu trữ</w:t>
       </w:r>
       <w:bookmarkEnd w:id="22"/>
@@ -8597,12 +8553,12 @@
     <w:p>
       <w:pPr>
         <w:rPr>
-          <w:sz w:val="24"/>
-        </w:rPr>
-      </w:pPr>
-      <w:r>
-        <w:rPr>
-          <w:sz w:val="24"/>
+          <w:szCs w:val="26"/>
+        </w:rPr>
+      </w:pPr>
+      <w:r>
+        <w:rPr>
+          <w:szCs w:val="26"/>
         </w:rPr>
         <w:t>Chức năng lưu trữ được xem là trọng tâm của hệ thống và là cơ sở để triển khai các chức năng quản lý, tìm kiếm, bán hàng và lập hóa đơn trong cửa hàng thú cưng. Để đảm bảo quản lý dữ liệu đầy đủ, chính xác và thuận tiện, hệ thống cần lưu trữ các thông tin quan trọng sau:</w:t>
       </w:r>
@@ -8615,20 +8571,20 @@
           <w:numId w:val="10"/>
         </w:numPr>
         <w:rPr>
-          <w:sz w:val="24"/>
+          <w:szCs w:val="26"/>
         </w:rPr>
       </w:pPr>
       <w:r>
         <w:rPr>
           <w:b/>
           <w:bCs/>
-          <w:sz w:val="24"/>
+          <w:szCs w:val="26"/>
         </w:rPr>
         <w:t>Thông tin nhân viên:</w:t>
       </w:r>
       <w:r>
         <w:rPr>
-          <w:sz w:val="24"/>
+          <w:szCs w:val="26"/>
         </w:rPr>
         <w:t xml:space="preserve"> Mã nhân viên, họ và tên, ngày sinh, địa chỉ, email, số điện thoại, ngày vào làm, chức vụ, mức lương và ghi chú.</w:t>
       </w:r>
@@ -8641,26 +8597,26 @@
           <w:numId w:val="10"/>
         </w:numPr>
         <w:rPr>
-          <w:sz w:val="24"/>
+          <w:szCs w:val="26"/>
         </w:rPr>
       </w:pPr>
       <w:r>
         <w:rPr>
           <w:b/>
           <w:bCs/>
-          <w:sz w:val="24"/>
+          <w:szCs w:val="26"/>
         </w:rPr>
         <w:t xml:space="preserve">Thông tin thú cưng: </w:t>
       </w:r>
       <w:r>
         <w:rPr>
-          <w:sz w:val="24"/>
+          <w:szCs w:val="26"/>
         </w:rPr>
         <w:t>Mã thú cưng, tên thú cưng, loại thú cưng, ngày tiếp nhận, giới tính, tuổi, mã khách hàng và ghi chú</w:t>
       </w:r>
       <w:r>
         <w:rPr>
-          <w:sz w:val="24"/>
+          <w:szCs w:val="26"/>
         </w:rPr>
         <w:t>.</w:t>
       </w:r>
@@ -8673,20 +8629,20 @@
           <w:numId w:val="10"/>
         </w:numPr>
         <w:rPr>
-          <w:sz w:val="24"/>
+          <w:szCs w:val="26"/>
         </w:rPr>
       </w:pPr>
       <w:r>
         <w:rPr>
           <w:b/>
           <w:bCs/>
-          <w:sz w:val="24"/>
+          <w:szCs w:val="26"/>
         </w:rPr>
         <w:t xml:space="preserve">Thông tin khách hàng: </w:t>
       </w:r>
       <w:r>
         <w:rPr>
-          <w:sz w:val="24"/>
+          <w:szCs w:val="26"/>
         </w:rPr>
         <w:t>Mã khách hàng, họ và tên, ngày sinh, địa chỉ, email, số điện thoại và ghi chú.</w:t>
       </w:r>
@@ -8699,20 +8655,20 @@
           <w:numId w:val="10"/>
         </w:numPr>
         <w:rPr>
-          <w:sz w:val="24"/>
+          <w:szCs w:val="26"/>
         </w:rPr>
       </w:pPr>
       <w:r>
         <w:rPr>
           <w:b/>
           <w:bCs/>
-          <w:sz w:val="24"/>
+          <w:szCs w:val="26"/>
         </w:rPr>
         <w:t xml:space="preserve">Thông tin sản phẩm: </w:t>
       </w:r>
       <w:r>
         <w:rPr>
-          <w:sz w:val="24"/>
+          <w:szCs w:val="26"/>
         </w:rPr>
         <w:t>Mã sản phẩm, tên sản phẩm, loại sản phẩm, đơn vị tính, giá bán, số lượng tồn kho và ghi chú.</w:t>
       </w:r>
@@ -8725,20 +8681,20 @@
           <w:numId w:val="10"/>
         </w:numPr>
         <w:rPr>
-          <w:sz w:val="24"/>
+          <w:szCs w:val="26"/>
         </w:rPr>
       </w:pPr>
       <w:r>
         <w:rPr>
           <w:b/>
           <w:bCs/>
-          <w:sz w:val="24"/>
+          <w:szCs w:val="26"/>
         </w:rPr>
         <w:t xml:space="preserve">Thông tin dịch vụ chăm sóc: </w:t>
       </w:r>
       <w:r>
         <w:rPr>
-          <w:sz w:val="24"/>
+          <w:szCs w:val="26"/>
         </w:rPr>
         <w:t>mã dịch vụ, tên dịch vụ, loại dịch vụ, giá dịch vụ, thời gian thực hiện và ghi chú.</w:t>
       </w:r>
@@ -8751,20 +8707,21 @@
           <w:numId w:val="10"/>
         </w:numPr>
         <w:rPr>
-          <w:sz w:val="24"/>
+          <w:szCs w:val="26"/>
         </w:rPr>
       </w:pPr>
       <w:r>
         <w:rPr>
           <w:b/>
           <w:bCs/>
-          <w:sz w:val="24"/>
-        </w:rPr>
+          <w:szCs w:val="26"/>
+        </w:rPr>
+        <w:lastRenderedPageBreak/>
         <w:t xml:space="preserve">Thông tin lịch hẹn: </w:t>
       </w:r>
       <w:r>
         <w:rPr>
-          <w:sz w:val="24"/>
+          <w:szCs w:val="26"/>
         </w:rPr>
         <w:t>Mã lịch hẹn, mã khách hàng, thông tin thú cưng, ngày giờ hẹn, nội dung dịch vụ và trạng thái lịch hẹn.</w:t>
       </w:r>
@@ -8777,21 +8734,20 @@
           <w:numId w:val="10"/>
         </w:numPr>
         <w:rPr>
-          <w:sz w:val="24"/>
+          <w:szCs w:val="26"/>
         </w:rPr>
       </w:pPr>
       <w:r>
         <w:rPr>
           <w:b/>
           <w:bCs/>
-          <w:sz w:val="24"/>
-        </w:rPr>
-        <w:lastRenderedPageBreak/>
+          <w:szCs w:val="26"/>
+        </w:rPr>
         <w:t xml:space="preserve">Thông tin hóa đơn: </w:t>
       </w:r>
       <w:r>
         <w:rPr>
-          <w:sz w:val="24"/>
+          <w:szCs w:val="26"/>
         </w:rPr>
         <w:t>Mã hóa đơn, ngày lập hóa đơn, mã khách hàng, mã nhân viên, chi tiết các sản phẩm hoặc thú cưng được mua, số lượng, đơn giá, thành tiền và tổng số tiền hóa đơn.</w:t>
       </w:r>
@@ -8804,20 +8760,20 @@
           <w:numId w:val="10"/>
         </w:numPr>
         <w:rPr>
-          <w:sz w:val="24"/>
+          <w:szCs w:val="26"/>
         </w:rPr>
       </w:pPr>
       <w:r>
         <w:rPr>
           <w:b/>
           <w:bCs/>
-          <w:sz w:val="24"/>
+          <w:szCs w:val="26"/>
         </w:rPr>
         <w:t xml:space="preserve">Thông tin tồn kho: </w:t>
       </w:r>
       <w:r>
         <w:rPr>
-          <w:sz w:val="24"/>
+          <w:szCs w:val="26"/>
         </w:rPr>
         <w:t>Mã sản phẩm, số lượng nhập, số lượng xuất, số lượng tồn, ngày cập nhật và ghi chú.</w:t>
       </w:r>
@@ -8826,12 +8782,12 @@
       <w:pPr>
         <w:ind w:left="567" w:firstLine="0"/>
         <w:rPr>
-          <w:sz w:val="24"/>
-        </w:rPr>
-      </w:pPr>
-      <w:r>
-        <w:rPr>
-          <w:sz w:val="24"/>
+          <w:szCs w:val="26"/>
+        </w:rPr>
+      </w:pPr>
+      <w:r>
+        <w:rPr>
+          <w:szCs w:val="26"/>
         </w:rPr>
         <w:t>Các thông tin được lưu trữ có mối quan hệ với nhau, giúp hệ thống kiểm soát hoạt động bán hàng, quản lý nhân viên, khách hàng, thú cưng, sản phẩm, tồn kho và lịch hẹn một cách thống nhất.</w:t>
       </w:r>
@@ -8839,17 +8795,9 @@
     <w:p>
       <w:pPr>
         <w:pStyle w:val="Heading3"/>
-        <w:rPr>
-          <w:sz w:val="24"/>
-          <w:szCs w:val="24"/>
-        </w:rPr>
-      </w:pPr>
-      <w:bookmarkStart w:id="23" w:name="_Toc238642602"/>
-      <w:r>
-        <w:rPr>
-          <w:sz w:val="24"/>
-          <w:szCs w:val="24"/>
-        </w:rPr>
+      </w:pPr>
+      <w:bookmarkStart w:id="23" w:name="_Toc238646968"/>
+      <w:r>
         <w:t>Yêu cầu về tính năng</w:t>
       </w:r>
       <w:bookmarkEnd w:id="23"/>
@@ -8857,12 +8805,12 @@
     <w:p>
       <w:pPr>
         <w:rPr>
-          <w:sz w:val="24"/>
-        </w:rPr>
-      </w:pPr>
-      <w:r>
-        <w:rPr>
-          <w:sz w:val="24"/>
+          <w:szCs w:val="26"/>
+        </w:rPr>
+      </w:pPr>
+      <w:r>
+        <w:rPr>
+          <w:szCs w:val="26"/>
         </w:rPr>
         <w:t>Ngoài chức năng lưu trữ, hệ thống cần đáp ứng các yêu cầu về tính năng sau:</w:t>
       </w:r>
@@ -8875,32 +8823,32 @@
           <w:numId w:val="10"/>
         </w:numPr>
         <w:rPr>
-          <w:sz w:val="24"/>
+          <w:szCs w:val="26"/>
         </w:rPr>
       </w:pPr>
       <w:r>
         <w:rPr>
           <w:b/>
           <w:bCs/>
-          <w:sz w:val="24"/>
+          <w:szCs w:val="26"/>
         </w:rPr>
         <w:t>Đăng nhập và phân quyền:</w:t>
       </w:r>
       <w:r>
         <w:rPr>
-          <w:sz w:val="24"/>
+          <w:szCs w:val="26"/>
         </w:rPr>
         <w:t xml:space="preserve"> </w:t>
       </w:r>
       <w:r>
         <w:rPr>
-          <w:sz w:val="24"/>
+          <w:szCs w:val="26"/>
         </w:rPr>
         <w:t>Hệ thống cho phép nhân viên đăng nhập bằng tài khoản được cấp để sử dụng các chức năng phù hợp với quyền hạn. Việc phân quyền giúp kiểm soát quyền truy cập và đảm bảo mỗi nhân viên chỉ thực hiện được các thao tác phù hợp với chức vụ được phân công</w:t>
       </w:r>
       <w:r>
         <w:rPr>
-          <w:sz w:val="24"/>
+          <w:szCs w:val="26"/>
         </w:rPr>
         <w:t>.</w:t>
       </w:r>
@@ -8913,26 +8861,26 @@
           <w:numId w:val="10"/>
         </w:numPr>
         <w:rPr>
-          <w:sz w:val="24"/>
+          <w:szCs w:val="26"/>
         </w:rPr>
       </w:pPr>
       <w:r>
         <w:rPr>
           <w:b/>
           <w:bCs/>
-          <w:sz w:val="24"/>
+          <w:szCs w:val="26"/>
         </w:rPr>
         <w:t xml:space="preserve">Quản lý nhân viên: </w:t>
       </w:r>
       <w:r>
         <w:rPr>
-          <w:sz w:val="24"/>
+          <w:szCs w:val="26"/>
         </w:rPr>
         <w:t>Hệ thống cho phép người dùng có quyền phù hợp thực hiện các thao tác thêm mới, cập nhật, tra cứu và quản lý thông tin nhân viên. Việc quản lý giúp cửa hàng theo dõi thông tin và tình trạng làm việc của nhân viên</w:t>
       </w:r>
       <w:r>
         <w:rPr>
-          <w:sz w:val="24"/>
+          <w:szCs w:val="26"/>
         </w:rPr>
         <w:t>.</w:t>
       </w:r>
@@ -8945,26 +8893,26 @@
           <w:numId w:val="10"/>
         </w:numPr>
         <w:rPr>
-          <w:sz w:val="24"/>
+          <w:szCs w:val="26"/>
         </w:rPr>
       </w:pPr>
       <w:r>
         <w:rPr>
           <w:b/>
           <w:bCs/>
-          <w:sz w:val="24"/>
+          <w:szCs w:val="26"/>
         </w:rPr>
         <w:t xml:space="preserve">Quản lý khách hàng: </w:t>
       </w:r>
       <w:r>
         <w:rPr>
-          <w:sz w:val="24"/>
+          <w:szCs w:val="26"/>
         </w:rPr>
         <w:t>Hệ thống cho phép nhân viên thêm mới, cập nhật và tra cứu thông tin khách hàng. Thông tin khách hàng được sử dụng để quản lý các thú cưng thuộc sở hữu của khách hàng, lịch hẹn, dịch vụ chăm sóc và các giao dịch phát sinh</w:t>
       </w:r>
       <w:r>
         <w:rPr>
-          <w:sz w:val="24"/>
+          <w:szCs w:val="26"/>
         </w:rPr>
         <w:t>.</w:t>
       </w:r>
@@ -8977,26 +8925,26 @@
           <w:numId w:val="10"/>
         </w:numPr>
         <w:rPr>
-          <w:sz w:val="24"/>
+          <w:szCs w:val="26"/>
         </w:rPr>
       </w:pPr>
       <w:r>
         <w:rPr>
           <w:b/>
           <w:bCs/>
-          <w:sz w:val="24"/>
+          <w:szCs w:val="26"/>
         </w:rPr>
         <w:t xml:space="preserve">Quản lý hồ sơ thú cưng: </w:t>
       </w:r>
       <w:r>
         <w:rPr>
-          <w:sz w:val="24"/>
+          <w:szCs w:val="26"/>
         </w:rPr>
         <w:t>Hệ thống cho phép nhân viên thêm mới, cập nhật và tra cứu thông tin các thú cưng do khách hàng đưa đến cửa hàng để sử dụng dịch vụ chăm sóc. Mỗi thú cưng được liên kết với khách hàng sở hữu để phục vụ việc đặt lịch, tiếp nhận và theo dõi quá trình chăm sóc</w:t>
       </w:r>
       <w:r>
         <w:rPr>
-          <w:sz w:val="24"/>
+          <w:szCs w:val="26"/>
         </w:rPr>
         <w:t>.</w:t>
       </w:r>
@@ -9009,26 +8957,26 @@
           <w:numId w:val="10"/>
         </w:numPr>
         <w:rPr>
-          <w:sz w:val="24"/>
+          <w:szCs w:val="26"/>
         </w:rPr>
       </w:pPr>
       <w:r>
         <w:rPr>
           <w:b/>
           <w:bCs/>
-          <w:sz w:val="24"/>
+          <w:szCs w:val="26"/>
         </w:rPr>
         <w:t xml:space="preserve">Quản lý sản phẩm: </w:t>
       </w:r>
       <w:r>
         <w:rPr>
-          <w:sz w:val="24"/>
+          <w:szCs w:val="26"/>
         </w:rPr>
         <w:t>Hệ thống cho phép người dùng có quyền phù hợp thêm mới, cập nhật và tra cứu thông tin sản phẩm được kinh doanh tại cửa hàng. Chức năng này hỗ trợ quản lý các sản phẩm phục vụ hoạt động bán hàng và theo dõi tình trạng hàng hóa</w:t>
       </w:r>
       <w:r>
         <w:rPr>
-          <w:sz w:val="24"/>
+          <w:szCs w:val="26"/>
         </w:rPr>
         <w:t>.</w:t>
       </w:r>
@@ -9041,26 +8989,27 @@
           <w:numId w:val="10"/>
         </w:numPr>
         <w:rPr>
-          <w:sz w:val="24"/>
+          <w:szCs w:val="26"/>
         </w:rPr>
       </w:pPr>
       <w:r>
         <w:rPr>
           <w:b/>
           <w:bCs/>
-          <w:sz w:val="24"/>
-        </w:rPr>
+          <w:szCs w:val="26"/>
+        </w:rPr>
+        <w:lastRenderedPageBreak/>
         <w:t xml:space="preserve">Quản lý tồn kho: </w:t>
       </w:r>
       <w:r>
         <w:rPr>
-          <w:sz w:val="24"/>
+          <w:szCs w:val="26"/>
         </w:rPr>
         <w:t>Hệ thống cho phép theo dõi số lượng sản phẩm trong kho, quản lý quá trình nhập và xuất sản phẩm, đồng thời cập nhật số lượng tồn kho khi phát sinh giao dịch. Chức năng này giúp cửa hàng kiểm soát số lượng hàng hóa và hạn chế sai lệch tồn kho</w:t>
       </w:r>
       <w:r>
         <w:rPr>
-          <w:sz w:val="24"/>
+          <w:szCs w:val="26"/>
         </w:rPr>
         <w:t>.</w:t>
       </w:r>
@@ -9073,33 +9022,26 @@
           <w:numId w:val="10"/>
         </w:numPr>
         <w:rPr>
-          <w:sz w:val="24"/>
+          <w:szCs w:val="26"/>
         </w:rPr>
       </w:pPr>
       <w:r>
         <w:rPr>
           <w:b/>
           <w:bCs/>
-          <w:sz w:val="24"/>
+          <w:szCs w:val="26"/>
         </w:rPr>
         <w:t xml:space="preserve">Quản lý dịch vụ chăm sóc: </w:t>
       </w:r>
       <w:r>
         <w:rPr>
-          <w:sz w:val="24"/>
-        </w:rPr>
-        <w:t xml:space="preserve">Hệ thống cho phép nhân viên có quyền phù hợp thêm mới, cập nhật và tra cứu các dịch vụ chăm sóc thú cưng. Các dịch vụ được </w:t>
-      </w:r>
-      <w:r>
-        <w:rPr>
-          <w:sz w:val="24"/>
-        </w:rPr>
-        <w:lastRenderedPageBreak/>
-        <w:t>sử dụng trong quá trình đặt lịch, thực hiện chăm sóc và lập hóa đơn cho khách hàng</w:t>
-      </w:r>
-      <w:r>
-        <w:rPr>
-          <w:sz w:val="24"/>
+          <w:szCs w:val="26"/>
+        </w:rPr>
+        <w:t>Hệ thống cho phép nhân viên có quyền phù hợp thêm mới, cập nhật và tra cứu các dịch vụ chăm sóc thú cưng. Các dịch vụ được sử dụng trong quá trình đặt lịch, thực hiện chăm sóc và lập hóa đơn cho khách hàng</w:t>
+      </w:r>
+      <w:r>
+        <w:rPr>
+          <w:szCs w:val="26"/>
         </w:rPr>
         <w:t>.</w:t>
       </w:r>
@@ -9112,26 +9054,26 @@
           <w:numId w:val="10"/>
         </w:numPr>
         <w:rPr>
-          <w:sz w:val="24"/>
+          <w:szCs w:val="26"/>
         </w:rPr>
       </w:pPr>
       <w:r>
         <w:rPr>
           <w:b/>
           <w:bCs/>
-          <w:sz w:val="24"/>
+          <w:szCs w:val="26"/>
         </w:rPr>
         <w:t xml:space="preserve">Quản lý lịch hẹn: </w:t>
       </w:r>
       <w:r>
         <w:rPr>
-          <w:sz w:val="24"/>
+          <w:szCs w:val="26"/>
         </w:rPr>
         <w:t>Hệ thống cho phép nhân viên tạo mới, cập nhật, tra cứu và theo dõi các lịch hẹn chăm sóc thú cưng. Lịch hẹn được liên kết với khách hàng, thú cưng và dịch vụ tương ứng, đồng thời có thể cập nhật trạng thái trong quá trình phục vụ</w:t>
       </w:r>
       <w:r>
         <w:rPr>
-          <w:sz w:val="24"/>
+          <w:szCs w:val="26"/>
         </w:rPr>
         <w:t>.</w:t>
       </w:r>
@@ -9144,26 +9086,26 @@
           <w:numId w:val="10"/>
         </w:numPr>
         <w:rPr>
-          <w:sz w:val="24"/>
+          <w:szCs w:val="26"/>
         </w:rPr>
       </w:pPr>
       <w:r>
         <w:rPr>
           <w:b/>
           <w:bCs/>
-          <w:sz w:val="24"/>
+          <w:szCs w:val="26"/>
         </w:rPr>
         <w:t xml:space="preserve">Bán hàng: </w:t>
       </w:r>
       <w:r>
         <w:rPr>
-          <w:sz w:val="24"/>
+          <w:szCs w:val="26"/>
         </w:rPr>
         <w:t>Hệ thống hỗ trợ nhân viên thực hiện giao dịch bán sản phẩm và thanh toán các dịch vụ chăm sóc thú cưng. Khi giao dịch hoàn tất, hệ thống lập và lưu trữ hóa đơn, đồng thời cập nhật số lượng tồn kho đối với các sản phẩm đã bán</w:t>
       </w:r>
       <w:r>
         <w:rPr>
-          <w:sz w:val="24"/>
+          <w:szCs w:val="26"/>
         </w:rPr>
         <w:t>.</w:t>
       </w:r>
@@ -9176,26 +9118,26 @@
           <w:numId w:val="10"/>
         </w:numPr>
         <w:rPr>
-          <w:sz w:val="24"/>
+          <w:szCs w:val="26"/>
         </w:rPr>
       </w:pPr>
       <w:r>
         <w:rPr>
           <w:b/>
           <w:bCs/>
-          <w:sz w:val="24"/>
+          <w:szCs w:val="26"/>
         </w:rPr>
         <w:t xml:space="preserve">Tìm kiếm và tra cứu: </w:t>
       </w:r>
       <w:r>
         <w:rPr>
-          <w:sz w:val="24"/>
+          <w:szCs w:val="26"/>
         </w:rPr>
         <w:t>Hệ thống cung cấp chức năng tìm kiếm và tra cứu các thông tin đã được lưu trữ, bao gồm nhân viên, khách hàng, thú cưng, sản phẩm, dịch vụ, tồn kho, lịch hẹn và hóa đơn. Chức năng này giúp người dùng nhanh chóng tìm kiếm thông tin phục vụ các nghiệp vụ quản lý và chăm sóc khách hàng</w:t>
       </w:r>
       <w:r>
         <w:rPr>
-          <w:sz w:val="24"/>
+          <w:szCs w:val="26"/>
         </w:rPr>
         <w:t>.</w:t>
       </w:r>
@@ -9208,26 +9150,26 @@
           <w:numId w:val="10"/>
         </w:numPr>
         <w:rPr>
-          <w:sz w:val="24"/>
+          <w:szCs w:val="26"/>
         </w:rPr>
       </w:pPr>
       <w:r>
         <w:rPr>
           <w:b/>
           <w:bCs/>
-          <w:sz w:val="24"/>
+          <w:szCs w:val="26"/>
         </w:rPr>
         <w:t xml:space="preserve">Báo cáo và thống kê: </w:t>
       </w:r>
       <w:r>
         <w:rPr>
-          <w:sz w:val="24"/>
+          <w:szCs w:val="26"/>
         </w:rPr>
         <w:t>Hệ thống tổng hợp dữ liệu đã lưu trữ để hỗ trợ quản lý và đánh giá hoạt động của cửa hàng. Các nội dung có thể thống kê gồm số lượng khách hàng, thú cưng, sản phẩm, dịch vụ, tình hình tồn kho, số lượng lịch hẹn, số lượng hóa đơn và doanh thu từ bán sản phẩm và cung cấp dịch vụ theo khoảng thời gian</w:t>
       </w:r>
       <w:r>
         <w:rPr>
-          <w:sz w:val="24"/>
+          <w:szCs w:val="26"/>
         </w:rPr>
         <w:t>.</w:t>
       </w:r>
@@ -9236,7 +9178,7 @@
       <w:pPr>
         <w:pStyle w:val="Heading2"/>
       </w:pPr>
-      <w:bookmarkStart w:id="24" w:name="_Toc238642603"/>
+      <w:bookmarkStart w:id="24" w:name="_Toc238646969"/>
       <w:r>
         <w:t>Yêu cầu phi chức năng:</w:t>
       </w:r>
@@ -9246,9 +9188,11 @@
       <w:pPr>
         <w:pStyle w:val="Heading3"/>
       </w:pPr>
+      <w:bookmarkStart w:id="25" w:name="_Toc238646970"/>
       <w:r>
         <w:t>Hiệu Suất</w:t>
       </w:r>
+      <w:bookmarkEnd w:id="25"/>
     </w:p>
     <w:p>
       <w:pPr>
@@ -9298,6 +9242,7 @@
         <w:rPr>
           <w:szCs w:val="26"/>
         </w:rPr>
+        <w:lastRenderedPageBreak/>
         <w:t>Khi lập hóa đơn, hệ thống phải hoàn thành việc lưu hóa đơn và cập nhật tồn kho trong cùng một giao dịch cơ sở dữ liệu, với thời gian xử lý không vượt quá 3 giây trong điều kiện dữ liệu hợp lệ</w:t>
       </w:r>
       <w:r>
@@ -9308,9 +9253,11 @@
       <w:pPr>
         <w:pStyle w:val="Heading3"/>
       </w:pPr>
+      <w:bookmarkStart w:id="26" w:name="_Toc238646971"/>
       <w:r>
         <w:t>Tính tương thích</w:t>
       </w:r>
+      <w:bookmarkEnd w:id="26"/>
     </w:p>
     <w:p>
       <w:pPr>
@@ -9360,7 +9307,6 @@
         <w:rPr>
           <w:szCs w:val="26"/>
         </w:rPr>
-        <w:lastRenderedPageBreak/>
         <w:t>Hệ thống phải kết nối và thực hiện được các thao tác thêm, sửa, xóa, tìm kiếm và truy vấn dữ liệu trên SQL Server theo phiên bản được nhóm sử dụng</w:t>
       </w:r>
       <w:r>
@@ -9374,9 +9320,11 @@
       <w:pPr>
         <w:pStyle w:val="Heading3"/>
       </w:pPr>
+      <w:bookmarkStart w:id="27" w:name="_Toc238646972"/>
       <w:r>
         <w:t>Tính tin cậy</w:t>
       </w:r>
+      <w:bookmarkEnd w:id="27"/>
     </w:p>
     <w:p>
       <w:pPr>
@@ -9465,9 +9413,16 @@
       <w:pPr>
         <w:pStyle w:val="Heading3"/>
       </w:pPr>
-      <w:r>
-        <w:t>An toàn thông tin</w:t>
-      </w:r>
+      <w:bookmarkStart w:id="28" w:name="_Toc238646973"/>
+      <w:proofErr w:type="gramStart"/>
+      <w:r>
+        <w:t>An</w:t>
+      </w:r>
+      <w:proofErr w:type="gramEnd"/>
+      <w:r>
+        <w:t xml:space="preserve"> toàn thông tin</w:t>
+      </w:r>
+      <w:bookmarkEnd w:id="28"/>
     </w:p>
     <w:p>
       <w:pPr>
@@ -9551,11 +9506,12 @@
       <w:pPr>
         <w:pStyle w:val="Heading1"/>
       </w:pPr>
-      <w:bookmarkStart w:id="25" w:name="_Toc238642608"/>
-      <w:r>
+      <w:bookmarkStart w:id="29" w:name="_Toc238646974"/>
+      <w:r>
+        <w:lastRenderedPageBreak/>
         <w:t>CƠ SỞ LÝ THUYẾT</w:t>
       </w:r>
-      <w:bookmarkEnd w:id="25"/>
+      <w:bookmarkEnd w:id="29"/>
     </w:p>
     <w:p>
       <w:pPr>
@@ -9568,7 +9524,7 @@
           <w:color w:val="548DD4" w:themeColor="text2" w:themeTint="99"/>
         </w:rPr>
       </w:pPr>
-      <w:bookmarkStart w:id="26" w:name="_Toc169424247"/>
+      <w:bookmarkStart w:id="30" w:name="_Toc169424247"/>
       <w:bookmarkEnd w:id="1"/>
       <w:r>
         <w:rPr>
@@ -9600,11 +9556,11 @@
       <w:pPr>
         <w:pStyle w:val="Heading2"/>
       </w:pPr>
-      <w:bookmarkStart w:id="27" w:name="_Toc238642609"/>
+      <w:bookmarkStart w:id="31" w:name="_Toc238646975"/>
       <w:r>
         <w:t>Tổng quan các công nghệ sử dụng</w:t>
       </w:r>
-      <w:bookmarkEnd w:id="27"/>
+      <w:bookmarkEnd w:id="31"/>
       <w:r>
         <w:t xml:space="preserve"> </w:t>
       </w:r>
@@ -9613,11 +9569,11 @@
       <w:pPr>
         <w:pStyle w:val="Heading2"/>
       </w:pPr>
-      <w:bookmarkStart w:id="28" w:name="_Toc238642610"/>
+      <w:bookmarkStart w:id="32" w:name="_Toc238646976"/>
       <w:r>
         <w:t>Cơ sở lý thuyết về các công nghệ chính</w:t>
       </w:r>
-      <w:bookmarkEnd w:id="28"/>
+      <w:bookmarkEnd w:id="32"/>
       <w:r>
         <w:t xml:space="preserve"> </w:t>
       </w:r>
@@ -9688,12 +9644,12 @@
           <w:color w:val="FF0000"/>
         </w:rPr>
       </w:pPr>
-      <w:bookmarkStart w:id="29" w:name="_Toc238642611"/>
+      <w:bookmarkStart w:id="33" w:name="_Toc238646977"/>
       <w:r>
         <w:lastRenderedPageBreak/>
         <w:t>PHÂN TÍCH</w:t>
       </w:r>
-      <w:bookmarkEnd w:id="29"/>
+      <w:bookmarkEnd w:id="33"/>
       <w:r>
         <w:t xml:space="preserve"> </w:t>
       </w:r>
@@ -9747,12 +9703,12 @@
           <w:numId w:val="3"/>
         </w:numPr>
       </w:pPr>
-      <w:bookmarkStart w:id="30" w:name="_Toc238642612"/>
-      <w:bookmarkEnd w:id="26"/>
+      <w:bookmarkStart w:id="34" w:name="_Toc238646978"/>
+      <w:bookmarkEnd w:id="30"/>
       <w:r>
         <w:t>Mô hình UseCase tổng quát:</w:t>
       </w:r>
-      <w:bookmarkEnd w:id="30"/>
+      <w:bookmarkEnd w:id="34"/>
     </w:p>
     <w:p>
       <w:pPr>
@@ -9778,11 +9734,11 @@
       <w:pPr>
         <w:pStyle w:val="Heading2"/>
       </w:pPr>
-      <w:bookmarkStart w:id="31" w:name="_Toc238642613"/>
+      <w:bookmarkStart w:id="35" w:name="_Toc238646979"/>
       <w:r>
         <w:t>Danh sách các tác nhân và mô tả:</w:t>
       </w:r>
-      <w:bookmarkEnd w:id="31"/>
+      <w:bookmarkEnd w:id="35"/>
     </w:p>
     <w:p>
       <w:pPr>
@@ -10026,11 +9982,11 @@
       <w:pPr>
         <w:pStyle w:val="Heading2"/>
       </w:pPr>
-      <w:bookmarkStart w:id="32" w:name="_Toc238642614"/>
+      <w:bookmarkStart w:id="36" w:name="_Toc238646980"/>
       <w:r>
         <w:t>Danh sách các UseCase:</w:t>
       </w:r>
-      <w:bookmarkEnd w:id="32"/>
+      <w:bookmarkEnd w:id="36"/>
     </w:p>
     <w:p>
       <w:pPr>
@@ -10487,13 +10443,13 @@
       <w:pPr>
         <w:pStyle w:val="Heading2"/>
       </w:pPr>
-      <w:bookmarkStart w:id="33" w:name="_Toc83627364"/>
-      <w:bookmarkStart w:id="34" w:name="_Toc238642615"/>
+      <w:bookmarkStart w:id="37" w:name="_Toc83627364"/>
+      <w:bookmarkStart w:id="38" w:name="_Toc238646981"/>
       <w:r>
         <w:t>ĐẶC TẢ CÁC YÊU CẦU CHỨC NĂNG (FUNCTIONAL)</w:t>
       </w:r>
-      <w:bookmarkEnd w:id="33"/>
-      <w:bookmarkEnd w:id="34"/>
+      <w:bookmarkEnd w:id="37"/>
+      <w:bookmarkEnd w:id="38"/>
     </w:p>
     <w:p>
       <w:pPr>
@@ -10517,16 +10473,16 @@
       <w:pPr>
         <w:pStyle w:val="Heading3"/>
       </w:pPr>
-      <w:bookmarkStart w:id="35" w:name="_Toc207611056"/>
-      <w:bookmarkStart w:id="36" w:name="_Toc83627365"/>
-      <w:bookmarkStart w:id="37" w:name="_Toc238642616"/>
+      <w:bookmarkStart w:id="39" w:name="_Toc207611056"/>
+      <w:bookmarkStart w:id="40" w:name="_Toc83627365"/>
+      <w:bookmarkStart w:id="41" w:name="_Toc238646982"/>
       <w:r>
         <w:lastRenderedPageBreak/>
         <w:t>UC001_Tên use case</w:t>
       </w:r>
-      <w:bookmarkEnd w:id="35"/>
-      <w:bookmarkEnd w:id="36"/>
-      <w:bookmarkEnd w:id="37"/>
+      <w:bookmarkEnd w:id="39"/>
+      <w:bookmarkEnd w:id="40"/>
+      <w:bookmarkEnd w:id="41"/>
       <w:r>
         <w:t xml:space="preserve"> </w:t>
       </w:r>
@@ -10535,13 +10491,13 @@
       <w:pPr>
         <w:pStyle w:val="Heading4"/>
       </w:pPr>
-      <w:bookmarkStart w:id="38" w:name="_Toc207611057"/>
-      <w:bookmarkStart w:id="39" w:name="_Toc83627366"/>
+      <w:bookmarkStart w:id="42" w:name="_Toc207611057"/>
+      <w:bookmarkStart w:id="43" w:name="_Toc83627366"/>
       <w:r>
         <w:t>Mô tả use case UC001</w:t>
       </w:r>
-      <w:bookmarkEnd w:id="38"/>
-      <w:bookmarkEnd w:id="39"/>
+      <w:bookmarkEnd w:id="42"/>
+      <w:bookmarkEnd w:id="43"/>
     </w:p>
     <w:tbl>
       <w:tblPr>
@@ -11089,7 +11045,7 @@
           <w:lang w:val="pt-BR"/>
         </w:rPr>
       </w:pPr>
-      <w:bookmarkStart w:id="40" w:name="_Toc207611059"/>
+      <w:bookmarkStart w:id="44" w:name="_Toc207611059"/>
       <w:r>
         <w:rPr>
           <w:i/>
@@ -11119,15 +11075,15 @@
       <w:pPr>
         <w:pStyle w:val="Heading3"/>
       </w:pPr>
-      <w:bookmarkStart w:id="41" w:name="_Toc83627368"/>
-      <w:bookmarkStart w:id="42" w:name="_Toc238642617"/>
+      <w:bookmarkStart w:id="45" w:name="_Toc83627368"/>
+      <w:bookmarkStart w:id="46" w:name="_Toc238646983"/>
       <w:r>
         <w:lastRenderedPageBreak/>
         <w:t>UC002_Tên use case</w:t>
       </w:r>
-      <w:bookmarkEnd w:id="40"/>
-      <w:bookmarkEnd w:id="41"/>
-      <w:bookmarkEnd w:id="42"/>
+      <w:bookmarkEnd w:id="44"/>
+      <w:bookmarkEnd w:id="45"/>
+      <w:bookmarkEnd w:id="46"/>
       <w:r>
         <w:t xml:space="preserve"> </w:t>
       </w:r>
@@ -11136,13 +11092,13 @@
       <w:pPr>
         <w:pStyle w:val="Heading4"/>
       </w:pPr>
-      <w:bookmarkStart w:id="43" w:name="_Toc207611060"/>
-      <w:bookmarkStart w:id="44" w:name="_Toc83627369"/>
+      <w:bookmarkStart w:id="47" w:name="_Toc207611060"/>
+      <w:bookmarkStart w:id="48" w:name="_Toc83627369"/>
       <w:r>
         <w:t>Mô tả use case UC002</w:t>
       </w:r>
-      <w:bookmarkEnd w:id="43"/>
-      <w:bookmarkEnd w:id="44"/>
+      <w:bookmarkEnd w:id="47"/>
+      <w:bookmarkEnd w:id="48"/>
     </w:p>
     <w:tbl>
       <w:tblPr>
@@ -11653,7 +11609,7 @@
       <w:pPr>
         <w:pStyle w:val="Heading3"/>
       </w:pPr>
-      <w:bookmarkStart w:id="45" w:name="_Toc238642618"/>
+      <w:bookmarkStart w:id="49" w:name="_Toc238646984"/>
       <w:r>
         <w:lastRenderedPageBreak/>
         <w:t>UC00</w:t>
@@ -11664,7 +11620,7 @@
       <w:r>
         <w:t>_Tên use case</w:t>
       </w:r>
-      <w:bookmarkEnd w:id="45"/>
+      <w:bookmarkEnd w:id="49"/>
       <w:r>
         <w:t xml:space="preserve"> </w:t>
       </w:r>
@@ -12194,25 +12150,25 @@
           <w:numId w:val="0"/>
         </w:numPr>
       </w:pPr>
-      <w:bookmarkStart w:id="46" w:name="_Toc238642619"/>
+      <w:bookmarkStart w:id="50" w:name="_Toc238646985"/>
       <w:r>
         <w:t>CHƯƠNG 3</w:t>
       </w:r>
       <w:r>
         <w:t>:</w:t>
       </w:r>
-      <w:bookmarkStart w:id="47" w:name="_Toc169424250"/>
+      <w:bookmarkStart w:id="51" w:name="_Toc169424250"/>
       <w:r>
         <w:t xml:space="preserve"> </w:t>
       </w:r>
       <w:r>
         <w:t xml:space="preserve">THIẾT KẾ VÀ </w:t>
       </w:r>
-      <w:bookmarkEnd w:id="47"/>
+      <w:bookmarkEnd w:id="51"/>
       <w:r>
         <w:t>HIỆN THỰC</w:t>
       </w:r>
-      <w:bookmarkEnd w:id="46"/>
+      <w:bookmarkEnd w:id="50"/>
     </w:p>
     <w:p>
       <w:pPr>
@@ -12239,36 +12195,36 @@
           <w:numId w:val="6"/>
         </w:numPr>
       </w:pPr>
-      <w:bookmarkStart w:id="48" w:name="_Toc238642620"/>
+      <w:bookmarkStart w:id="52" w:name="_Toc238646986"/>
       <w:r>
         <w:t>Thiết kế sơ đồ lớp</w:t>
       </w:r>
       <w:r>
         <w:t xml:space="preserve"> (Class Diagram)</w:t>
       </w:r>
-      <w:bookmarkEnd w:id="48"/>
+      <w:bookmarkEnd w:id="52"/>
     </w:p>
     <w:p/>
     <w:p>
       <w:pPr>
         <w:pStyle w:val="Heading3"/>
       </w:pPr>
-      <w:bookmarkStart w:id="49" w:name="_Toc238642621"/>
+      <w:bookmarkStart w:id="53" w:name="_Toc238646987"/>
       <w:r>
         <w:t>Class Driagram</w:t>
       </w:r>
-      <w:bookmarkEnd w:id="49"/>
+      <w:bookmarkEnd w:id="53"/>
     </w:p>
     <w:p/>
     <w:p>
       <w:pPr>
         <w:pStyle w:val="Heading3"/>
       </w:pPr>
-      <w:bookmarkStart w:id="50" w:name="_Toc238642622"/>
+      <w:bookmarkStart w:id="54" w:name="_Toc238646988"/>
       <w:r>
         <w:t>Đặt tả Class Diagram</w:t>
       </w:r>
-      <w:bookmarkEnd w:id="50"/>
+      <w:bookmarkEnd w:id="54"/>
     </w:p>
     <w:p>
       <w:pPr>
@@ -13794,8 +13750,16 @@
               <w:rPr>
                 <w:sz w:val="24"/>
               </w:rPr>
-              <w:t>Phát sinh day số theo quy luật…..</w:t>
+              <w:t>Phát sinh day số theo quy luật</w:t>
             </w:r>
+            <w:proofErr w:type="gramStart"/>
+            <w:r>
+              <w:rPr>
+                <w:sz w:val="24"/>
+              </w:rPr>
+              <w:t>…..</w:t>
+            </w:r>
+            <w:proofErr w:type="gramEnd"/>
           </w:p>
         </w:tc>
         <w:tc>
@@ -14985,17 +14949,17 @@
       <w:pPr>
         <w:pStyle w:val="Heading2"/>
       </w:pPr>
-      <w:bookmarkStart w:id="51" w:name="_Toc238642623"/>
+      <w:bookmarkStart w:id="55" w:name="_Toc238646989"/>
       <w:r>
         <w:t>Thiết kế Cơ Sở Dữ Liệu</w:t>
       </w:r>
-      <w:bookmarkEnd w:id="51"/>
+      <w:bookmarkEnd w:id="55"/>
     </w:p>
     <w:p>
       <w:pPr>
         <w:pStyle w:val="Heading3"/>
       </w:pPr>
-      <w:bookmarkStart w:id="52" w:name="_Toc238642624"/>
+      <w:bookmarkStart w:id="56" w:name="_Toc238646990"/>
       <w:r>
         <w:t xml:space="preserve">Sơ đồ </w:t>
       </w:r>
@@ -15014,7 +14978,7 @@
       <w:r>
         <w:t>)</w:t>
       </w:r>
-      <w:bookmarkEnd w:id="52"/>
+      <w:bookmarkEnd w:id="56"/>
     </w:p>
     <w:p>
       <w:r>
@@ -15022,7 +14986,7 @@
           <w:noProof/>
         </w:rPr>
         <w:drawing>
-          <wp:inline distT="0" distB="0" distL="0" distR="0" wp14:anchorId="7BB8721A" wp14:editId="5AD571AA">
+          <wp:inline distT="0" distB="0" distL="0" distR="0" wp14:anchorId="7BB8721A" wp14:editId="27FF41EE">
             <wp:extent cx="1639614" cy="589327"/>
             <wp:effectExtent l="0" t="0" r="0" b="0"/>
             <wp:docPr id="972141918" name="Picture 1"/>
@@ -15069,7 +15033,7 @@
       <w:pPr>
         <w:pStyle w:val="Heading3"/>
       </w:pPr>
-      <w:bookmarkStart w:id="53" w:name="_Toc238642625"/>
+      <w:bookmarkStart w:id="57" w:name="_Toc238646991"/>
       <w:r>
         <w:rPr>
           <w:rFonts w:cs="Times New Roman"/>
@@ -15079,7 +15043,7 @@
       <w:r>
         <w:t>:</w:t>
       </w:r>
-      <w:bookmarkEnd w:id="53"/>
+      <w:bookmarkEnd w:id="57"/>
     </w:p>
     <w:p>
       <w:pPr>
@@ -15125,14 +15089,14 @@
       <w:pPr>
         <w:pStyle w:val="Heading3"/>
       </w:pPr>
-      <w:bookmarkStart w:id="54" w:name="_Toc238642626"/>
+      <w:bookmarkStart w:id="58" w:name="_Toc238646992"/>
       <w:r>
         <w:t>Các ràng buộc toàn vẹn trong CSDL</w:t>
       </w:r>
       <w:r>
         <w:t>:</w:t>
       </w:r>
-      <w:bookmarkEnd w:id="54"/>
+      <w:bookmarkEnd w:id="58"/>
       <w:r>
         <w:t xml:space="preserve"> </w:t>
       </w:r>
@@ -15152,7 +15116,7 @@
       <w:pPr>
         <w:pStyle w:val="Heading2"/>
       </w:pPr>
-      <w:bookmarkStart w:id="55" w:name="_Toc238642627"/>
+      <w:bookmarkStart w:id="59" w:name="_Toc238646993"/>
       <w:r>
         <w:rPr>
           <w:rFonts w:cs="Times New Roman"/>
@@ -15166,7 +15130,7 @@
       <w:r>
         <w:t>:</w:t>
       </w:r>
-      <w:bookmarkEnd w:id="55"/>
+      <w:bookmarkEnd w:id="59"/>
     </w:p>
     <w:p>
       <w:pPr>
@@ -15253,7 +15217,7 @@
           </mc:Choice>
           <mc:Fallback>
             <w:pict>
-              <v:rect w14:anchorId="581D0984" id="Rectangle 10" o:spid="_x0000_s1026" style="position:absolute;margin-left:9.95pt;margin-top:157.05pt;width:47.5pt;height:19pt;z-index:251666432;visibility:visible;mso-wrap-style:square;mso-height-percent:0;mso-wrap-distance-left:9pt;mso-wrap-distance-top:0;mso-wrap-distance-right:9pt;mso-wrap-distance-bottom:0;mso-position-horizontal:absolute;mso-position-horizontal-relative:text;mso-position-vertical:absolute;mso-position-vertical-relative:text;mso-height-percent:0;mso-height-relative:margin;v-text-anchor:middle" o:gfxdata="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" fillcolor="#fabf8f [1945]" strokecolor="#243f60 [1604]" strokeweight="2pt"/>
+              <v:rect w14:anchorId="5700B04B" id="Rectangle 10" o:spid="_x0000_s1026" style="position:absolute;margin-left:9.95pt;margin-top:157.05pt;width:47.5pt;height:19pt;z-index:251666432;visibility:visible;mso-wrap-style:square;mso-height-percent:0;mso-wrap-distance-left:9pt;mso-wrap-distance-top:0;mso-wrap-distance-right:9pt;mso-wrap-distance-bottom:0;mso-position-horizontal:absolute;mso-position-horizontal-relative:text;mso-position-vertical:absolute;mso-position-vertical-relative:text;mso-height-percent:0;mso-height-relative:margin;v-text-anchor:middle" o:gfxdata="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" fillcolor="#fabf8f [1945]" strokecolor="#243f60 [1604]" strokeweight="2pt"/>
             </w:pict>
           </mc:Fallback>
         </mc:AlternateContent>
@@ -15327,7 +15291,7 @@
           </mc:Choice>
           <mc:Fallback>
             <w:pict>
-              <v:rect w14:anchorId="403547DE" id="Rectangle 11" o:spid="_x0000_s1026" style="position:absolute;margin-left:10.25pt;margin-top:180.3pt;width:47.5pt;height:19pt;z-index:251667456;visibility:visible;mso-wrap-style:square;mso-height-percent:0;mso-wrap-distance-left:9pt;mso-wrap-distance-top:0;mso-wrap-distance-right:9pt;mso-wrap-distance-bottom:0;mso-position-horizontal:absolute;mso-position-horizontal-relative:text;mso-position-vertical:absolute;mso-position-vertical-relative:text;mso-height-percent:0;mso-height-relative:margin;v-text-anchor:middle" o:gfxdata="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" fillcolor="#c00000" strokecolor="#243f60 [1604]" strokeweight="2pt"/>
+              <v:rect w14:anchorId="1A59B2A3" id="Rectangle 11" o:spid="_x0000_s1026" style="position:absolute;margin-left:10.25pt;margin-top:180.3pt;width:47.5pt;height:19pt;z-index:251667456;visibility:visible;mso-wrap-style:square;mso-height-percent:0;mso-wrap-distance-left:9pt;mso-wrap-distance-top:0;mso-wrap-distance-right:9pt;mso-wrap-distance-bottom:0;mso-position-horizontal:absolute;mso-position-horizontal-relative:text;mso-position-vertical:absolute;mso-position-vertical-relative:text;mso-height-percent:0;mso-height-relative:margin;v-text-anchor:middle" o:gfxdata="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" fillcolor="#c00000" strokecolor="#243f60 [1604]" strokeweight="2pt"/>
             </w:pict>
           </mc:Fallback>
         </mc:AlternateContent>
@@ -15403,7 +15367,7 @@
           </mc:Choice>
           <mc:Fallback>
             <w:pict>
-              <v:rect w14:anchorId="0BFABDF4" id="Rectangle 13" o:spid="_x0000_s1026" style="position:absolute;margin-left:10.3pt;margin-top:130.8pt;width:47.55pt;height:19pt;z-index:251668480;visibility:visible;mso-wrap-style:square;mso-height-percent:0;mso-wrap-distance-left:9pt;mso-wrap-distance-top:0;mso-wrap-distance-right:9pt;mso-wrap-distance-bottom:0;mso-position-horizontal:absolute;mso-position-horizontal-relative:text;mso-position-vertical:absolute;mso-position-vertical-relative:text;mso-height-percent:0;mso-height-relative:margin;v-text-anchor:middle" o:gfxdata="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" fillcolor="#365f91 [2404]" strokecolor="#243f60 [1604]" strokeweight="2pt"/>
+              <v:rect w14:anchorId="3672207B" id="Rectangle 13" o:spid="_x0000_s1026" style="position:absolute;margin-left:10.3pt;margin-top:130.8pt;width:47.55pt;height:19pt;z-index:251668480;visibility:visible;mso-wrap-style:square;mso-height-percent:0;mso-wrap-distance-left:9pt;mso-wrap-distance-top:0;mso-wrap-distance-right:9pt;mso-wrap-distance-bottom:0;mso-position-horizontal:absolute;mso-position-horizontal-relative:text;mso-position-vertical:absolute;mso-position-vertical-relative:text;mso-height-percent:0;mso-height-relative:margin;v-text-anchor:middle" o:gfxdata="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" fillcolor="#365f91 [2404]" strokecolor="#243f60 [1604]" strokeweight="2pt"/>
             </w:pict>
           </mc:Fallback>
         </mc:AlternateContent>
@@ -15485,7 +15449,7 @@
       <w:pPr>
         <w:pStyle w:val="Heading2"/>
       </w:pPr>
-      <w:bookmarkStart w:id="56" w:name="_Toc238642628"/>
+      <w:bookmarkStart w:id="60" w:name="_Toc238646994"/>
       <w:r>
         <w:rPr>
           <w:rFonts w:eastAsiaTheme="minorEastAsia"/>
@@ -15498,7 +15462,7 @@
       <w:r>
         <w:t>:</w:t>
       </w:r>
-      <w:bookmarkEnd w:id="56"/>
+      <w:bookmarkEnd w:id="60"/>
     </w:p>
     <w:p>
       <w:pPr>
@@ -15526,14 +15490,14 @@
       <w:pPr>
         <w:pStyle w:val="Heading3"/>
       </w:pPr>
-      <w:bookmarkStart w:id="57" w:name="_Toc238642629"/>
+      <w:bookmarkStart w:id="61" w:name="_Toc238646995"/>
       <w:r>
         <w:t>M</w:t>
       </w:r>
       <w:r>
         <w:t>àn hình chính</w:t>
       </w:r>
-      <w:bookmarkEnd w:id="57"/>
+      <w:bookmarkEnd w:id="61"/>
     </w:p>
     <w:p>
       <w:pPr>
@@ -15561,11 +15525,11 @@
       <w:pPr>
         <w:pStyle w:val="Heading3"/>
       </w:pPr>
-      <w:bookmarkStart w:id="58" w:name="_Toc238642630"/>
+      <w:bookmarkStart w:id="62" w:name="_Toc238646996"/>
       <w:r>
         <w:t>Màn hình tra cứu thông tin sách:</w:t>
       </w:r>
-      <w:bookmarkEnd w:id="58"/>
+      <w:bookmarkEnd w:id="62"/>
     </w:p>
     <w:p>
       <w:pPr>
@@ -15653,7 +15617,7 @@
           </mc:Choice>
           <mc:Fallback>
             <w:pict>
-              <v:rect w14:anchorId="27C44687" id="Rectangle 14" o:spid="_x0000_s1026" style="position:absolute;margin-left:127.45pt;margin-top:90.65pt;width:189.9pt;height:73.9pt;z-index:251664384;visibility:visible;mso-wrap-style:square;mso-wrap-distance-left:9pt;mso-wrap-distance-top:0;mso-wrap-distance-right:9pt;mso-wrap-distance-bottom:0;mso-position-horizontal:absolute;mso-position-horizontal-relative:text;mso-position-vertical:absolute;mso-position-vertical-relative:text;v-text-anchor:middle" o:gfxdata="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" filled="f" strokecolor="#f79646 [3209]" strokeweight="3pt"/>
+              <v:rect w14:anchorId="0FD5A2C3" id="Rectangle 14" o:spid="_x0000_s1026" style="position:absolute;margin-left:127.45pt;margin-top:90.65pt;width:189.9pt;height:73.9pt;z-index:251664384;visibility:visible;mso-wrap-style:square;mso-wrap-distance-left:9pt;mso-wrap-distance-top:0;mso-wrap-distance-right:9pt;mso-wrap-distance-bottom:0;mso-position-horizontal:absolute;mso-position-horizontal-relative:text;mso-position-vertical:absolute;mso-position-vertical-relative:text;v-text-anchor:middle" o:gfxdata="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" filled="f" strokecolor="#f79646 [3209]" strokeweight="3pt"/>
             </w:pict>
           </mc:Fallback>
         </mc:AlternateContent>
@@ -16195,7 +16159,7 @@
           </mc:Choice>
           <mc:Fallback>
             <w:pict>
-              <v:shapetype w14:anchorId="365E25BC" id="_x0000_t88" coordsize="21600,21600" o:spt="88" adj="1800,10800" path="m,qx10800@0l10800@2qy21600@11,10800@3l10800@1qy,21600e" filled="f">
+              <v:shapetype w14:anchorId="7EB89856" id="_x0000_t88" coordsize="21600,21600" o:spt="88" adj="1800,10800" path="m,qx10800@0l10800@2qy21600@11,10800@3l10800@1qy,21600e" filled="f">
                 <v:formulas>
                   <v:f eqn="val #0"/>
                   <v:f eqn="sum 21600 0 #0"/>
@@ -16407,8 +16371,17 @@
           <w:sz w:val="22"/>
           <w:szCs w:val="22"/>
         </w:rPr>
-        <w:t>: màn hình …………..</w:t>
-      </w:r>
+        <w:t>: màn hình ………</w:t>
+      </w:r>
+      <w:proofErr w:type="gramStart"/>
+      <w:r>
+        <w:rPr>
+          <w:sz w:val="22"/>
+          <w:szCs w:val="22"/>
+        </w:rPr>
+        <w:t>…..</w:t>
+      </w:r>
+      <w:proofErr w:type="gramEnd"/>
     </w:p>
     <w:p>
       <w:pPr>
@@ -16438,7 +16411,7 @@
       <w:pPr>
         <w:pStyle w:val="Heading2"/>
       </w:pPr>
-      <w:bookmarkStart w:id="59" w:name="_Toc238642631"/>
+      <w:bookmarkStart w:id="63" w:name="_Toc238646997"/>
       <w:r>
         <w:lastRenderedPageBreak/>
         <w:t>Kiểm thử chức năng ứng dụng</w:t>
@@ -16446,7 +16419,7 @@
       <w:r>
         <w:t>:</w:t>
       </w:r>
-      <w:bookmarkEnd w:id="59"/>
+      <w:bookmarkEnd w:id="63"/>
     </w:p>
     <w:p>
       <w:pPr>
@@ -16456,7 +16429,7 @@
           <w:webHidden/>
         </w:rPr>
       </w:pPr>
-      <w:bookmarkStart w:id="60" w:name="_Toc238642632"/>
+      <w:bookmarkStart w:id="64" w:name="_Toc238646998"/>
       <w:r>
         <w:rPr>
           <w:rFonts w:eastAsiaTheme="minorEastAsia"/>
@@ -16464,7 +16437,7 @@
         </w:rPr>
         <w:t>Yêu cầu tài nguyên cho kiểm thử ứng dụng</w:t>
       </w:r>
-      <w:bookmarkEnd w:id="60"/>
+      <w:bookmarkEnd w:id="64"/>
     </w:p>
     <w:p>
       <w:pPr>
@@ -16506,7 +16479,7 @@
           <w:webHidden/>
         </w:rPr>
       </w:pPr>
-      <w:bookmarkStart w:id="61" w:name="_Toc238642633"/>
+      <w:bookmarkStart w:id="65" w:name="_Toc238646999"/>
       <w:r>
         <w:rPr>
           <w:rFonts w:eastAsiaTheme="minorEastAsia"/>
@@ -16514,17 +16487,17 @@
         </w:rPr>
         <w:t>Danh sách các tình huống kiểm thử:</w:t>
       </w:r>
-      <w:bookmarkEnd w:id="61"/>
+      <w:bookmarkEnd w:id="65"/>
     </w:p>
     <w:p>
       <w:pPr>
         <w:pStyle w:val="Heading3"/>
       </w:pPr>
-      <w:bookmarkStart w:id="62" w:name="_Toc238642634"/>
+      <w:bookmarkStart w:id="66" w:name="_Toc238647000"/>
       <w:r>
         <w:t>Test report</w:t>
       </w:r>
-      <w:bookmarkEnd w:id="62"/>
+      <w:bookmarkEnd w:id="66"/>
     </w:p>
     <w:p>
       <w:pPr>
@@ -16570,8 +16543,8 @@
         <w:ind w:left="2411"/>
         <w:jc w:val="both"/>
       </w:pPr>
-      <w:bookmarkStart w:id="63" w:name="_Toc169424253"/>
-      <w:bookmarkStart w:id="64" w:name="_Toc238642635"/>
+      <w:bookmarkStart w:id="67" w:name="_Toc169424253"/>
+      <w:bookmarkStart w:id="68" w:name="_Toc238647001"/>
       <w:r>
         <w:t>CHƯƠNG 4</w:t>
       </w:r>
@@ -16584,8 +16557,8 @@
       <w:r>
         <w:t>KẾT LUẬN</w:t>
       </w:r>
-      <w:bookmarkEnd w:id="63"/>
-      <w:bookmarkEnd w:id="64"/>
+      <w:bookmarkEnd w:id="67"/>
+      <w:bookmarkEnd w:id="68"/>
     </w:p>
     <w:p>
       <w:pPr>
@@ -16595,14 +16568,14 @@
           <w:numId w:val="0"/>
         </w:numPr>
       </w:pPr>
-      <w:bookmarkStart w:id="65" w:name="_Toc238642636"/>
+      <w:bookmarkStart w:id="69" w:name="_Toc238647002"/>
       <w:r>
         <w:t xml:space="preserve">4.1 </w:t>
       </w:r>
       <w:r>
         <w:t>Kết quả đạt được</w:t>
       </w:r>
-      <w:bookmarkEnd w:id="65"/>
+      <w:bookmarkEnd w:id="69"/>
     </w:p>
     <w:p>
       <w:pPr>
@@ -16654,14 +16627,14 @@
           <w:numId w:val="0"/>
         </w:numPr>
       </w:pPr>
-      <w:bookmarkStart w:id="66" w:name="_Toc238642637"/>
+      <w:bookmarkStart w:id="70" w:name="_Toc238647003"/>
       <w:r>
         <w:t xml:space="preserve">4.2 </w:t>
       </w:r>
       <w:r>
         <w:t>Hạn chế của đồ án</w:t>
       </w:r>
-      <w:bookmarkEnd w:id="66"/>
+      <w:bookmarkEnd w:id="70"/>
     </w:p>
     <w:p>
       <w:pPr>
@@ -16729,14 +16702,14 @@
           <w:numId w:val="0"/>
         </w:numPr>
       </w:pPr>
-      <w:bookmarkStart w:id="67" w:name="_Toc238642638"/>
+      <w:bookmarkStart w:id="71" w:name="_Toc238647004"/>
       <w:r>
         <w:t xml:space="preserve">4.3 </w:t>
       </w:r>
       <w:r>
         <w:t>Hướng phát triển</w:t>
       </w:r>
-      <w:bookmarkEnd w:id="67"/>
+      <w:bookmarkEnd w:id="71"/>
     </w:p>
     <w:p>
       <w:pPr>
@@ -16805,13 +16778,13 @@
           <w:numId w:val="0"/>
         </w:numPr>
       </w:pPr>
-      <w:bookmarkStart w:id="68" w:name="_Toc238642639"/>
-      <w:bookmarkStart w:id="69" w:name="_Toc169424254"/>
+      <w:bookmarkStart w:id="72" w:name="_Toc238647005"/>
+      <w:bookmarkStart w:id="73" w:name="_Toc169424254"/>
       <w:r>
         <w:lastRenderedPageBreak/>
         <w:t>CHƯƠNG 5: KHỞI NGHIỆP</w:t>
       </w:r>
-      <w:bookmarkEnd w:id="68"/>
+      <w:bookmarkEnd w:id="72"/>
     </w:p>
     <w:p>
       <w:pPr>
@@ -16865,8 +16838,8 @@
           <w:szCs w:val="26"/>
         </w:rPr>
       </w:pPr>
-      <w:bookmarkStart w:id="70" w:name="_Toc162955866"/>
-      <w:bookmarkStart w:id="71" w:name="_Toc238642640"/>
+      <w:bookmarkStart w:id="74" w:name="_Toc162955866"/>
+      <w:bookmarkStart w:id="75" w:name="_Toc238647006"/>
       <w:r>
         <w:t>Giải thích k</w:t>
       </w:r>
@@ -16885,8 +16858,8 @@
         </w:rPr>
         <w:t>:</w:t>
       </w:r>
-      <w:bookmarkEnd w:id="70"/>
-      <w:bookmarkEnd w:id="71"/>
+      <w:bookmarkEnd w:id="74"/>
+      <w:bookmarkEnd w:id="75"/>
     </w:p>
     <w:p/>
     <w:p>
@@ -16896,8 +16869,8 @@
           <w:szCs w:val="26"/>
         </w:rPr>
       </w:pPr>
-      <w:bookmarkStart w:id="72" w:name="_Toc162955867"/>
-      <w:bookmarkStart w:id="73" w:name="_Toc238642641"/>
+      <w:bookmarkStart w:id="76" w:name="_Toc162955867"/>
+      <w:bookmarkStart w:id="77" w:name="_Toc238647007"/>
       <w:r>
         <w:t xml:space="preserve">Dự án của các </w:t>
       </w:r>
@@ -16913,8 +16886,8 @@
         </w:rPr>
         <w:t>:</w:t>
       </w:r>
-      <w:bookmarkEnd w:id="72"/>
-      <w:bookmarkEnd w:id="73"/>
+      <w:bookmarkEnd w:id="76"/>
+      <w:bookmarkEnd w:id="77"/>
     </w:p>
     <w:p/>
     <w:p>
@@ -16930,8 +16903,8 @@
           <w:szCs w:val="28"/>
         </w:rPr>
       </w:pPr>
-      <w:bookmarkStart w:id="74" w:name="_Toc238642642"/>
-      <w:bookmarkStart w:id="75" w:name="_Toc162955868"/>
+      <w:bookmarkStart w:id="78" w:name="_Toc238647008"/>
+      <w:bookmarkStart w:id="79" w:name="_Toc162955868"/>
       <w:r>
         <w:t xml:space="preserve">Dự án của </w:t>
       </w:r>
@@ -16947,7 +16920,7 @@
         </w:rPr>
         <w:t>?</w:t>
       </w:r>
-      <w:bookmarkEnd w:id="74"/>
+      <w:bookmarkEnd w:id="78"/>
     </w:p>
     <w:p>
       <w:pPr>
@@ -16974,7 +16947,7 @@
         </w:rPr>
         <w:t xml:space="preserve"> những ý tưởng mà em cho là hay, sáng tạo</w:t>
       </w:r>
-      <w:bookmarkEnd w:id="75"/>
+      <w:bookmarkEnd w:id="79"/>
       <w:r>
         <w:rPr>
           <w:rFonts w:cs="Arial"/>
@@ -17019,12 +16992,12 @@
           <w:numId w:val="0"/>
         </w:numPr>
       </w:pPr>
-      <w:bookmarkStart w:id="76" w:name="_Toc238642643"/>
+      <w:bookmarkStart w:id="80" w:name="_Toc238647009"/>
       <w:r>
         <w:t>TÀI LIỆU THAM KHẢO</w:t>
       </w:r>
-      <w:bookmarkEnd w:id="69"/>
-      <w:bookmarkEnd w:id="76"/>
+      <w:bookmarkEnd w:id="73"/>
+      <w:bookmarkEnd w:id="80"/>
     </w:p>
     <w:p>
       <w:r>
@@ -17054,8 +17027,13 @@
     </w:p>
     <w:p>
       <w:r>
-        <w:t>- Tài liệu không có tên tác giả: xếp thứ tự theo bảng chữ cái đối với từ đầu tiên của tên cơ quan đã ấn hành tài liệu, ví dụ: Viện Khoa học Việt nam xếp vào vần V, Trung tâm Chọn Giống Lúa vần T,..</w:t>
-      </w:r>
+        <w:t xml:space="preserve">- Tài liệu không có tên tác giả: xếp thứ tự theo bảng chữ cái đối với từ đầu tiên của tên cơ quan đã ấn hành tài liệu, ví dụ: Viện Khoa học Việt nam xếp vào vần V, Trung tâm Chọn Giống Lúa vần </w:t>
+      </w:r>
+      <w:proofErr w:type="gramStart"/>
+      <w:r>
+        <w:t>T,..</w:t>
+      </w:r>
+      <w:proofErr w:type="gramEnd"/>
     </w:p>
     <w:p>
       <w:r>
@@ -17187,7 +17165,7 @@
           <w:noProof/>
         </w:rPr>
         <w:drawing>
-          <wp:inline distT="0" distB="0" distL="0" distR="0" wp14:anchorId="5CE39CCD" wp14:editId="448C70F0">
+          <wp:inline distT="0" distB="0" distL="0" distR="0" wp14:anchorId="5CE39CCD" wp14:editId="1D502DF1">
             <wp:extent cx="5580380" cy="3687445"/>
             <wp:effectExtent l="0" t="0" r="0" b="0"/>
             <wp:docPr id="2" name="Picture 2" descr="A close-up of a document&#10;&#10;Description automatically generated"/>
@@ -17237,14 +17215,14 @@
           <w:numId w:val="0"/>
         </w:numPr>
       </w:pPr>
-      <w:bookmarkStart w:id="77" w:name="_Toc169424255"/>
-      <w:bookmarkStart w:id="78" w:name="_Toc238642644"/>
+      <w:bookmarkStart w:id="81" w:name="_Toc169424255"/>
+      <w:bookmarkStart w:id="82" w:name="_Toc238647010"/>
       <w:r>
         <w:lastRenderedPageBreak/>
         <w:t>PHỤ LỤC</w:t>
       </w:r>
-      <w:bookmarkEnd w:id="77"/>
-      <w:bookmarkEnd w:id="78"/>
+      <w:bookmarkEnd w:id="81"/>
+      <w:bookmarkEnd w:id="82"/>
     </w:p>
     <w:p>
       <w:pPr>
@@ -17255,11 +17233,11 @@
         </w:numPr>
         <w:ind w:left="567"/>
       </w:pPr>
-      <w:bookmarkStart w:id="79" w:name="_Toc238642645"/>
+      <w:bookmarkStart w:id="83" w:name="_Toc238647011"/>
       <w:r>
         <w:t>KẾ HOẠCH</w:t>
       </w:r>
-      <w:bookmarkEnd w:id="79"/>
+      <w:bookmarkEnd w:id="83"/>
     </w:p>
     <w:p>
       <w:pPr>
@@ -17297,11 +17275,11 @@
         </w:numPr>
         <w:ind w:left="567"/>
       </w:pPr>
-      <w:bookmarkStart w:id="80" w:name="_Toc238642646"/>
+      <w:bookmarkStart w:id="84" w:name="_Toc238647012"/>
       <w:r>
         <w:t>NHẬT KÝ</w:t>
       </w:r>
-      <w:bookmarkEnd w:id="80"/>
+      <w:bookmarkEnd w:id="84"/>
     </w:p>
     <w:p/>
     <w:sectPr>
